--- a/Technogenics_Learning/CyberSecurity.docx
+++ b/Technogenics_Learning/CyberSecurity.docx
@@ -64,14 +64,13 @@
           <w:r>
             <w:fldChar w:fldCharType="separate"/>
           </w:r>
-          <w:hyperlink w:anchor="_Toc175227269" w:history="1">
+          <w:hyperlink w:anchor="_Toc178930291" w:history="1">
             <w:r>
               <w:rPr>
                 <w:rStyle w:val="Hyperlink"/>
                 <w:noProof/>
-                <w:u w:val="none"/>
-              </w:rPr>
-              <w:t xml:space="preserve">     Type of the Attackers</w:t>
+              </w:rPr>
+              <w:t xml:space="preserve">                                                    Type of the Attackers</w:t>
             </w:r>
             <w:r>
               <w:rPr>
@@ -92,7 +91,7 @@
                 <w:noProof/>
                 <w:webHidden/>
               </w:rPr>
-              <w:instrText xml:space="preserve"> PAGEREF _Toc175227269 \h </w:instrText>
+              <w:instrText xml:space="preserve"> PAGEREF _Toc178930291 \h </w:instrText>
             </w:r>
             <w:r>
               <w:rPr>
@@ -112,7 +111,7 @@
                 <w:noProof/>
                 <w:webHidden/>
               </w:rPr>
-              <w:t>4</w:t>
+              <w:t>5</w:t>
             </w:r>
             <w:r>
               <w:rPr>
@@ -135,7 +134,7 @@
               <w:sz w:val="24"/>
             </w:rPr>
           </w:pPr>
-          <w:hyperlink w:anchor="_Toc175227270" w:history="1">
+          <w:hyperlink w:anchor="_Toc178930292" w:history="1">
             <w:r>
               <w:rPr>
                 <w:noProof/>
@@ -155,7 +154,7 @@
                 <w:noProof/>
                 <w:webHidden/>
               </w:rPr>
-              <w:instrText xml:space="preserve"> PAGEREF _Toc175227270 \h </w:instrText>
+              <w:instrText xml:space="preserve"> PAGEREF _Toc178930292 \h </w:instrText>
             </w:r>
             <w:r>
               <w:rPr>
@@ -198,12 +197,11 @@
               <w:sz w:val="24"/>
             </w:rPr>
           </w:pPr>
-          <w:hyperlink w:anchor="_Toc175227271" w:history="1">
+          <w:hyperlink w:anchor="_Toc178930293" w:history="1">
             <w:r>
               <w:rPr>
                 <w:rStyle w:val="Hyperlink"/>
                 <w:noProof/>
-                <w:u w:val="none"/>
               </w:rPr>
               <w:t>The Cube</w:t>
             </w:r>
@@ -226,7 +224,7 @@
                 <w:noProof/>
                 <w:webHidden/>
               </w:rPr>
-              <w:instrText xml:space="preserve"> PAGEREF _Toc175227271 \h </w:instrText>
+              <w:instrText xml:space="preserve"> PAGEREF _Toc178930293 \h </w:instrText>
             </w:r>
             <w:r>
               <w:rPr>
@@ -269,12 +267,11 @@
               <w:sz w:val="24"/>
             </w:rPr>
           </w:pPr>
-          <w:hyperlink w:anchor="_Toc175227272" w:history="1">
+          <w:hyperlink w:anchor="_Toc178930294" w:history="1">
             <w:r>
               <w:rPr>
                 <w:rStyle w:val="Hyperlink"/>
                 <w:noProof/>
-                <w:u w:val="none"/>
               </w:rPr>
               <w:t>Malware: -</w:t>
             </w:r>
@@ -297,7 +294,7 @@
                 <w:noProof/>
                 <w:webHidden/>
               </w:rPr>
-              <w:instrText xml:space="preserve"> PAGEREF _Toc175227272 \h </w:instrText>
+              <w:instrText xml:space="preserve"> PAGEREF _Toc178930294 \h </w:instrText>
             </w:r>
             <w:r>
               <w:rPr>
@@ -317,7 +314,7 @@
                 <w:noProof/>
                 <w:webHidden/>
               </w:rPr>
-              <w:t>5</w:t>
+              <w:t>6</w:t>
             </w:r>
             <w:r>
               <w:rPr>
@@ -340,12 +337,11 @@
               <w:sz w:val="24"/>
             </w:rPr>
           </w:pPr>
-          <w:hyperlink w:anchor="_Toc175227273" w:history="1">
+          <w:hyperlink w:anchor="_Toc178930295" w:history="1">
             <w:r>
               <w:rPr>
                 <w:rStyle w:val="Hyperlink"/>
                 <w:noProof/>
-                <w:u w:val="none"/>
               </w:rPr>
               <w:t>Spyware: -</w:t>
             </w:r>
@@ -368,7 +364,7 @@
                 <w:noProof/>
                 <w:webHidden/>
               </w:rPr>
-              <w:instrText xml:space="preserve"> PAGEREF _Toc175227273 \h </w:instrText>
+              <w:instrText xml:space="preserve"> PAGEREF _Toc178930295 \h </w:instrText>
             </w:r>
             <w:r>
               <w:rPr>
@@ -388,7 +384,7 @@
                 <w:noProof/>
                 <w:webHidden/>
               </w:rPr>
-              <w:t>5</w:t>
+              <w:t>6</w:t>
             </w:r>
             <w:r>
               <w:rPr>
@@ -411,12 +407,11 @@
               <w:sz w:val="24"/>
             </w:rPr>
           </w:pPr>
-          <w:hyperlink w:anchor="_Toc175227274" w:history="1">
+          <w:hyperlink w:anchor="_Toc178930296" w:history="1">
             <w:r>
               <w:rPr>
                 <w:rStyle w:val="Hyperlink"/>
                 <w:noProof/>
-                <w:u w:val="none"/>
               </w:rPr>
               <w:t>Adware: -</w:t>
             </w:r>
@@ -439,7 +434,7 @@
                 <w:noProof/>
                 <w:webHidden/>
               </w:rPr>
-              <w:instrText xml:space="preserve"> PAGEREF _Toc175227274 \h </w:instrText>
+              <w:instrText xml:space="preserve"> PAGEREF _Toc178930296 \h </w:instrText>
             </w:r>
             <w:r>
               <w:rPr>
@@ -482,12 +477,11 @@
               <w:sz w:val="24"/>
             </w:rPr>
           </w:pPr>
-          <w:hyperlink w:anchor="_Toc175227275" w:history="1">
+          <w:hyperlink w:anchor="_Toc178930297" w:history="1">
             <w:r>
               <w:rPr>
                 <w:rStyle w:val="Hyperlink"/>
                 <w:noProof/>
-                <w:u w:val="none"/>
               </w:rPr>
               <w:t>Backdoor: -</w:t>
             </w:r>
@@ -510,7 +504,7 @@
                 <w:noProof/>
                 <w:webHidden/>
               </w:rPr>
-              <w:instrText xml:space="preserve"> PAGEREF _Toc175227275 \h </w:instrText>
+              <w:instrText xml:space="preserve"> PAGEREF _Toc178930297 \h </w:instrText>
             </w:r>
             <w:r>
               <w:rPr>
@@ -553,12 +547,11 @@
               <w:sz w:val="24"/>
             </w:rPr>
           </w:pPr>
-          <w:hyperlink w:anchor="_Toc175227276" w:history="1">
+          <w:hyperlink w:anchor="_Toc178930298" w:history="1">
             <w:r>
               <w:rPr>
                 <w:rStyle w:val="Hyperlink"/>
                 <w:noProof/>
-                <w:u w:val="none"/>
               </w:rPr>
               <w:t>Ransomware: -</w:t>
             </w:r>
@@ -581,7 +574,7 @@
                 <w:noProof/>
                 <w:webHidden/>
               </w:rPr>
-              <w:instrText xml:space="preserve"> PAGEREF _Toc175227276 \h </w:instrText>
+              <w:instrText xml:space="preserve"> PAGEREF _Toc178930298 \h </w:instrText>
             </w:r>
             <w:r>
               <w:rPr>
@@ -624,12 +617,11 @@
               <w:sz w:val="24"/>
             </w:rPr>
           </w:pPr>
-          <w:hyperlink w:anchor="_Toc175227277" w:history="1">
+          <w:hyperlink w:anchor="_Toc178930299" w:history="1">
             <w:r>
               <w:rPr>
                 <w:rStyle w:val="Hyperlink"/>
                 <w:noProof/>
-                <w:u w:val="none"/>
               </w:rPr>
               <w:t>Scareware: -</w:t>
             </w:r>
@@ -652,7 +644,7 @@
                 <w:noProof/>
                 <w:webHidden/>
               </w:rPr>
-              <w:instrText xml:space="preserve"> PAGEREF _Toc175227277 \h </w:instrText>
+              <w:instrText xml:space="preserve"> PAGEREF _Toc178930299 \h </w:instrText>
             </w:r>
             <w:r>
               <w:rPr>
@@ -695,12 +687,11 @@
               <w:sz w:val="24"/>
             </w:rPr>
           </w:pPr>
-          <w:hyperlink w:anchor="_Toc175227278" w:history="1">
+          <w:hyperlink w:anchor="_Toc178930300" w:history="1">
             <w:r>
               <w:rPr>
                 <w:rStyle w:val="Hyperlink"/>
                 <w:noProof/>
-                <w:u w:val="none"/>
               </w:rPr>
               <w:t>Rootkit: -</w:t>
             </w:r>
@@ -723,7 +714,7 @@
                 <w:noProof/>
                 <w:webHidden/>
               </w:rPr>
-              <w:instrText xml:space="preserve"> PAGEREF _Toc175227278 \h </w:instrText>
+              <w:instrText xml:space="preserve"> PAGEREF _Toc178930300 \h </w:instrText>
             </w:r>
             <w:r>
               <w:rPr>
@@ -743,7 +734,7 @@
                 <w:noProof/>
                 <w:webHidden/>
               </w:rPr>
-              <w:t>6</w:t>
+              <w:t>7</w:t>
             </w:r>
             <w:r>
               <w:rPr>
@@ -766,12 +757,11 @@
               <w:sz w:val="24"/>
             </w:rPr>
           </w:pPr>
-          <w:hyperlink w:anchor="_Toc175227279" w:history="1">
+          <w:hyperlink w:anchor="_Toc178930301" w:history="1">
             <w:r>
               <w:rPr>
                 <w:rStyle w:val="Hyperlink"/>
                 <w:noProof/>
-                <w:u w:val="none"/>
               </w:rPr>
               <w:t>Virus: -</w:t>
             </w:r>
@@ -794,7 +784,7 @@
                 <w:noProof/>
                 <w:webHidden/>
               </w:rPr>
-              <w:instrText xml:space="preserve"> PAGEREF _Toc175227279 \h </w:instrText>
+              <w:instrText xml:space="preserve"> PAGEREF _Toc178930301 \h </w:instrText>
             </w:r>
             <w:r>
               <w:rPr>
@@ -814,7 +804,7 @@
                 <w:noProof/>
                 <w:webHidden/>
               </w:rPr>
-              <w:t>6</w:t>
+              <w:t>7</w:t>
             </w:r>
             <w:r>
               <w:rPr>
@@ -837,12 +827,11 @@
               <w:sz w:val="24"/>
             </w:rPr>
           </w:pPr>
-          <w:hyperlink w:anchor="_Toc175227280" w:history="1">
+          <w:hyperlink w:anchor="_Toc178930302" w:history="1">
             <w:r>
               <w:rPr>
                 <w:rStyle w:val="Hyperlink"/>
                 <w:noProof/>
-                <w:u w:val="none"/>
               </w:rPr>
               <w:t>Trojan Horse: -</w:t>
             </w:r>
@@ -865,7 +854,7 @@
                 <w:noProof/>
                 <w:webHidden/>
               </w:rPr>
-              <w:instrText xml:space="preserve"> PAGEREF _Toc175227280 \h </w:instrText>
+              <w:instrText xml:space="preserve"> PAGEREF _Toc178930302 \h </w:instrText>
             </w:r>
             <w:r>
               <w:rPr>
@@ -885,7 +874,7 @@
                 <w:noProof/>
                 <w:webHidden/>
               </w:rPr>
-              <w:t>6</w:t>
+              <w:t>7</w:t>
             </w:r>
             <w:r>
               <w:rPr>
@@ -908,12 +897,11 @@
               <w:sz w:val="24"/>
             </w:rPr>
           </w:pPr>
-          <w:hyperlink w:anchor="_Toc175227281" w:history="1">
+          <w:hyperlink w:anchor="_Toc178930303" w:history="1">
             <w:r>
               <w:rPr>
                 <w:rStyle w:val="Hyperlink"/>
                 <w:noProof/>
-                <w:u w:val="none"/>
               </w:rPr>
               <w:t>Worms: -</w:t>
             </w:r>
@@ -936,7 +924,7 @@
                 <w:noProof/>
                 <w:webHidden/>
               </w:rPr>
-              <w:instrText xml:space="preserve"> PAGEREF _Toc175227281 \h </w:instrText>
+              <w:instrText xml:space="preserve"> PAGEREF _Toc178930303 \h </w:instrText>
             </w:r>
             <w:r>
               <w:rPr>
@@ -979,12 +967,11 @@
               <w:sz w:val="24"/>
             </w:rPr>
           </w:pPr>
-          <w:hyperlink w:anchor="_Toc175227282" w:history="1">
+          <w:hyperlink w:anchor="_Toc178930304" w:history="1">
             <w:r>
               <w:rPr>
                 <w:rStyle w:val="Hyperlink"/>
                 <w:noProof/>
-                <w:u w:val="none"/>
               </w:rPr>
               <w:t>Different Methods of Infiltration</w:t>
             </w:r>
@@ -1007,7 +994,7 @@
                 <w:noProof/>
                 <w:webHidden/>
               </w:rPr>
-              <w:instrText xml:space="preserve"> PAGEREF _Toc175227282 \h </w:instrText>
+              <w:instrText xml:space="preserve"> PAGEREF _Toc178930304 \h </w:instrText>
             </w:r>
             <w:r>
               <w:rPr>
@@ -1050,12 +1037,11 @@
               <w:sz w:val="24"/>
             </w:rPr>
           </w:pPr>
-          <w:hyperlink w:anchor="_Toc175227283" w:history="1">
+          <w:hyperlink w:anchor="_Toc178930305" w:history="1">
             <w:r>
               <w:rPr>
                 <w:rStyle w:val="Hyperlink"/>
                 <w:noProof/>
-                <w:u w:val="none"/>
               </w:rPr>
               <w:t>Social Engineering : -</w:t>
             </w:r>
@@ -1078,7 +1064,7 @@
                 <w:noProof/>
                 <w:webHidden/>
               </w:rPr>
-              <w:instrText xml:space="preserve"> PAGEREF _Toc175227283 \h </w:instrText>
+              <w:instrText xml:space="preserve"> PAGEREF _Toc178930305 \h </w:instrText>
             </w:r>
             <w:r>
               <w:rPr>
@@ -1121,12 +1107,11 @@
               <w:sz w:val="24"/>
             </w:rPr>
           </w:pPr>
-          <w:hyperlink w:anchor="_Toc175227284" w:history="1">
+          <w:hyperlink w:anchor="_Toc178930306" w:history="1">
             <w:r>
               <w:rPr>
                 <w:rStyle w:val="Hyperlink"/>
                 <w:noProof/>
-                <w:u w:val="none"/>
               </w:rPr>
               <w:t>Denial-of-Service:-</w:t>
             </w:r>
@@ -1149,7 +1134,7 @@
                 <w:noProof/>
                 <w:webHidden/>
               </w:rPr>
-              <w:instrText xml:space="preserve"> PAGEREF _Toc175227284 \h </w:instrText>
+              <w:instrText xml:space="preserve"> PAGEREF _Toc178930306 \h </w:instrText>
             </w:r>
             <w:r>
               <w:rPr>
@@ -1169,7 +1154,7 @@
                 <w:noProof/>
                 <w:webHidden/>
               </w:rPr>
-              <w:t>7</w:t>
+              <w:t>8</w:t>
             </w:r>
             <w:r>
               <w:rPr>
@@ -1192,12 +1177,11 @@
               <w:sz w:val="24"/>
             </w:rPr>
           </w:pPr>
-          <w:hyperlink w:anchor="_Toc175227285" w:history="1">
+          <w:hyperlink w:anchor="_Toc178930307" w:history="1">
             <w:r>
               <w:rPr>
                 <w:rStyle w:val="Hyperlink"/>
                 <w:noProof/>
-                <w:u w:val="none"/>
               </w:rPr>
               <w:t>Distributed DOS :-</w:t>
             </w:r>
@@ -1220,7 +1204,7 @@
                 <w:noProof/>
                 <w:webHidden/>
               </w:rPr>
-              <w:instrText xml:space="preserve"> PAGEREF _Toc175227285 \h </w:instrText>
+              <w:instrText xml:space="preserve"> PAGEREF _Toc178930307 \h </w:instrText>
             </w:r>
             <w:r>
               <w:rPr>
@@ -1240,7 +1224,7 @@
                 <w:noProof/>
                 <w:webHidden/>
               </w:rPr>
-              <w:t>7</w:t>
+              <w:t>8</w:t>
             </w:r>
             <w:r>
               <w:rPr>
@@ -1263,12 +1247,11 @@
               <w:sz w:val="24"/>
             </w:rPr>
           </w:pPr>
-          <w:hyperlink w:anchor="_Toc175227286" w:history="1">
+          <w:hyperlink w:anchor="_Toc178930308" w:history="1">
             <w:r>
               <w:rPr>
                 <w:rStyle w:val="Hyperlink"/>
                 <w:noProof/>
-                <w:u w:val="none"/>
               </w:rPr>
               <w:t>Botnet: -</w:t>
             </w:r>
@@ -1291,7 +1274,7 @@
                 <w:noProof/>
                 <w:webHidden/>
               </w:rPr>
-              <w:instrText xml:space="preserve"> PAGEREF _Toc175227286 \h </w:instrText>
+              <w:instrText xml:space="preserve"> PAGEREF _Toc178930308 \h </w:instrText>
             </w:r>
             <w:r>
               <w:rPr>
@@ -1334,12 +1317,11 @@
               <w:sz w:val="24"/>
             </w:rPr>
           </w:pPr>
-          <w:hyperlink w:anchor="_Toc175227287" w:history="1">
+          <w:hyperlink w:anchor="_Toc178930309" w:history="1">
             <w:r>
               <w:rPr>
                 <w:rStyle w:val="Hyperlink"/>
                 <w:noProof/>
-                <w:u w:val="none"/>
               </w:rPr>
               <w:t>On-Path-Attacks: -</w:t>
             </w:r>
@@ -1362,7 +1344,7 @@
                 <w:noProof/>
                 <w:webHidden/>
               </w:rPr>
-              <w:instrText xml:space="preserve"> PAGEREF _Toc175227287 \h </w:instrText>
+              <w:instrText xml:space="preserve"> PAGEREF _Toc178930309 \h </w:instrText>
             </w:r>
             <w:r>
               <w:rPr>
@@ -1405,12 +1387,11 @@
               <w:sz w:val="24"/>
             </w:rPr>
           </w:pPr>
-          <w:hyperlink w:anchor="_Toc175227288" w:history="1">
+          <w:hyperlink w:anchor="_Toc178930310" w:history="1">
             <w:r>
               <w:rPr>
                 <w:rStyle w:val="Hyperlink"/>
                 <w:noProof/>
-                <w:u w:val="none"/>
               </w:rPr>
               <w:t>Man-In-The-Middle (MITM)</w:t>
             </w:r>
@@ -1433,7 +1414,7 @@
                 <w:noProof/>
                 <w:webHidden/>
               </w:rPr>
-              <w:instrText xml:space="preserve"> PAGEREF _Toc175227288 \h </w:instrText>
+              <w:instrText xml:space="preserve"> PAGEREF _Toc178930310 \h </w:instrText>
             </w:r>
             <w:r>
               <w:rPr>
@@ -1476,12 +1457,11 @@
               <w:sz w:val="24"/>
             </w:rPr>
           </w:pPr>
-          <w:hyperlink w:anchor="_Toc175227289" w:history="1">
+          <w:hyperlink w:anchor="_Toc178930311" w:history="1">
             <w:r>
               <w:rPr>
                 <w:rStyle w:val="Hyperlink"/>
                 <w:noProof/>
-                <w:u w:val="none"/>
               </w:rPr>
               <w:t>Man-In-The-Mobile(MITMO)</w:t>
             </w:r>
@@ -1504,7 +1484,7 @@
                 <w:noProof/>
                 <w:webHidden/>
               </w:rPr>
-              <w:instrText xml:space="preserve"> PAGEREF _Toc175227289 \h </w:instrText>
+              <w:instrText xml:space="preserve"> PAGEREF _Toc178930311 \h </w:instrText>
             </w:r>
             <w:r>
               <w:rPr>
@@ -1524,7 +1504,7 @@
                 <w:noProof/>
                 <w:webHidden/>
               </w:rPr>
-              <w:t>8</w:t>
+              <w:t>9</w:t>
             </w:r>
             <w:r>
               <w:rPr>
@@ -1547,12 +1527,11 @@
               <w:sz w:val="24"/>
             </w:rPr>
           </w:pPr>
-          <w:hyperlink w:anchor="_Toc175227290" w:history="1">
+          <w:hyperlink w:anchor="_Toc178930312" w:history="1">
             <w:r>
               <w:rPr>
                 <w:rStyle w:val="Hyperlink"/>
                 <w:noProof/>
-                <w:u w:val="none"/>
               </w:rPr>
               <w:t>SEO  Poisoning: -</w:t>
             </w:r>
@@ -1575,7 +1554,7 @@
                 <w:noProof/>
                 <w:webHidden/>
               </w:rPr>
-              <w:instrText xml:space="preserve"> PAGEREF _Toc175227290 \h </w:instrText>
+              <w:instrText xml:space="preserve"> PAGEREF _Toc178930312 \h </w:instrText>
             </w:r>
             <w:r>
               <w:rPr>
@@ -1595,7 +1574,7 @@
                 <w:noProof/>
                 <w:webHidden/>
               </w:rPr>
-              <w:t>8</w:t>
+              <w:t>9</w:t>
             </w:r>
             <w:r>
               <w:rPr>
@@ -1618,12 +1597,11 @@
               <w:sz w:val="24"/>
             </w:rPr>
           </w:pPr>
-          <w:hyperlink w:anchor="_Toc175227291" w:history="1">
+          <w:hyperlink w:anchor="_Toc178930313" w:history="1">
             <w:r>
               <w:rPr>
                 <w:rStyle w:val="Hyperlink"/>
                 <w:noProof/>
-                <w:u w:val="none"/>
               </w:rPr>
               <w:t>Wi-Fi Password Cracking: -</w:t>
             </w:r>
@@ -1646,7 +1624,7 @@
                 <w:noProof/>
                 <w:webHidden/>
               </w:rPr>
-              <w:instrText xml:space="preserve"> PAGEREF _Toc175227291 \h </w:instrText>
+              <w:instrText xml:space="preserve"> PAGEREF _Toc178930313 \h </w:instrText>
             </w:r>
             <w:r>
               <w:rPr>
@@ -1666,7 +1644,7 @@
                 <w:noProof/>
                 <w:webHidden/>
               </w:rPr>
-              <w:t>8</w:t>
+              <w:t>9</w:t>
             </w:r>
             <w:r>
               <w:rPr>
@@ -1689,12 +1667,11 @@
               <w:sz w:val="24"/>
             </w:rPr>
           </w:pPr>
-          <w:hyperlink w:anchor="_Toc175227292" w:history="1">
+          <w:hyperlink w:anchor="_Toc178930314" w:history="1">
             <w:r>
               <w:rPr>
                 <w:rStyle w:val="Hyperlink"/>
                 <w:noProof/>
-                <w:u w:val="none"/>
               </w:rPr>
               <w:t>Password Spraying: -</w:t>
             </w:r>
@@ -1717,7 +1694,7 @@
                 <w:noProof/>
                 <w:webHidden/>
               </w:rPr>
-              <w:instrText xml:space="preserve"> PAGEREF _Toc175227292 \h </w:instrText>
+              <w:instrText xml:space="preserve"> PAGEREF _Toc178930314 \h </w:instrText>
             </w:r>
             <w:r>
               <w:rPr>
@@ -1760,12 +1737,11 @@
               <w:sz w:val="24"/>
             </w:rPr>
           </w:pPr>
-          <w:hyperlink w:anchor="_Toc175227293" w:history="1">
+          <w:hyperlink w:anchor="_Toc178930315" w:history="1">
             <w:r>
               <w:rPr>
                 <w:rStyle w:val="Hyperlink"/>
                 <w:noProof/>
-                <w:u w:val="none"/>
               </w:rPr>
               <w:t>Dictionary Attacks: -</w:t>
             </w:r>
@@ -1788,7 +1764,7 @@
                 <w:noProof/>
                 <w:webHidden/>
               </w:rPr>
-              <w:instrText xml:space="preserve"> PAGEREF _Toc175227293 \h </w:instrText>
+              <w:instrText xml:space="preserve"> PAGEREF _Toc178930315 \h </w:instrText>
             </w:r>
             <w:r>
               <w:rPr>
@@ -1831,12 +1807,11 @@
               <w:sz w:val="24"/>
             </w:rPr>
           </w:pPr>
-          <w:hyperlink w:anchor="_Toc175227294" w:history="1">
+          <w:hyperlink w:anchor="_Toc178930316" w:history="1">
             <w:r>
               <w:rPr>
                 <w:rStyle w:val="Hyperlink"/>
                 <w:noProof/>
-                <w:u w:val="none"/>
               </w:rPr>
               <w:t>Brute-Force Attacks: -</w:t>
             </w:r>
@@ -1859,7 +1834,7 @@
                 <w:noProof/>
                 <w:webHidden/>
               </w:rPr>
-              <w:instrText xml:space="preserve"> PAGEREF _Toc175227294 \h </w:instrText>
+              <w:instrText xml:space="preserve"> PAGEREF _Toc178930316 \h </w:instrText>
             </w:r>
             <w:r>
               <w:rPr>
@@ -1902,12 +1877,11 @@
               <w:sz w:val="24"/>
             </w:rPr>
           </w:pPr>
-          <w:hyperlink w:anchor="_Toc175227295" w:history="1">
+          <w:hyperlink w:anchor="_Toc178930317" w:history="1">
             <w:r>
               <w:rPr>
                 <w:rStyle w:val="Hyperlink"/>
                 <w:noProof/>
-                <w:u w:val="none"/>
               </w:rPr>
               <w:t>Rainbow Attacks: -</w:t>
             </w:r>
@@ -1930,7 +1904,7 @@
                 <w:noProof/>
                 <w:webHidden/>
               </w:rPr>
-              <w:instrText xml:space="preserve"> PAGEREF _Toc175227295 \h </w:instrText>
+              <w:instrText xml:space="preserve"> PAGEREF _Toc178930317 \h </w:instrText>
             </w:r>
             <w:r>
               <w:rPr>
@@ -1973,12 +1947,11 @@
               <w:sz w:val="24"/>
             </w:rPr>
           </w:pPr>
-          <w:hyperlink w:anchor="_Toc175227296" w:history="1">
+          <w:hyperlink w:anchor="_Toc178930318" w:history="1">
             <w:r>
               <w:rPr>
                 <w:rStyle w:val="Hyperlink"/>
                 <w:noProof/>
-                <w:u w:val="none"/>
               </w:rPr>
               <w:t>Traffic Interception:-</w:t>
             </w:r>
@@ -2001,7 +1974,7 @@
                 <w:noProof/>
                 <w:webHidden/>
               </w:rPr>
-              <w:instrText xml:space="preserve"> PAGEREF _Toc175227296 \h </w:instrText>
+              <w:instrText xml:space="preserve"> PAGEREF _Toc178930318 \h </w:instrText>
             </w:r>
             <w:r>
               <w:rPr>
@@ -2021,7 +1994,7 @@
                 <w:noProof/>
                 <w:webHidden/>
               </w:rPr>
-              <w:t>9</w:t>
+              <w:t>10</w:t>
             </w:r>
             <w:r>
               <w:rPr>
@@ -2044,12 +2017,11 @@
               <w:sz w:val="24"/>
             </w:rPr>
           </w:pPr>
-          <w:hyperlink w:anchor="_Toc175227297" w:history="1">
+          <w:hyperlink w:anchor="_Toc178930319" w:history="1">
             <w:r>
               <w:rPr>
                 <w:rStyle w:val="Hyperlink"/>
                 <w:noProof/>
-                <w:u w:val="none"/>
               </w:rPr>
               <w:t>Advanced Persistent Threats: -</w:t>
             </w:r>
@@ -2072,7 +2044,7 @@
                 <w:noProof/>
                 <w:webHidden/>
               </w:rPr>
-              <w:instrText xml:space="preserve"> PAGEREF _Toc175227297 \h </w:instrText>
+              <w:instrText xml:space="preserve"> PAGEREF _Toc178930319 \h </w:instrText>
             </w:r>
             <w:r>
               <w:rPr>
@@ -2092,7 +2064,7 @@
                 <w:noProof/>
                 <w:webHidden/>
               </w:rPr>
-              <w:t>9</w:t>
+              <w:t>10</w:t>
             </w:r>
             <w:r>
               <w:rPr>
@@ -2115,12 +2087,11 @@
               <w:sz w:val="24"/>
             </w:rPr>
           </w:pPr>
-          <w:hyperlink w:anchor="_Toc175227298" w:history="1">
+          <w:hyperlink w:anchor="_Toc178930320" w:history="1">
             <w:r>
               <w:rPr>
                 <w:rStyle w:val="Hyperlink"/>
                 <w:noProof/>
-                <w:u w:val="none"/>
               </w:rPr>
               <w:t>Security Vulnerability and Exploits:-</w:t>
             </w:r>
@@ -2143,7 +2114,7 @@
                 <w:noProof/>
                 <w:webHidden/>
               </w:rPr>
-              <w:instrText xml:space="preserve"> PAGEREF _Toc175227298 \h </w:instrText>
+              <w:instrText xml:space="preserve"> PAGEREF _Toc178930320 \h </w:instrText>
             </w:r>
             <w:r>
               <w:rPr>
@@ -2186,12 +2157,11 @@
               <w:sz w:val="24"/>
             </w:rPr>
           </w:pPr>
-          <w:hyperlink w:anchor="_Toc175227299" w:history="1">
+          <w:hyperlink w:anchor="_Toc178930321" w:history="1">
             <w:r>
               <w:rPr>
                 <w:rStyle w:val="Hyperlink"/>
                 <w:noProof/>
-                <w:u w:val="none"/>
               </w:rPr>
               <w:t>Hardware Vulnerabilities: -</w:t>
             </w:r>
@@ -2214,7 +2184,7 @@
                 <w:noProof/>
                 <w:webHidden/>
               </w:rPr>
-              <w:instrText xml:space="preserve"> PAGEREF _Toc175227299 \h </w:instrText>
+              <w:instrText xml:space="preserve"> PAGEREF _Toc178930321 \h </w:instrText>
             </w:r>
             <w:r>
               <w:rPr>
@@ -2257,12 +2227,11 @@
               <w:sz w:val="24"/>
             </w:rPr>
           </w:pPr>
-          <w:hyperlink w:anchor="_Toc175227300" w:history="1">
+          <w:hyperlink w:anchor="_Toc178930322" w:history="1">
             <w:r>
               <w:rPr>
                 <w:rStyle w:val="Hyperlink"/>
                 <w:noProof/>
-                <w:u w:val="none"/>
               </w:rPr>
               <w:t>Software Vulnerabilities: -</w:t>
             </w:r>
@@ -2285,7 +2254,7 @@
                 <w:noProof/>
                 <w:webHidden/>
               </w:rPr>
-              <w:instrText xml:space="preserve"> PAGEREF _Toc175227300 \h </w:instrText>
+              <w:instrText xml:space="preserve"> PAGEREF _Toc178930322 \h </w:instrText>
             </w:r>
             <w:r>
               <w:rPr>
@@ -2305,7 +2274,7 @@
                 <w:noProof/>
                 <w:webHidden/>
               </w:rPr>
-              <w:t>10</w:t>
+              <w:t>11</w:t>
             </w:r>
             <w:r>
               <w:rPr>
@@ -2328,12 +2297,11 @@
               <w:sz w:val="24"/>
             </w:rPr>
           </w:pPr>
-          <w:hyperlink w:anchor="_Toc175227301" w:history="1">
+          <w:hyperlink w:anchor="_Toc178930323" w:history="1">
             <w:r>
               <w:rPr>
                 <w:rStyle w:val="Hyperlink"/>
                 <w:noProof/>
-                <w:u w:val="none"/>
               </w:rPr>
               <w:t>Buffer Overflow: -</w:t>
             </w:r>
@@ -2356,7 +2324,7 @@
                 <w:noProof/>
                 <w:webHidden/>
               </w:rPr>
-              <w:instrText xml:space="preserve"> PAGEREF _Toc175227301 \h </w:instrText>
+              <w:instrText xml:space="preserve"> PAGEREF _Toc178930323 \h </w:instrText>
             </w:r>
             <w:r>
               <w:rPr>
@@ -2376,7 +2344,7 @@
                 <w:noProof/>
                 <w:webHidden/>
               </w:rPr>
-              <w:t>10</w:t>
+              <w:t>11</w:t>
             </w:r>
             <w:r>
               <w:rPr>
@@ -2399,12 +2367,11 @@
               <w:sz w:val="24"/>
             </w:rPr>
           </w:pPr>
-          <w:hyperlink w:anchor="_Toc175227302" w:history="1">
+          <w:hyperlink w:anchor="_Toc178930324" w:history="1">
             <w:r>
               <w:rPr>
                 <w:rStyle w:val="Hyperlink"/>
                 <w:noProof/>
-                <w:u w:val="none"/>
               </w:rPr>
               <w:t>Non-Validated Inputs: -</w:t>
             </w:r>
@@ -2427,7 +2394,7 @@
                 <w:noProof/>
                 <w:webHidden/>
               </w:rPr>
-              <w:instrText xml:space="preserve"> PAGEREF _Toc175227302 \h </w:instrText>
+              <w:instrText xml:space="preserve"> PAGEREF _Toc178930324 \h </w:instrText>
             </w:r>
             <w:r>
               <w:rPr>
@@ -2447,7 +2414,7 @@
                 <w:noProof/>
                 <w:webHidden/>
               </w:rPr>
-              <w:t>10</w:t>
+              <w:t>11</w:t>
             </w:r>
             <w:r>
               <w:rPr>
@@ -2470,12 +2437,11 @@
               <w:sz w:val="24"/>
             </w:rPr>
           </w:pPr>
-          <w:hyperlink w:anchor="_Toc175227303" w:history="1">
+          <w:hyperlink w:anchor="_Toc178930325" w:history="1">
             <w:r>
               <w:rPr>
                 <w:rStyle w:val="Hyperlink"/>
                 <w:noProof/>
-                <w:u w:val="none"/>
               </w:rPr>
               <w:t>Race Conditions: -</w:t>
             </w:r>
@@ -2498,7 +2464,7 @@
                 <w:noProof/>
                 <w:webHidden/>
               </w:rPr>
-              <w:instrText xml:space="preserve"> PAGEREF _Toc175227303 \h </w:instrText>
+              <w:instrText xml:space="preserve"> PAGEREF _Toc178930325 \h </w:instrText>
             </w:r>
             <w:r>
               <w:rPr>
@@ -2518,7 +2484,7 @@
                 <w:noProof/>
                 <w:webHidden/>
               </w:rPr>
-              <w:t>10</w:t>
+              <w:t>11</w:t>
             </w:r>
             <w:r>
               <w:rPr>
@@ -2541,12 +2507,11 @@
               <w:sz w:val="24"/>
             </w:rPr>
           </w:pPr>
-          <w:hyperlink w:anchor="_Toc175227304" w:history="1">
+          <w:hyperlink w:anchor="_Toc178930326" w:history="1">
             <w:r>
               <w:rPr>
                 <w:rStyle w:val="Hyperlink"/>
                 <w:noProof/>
-                <w:u w:val="none"/>
               </w:rPr>
               <w:t>Weaknesses in Security Practices: -</w:t>
             </w:r>
@@ -2569,7 +2534,7 @@
                 <w:noProof/>
                 <w:webHidden/>
               </w:rPr>
-              <w:instrText xml:space="preserve"> PAGEREF _Toc175227304 \h </w:instrText>
+              <w:instrText xml:space="preserve"> PAGEREF _Toc178930326 \h </w:instrText>
             </w:r>
             <w:r>
               <w:rPr>
@@ -2612,12 +2577,11 @@
               <w:sz w:val="24"/>
             </w:rPr>
           </w:pPr>
-          <w:hyperlink w:anchor="_Toc175227305" w:history="1">
+          <w:hyperlink w:anchor="_Toc178930327" w:history="1">
             <w:r>
               <w:rPr>
                 <w:rStyle w:val="Hyperlink"/>
                 <w:noProof/>
-                <w:u w:val="none"/>
               </w:rPr>
               <w:t>Access Control Problems: -</w:t>
             </w:r>
@@ -2640,7 +2604,7 @@
                 <w:noProof/>
                 <w:webHidden/>
               </w:rPr>
-              <w:instrText xml:space="preserve"> PAGEREF _Toc175227305 \h </w:instrText>
+              <w:instrText xml:space="preserve"> PAGEREF _Toc178930327 \h </w:instrText>
             </w:r>
             <w:r>
               <w:rPr>
@@ -2683,12 +2647,11 @@
               <w:sz w:val="24"/>
             </w:rPr>
           </w:pPr>
-          <w:hyperlink w:anchor="_Toc175227306" w:history="1">
+          <w:hyperlink w:anchor="_Toc178930328" w:history="1">
             <w:r>
               <w:rPr>
                 <w:rStyle w:val="Hyperlink"/>
                 <w:noProof/>
-                <w:u w:val="none"/>
               </w:rPr>
               <w:t>Methods To Safeguard Your Online Privacy</w:t>
             </w:r>
@@ -2711,7 +2674,7 @@
                 <w:noProof/>
                 <w:webHidden/>
               </w:rPr>
-              <w:instrText xml:space="preserve"> PAGEREF _Toc175227306 \h </w:instrText>
+              <w:instrText xml:space="preserve"> PAGEREF _Toc178930328 \h </w:instrText>
             </w:r>
             <w:r>
               <w:rPr>
@@ -2731,7 +2694,7 @@
                 <w:noProof/>
                 <w:webHidden/>
               </w:rPr>
-              <w:t>11</w:t>
+              <w:t>12</w:t>
             </w:r>
             <w:r>
               <w:rPr>
@@ -2754,12 +2717,11 @@
               <w:sz w:val="24"/>
             </w:rPr>
           </w:pPr>
-          <w:hyperlink w:anchor="_Toc175227307" w:history="1">
+          <w:hyperlink w:anchor="_Toc178930329" w:history="1">
             <w:r>
               <w:rPr>
                 <w:rStyle w:val="Hyperlink"/>
                 <w:noProof/>
-                <w:u w:val="none"/>
               </w:rPr>
               <w:t>Two Factor Authentication:-</w:t>
             </w:r>
@@ -2782,7 +2744,7 @@
                 <w:noProof/>
                 <w:webHidden/>
               </w:rPr>
-              <w:instrText xml:space="preserve"> PAGEREF _Toc175227307 \h </w:instrText>
+              <w:instrText xml:space="preserve"> PAGEREF _Toc178930329 \h </w:instrText>
             </w:r>
             <w:r>
               <w:rPr>
@@ -2802,7 +2764,7 @@
                 <w:noProof/>
                 <w:webHidden/>
               </w:rPr>
-              <w:t>11</w:t>
+              <w:t>12</w:t>
             </w:r>
             <w:r>
               <w:rPr>
@@ -2825,12 +2787,11 @@
               <w:sz w:val="24"/>
             </w:rPr>
           </w:pPr>
-          <w:hyperlink w:anchor="_Toc175227308" w:history="1">
+          <w:hyperlink w:anchor="_Toc178930330" w:history="1">
             <w:r>
               <w:rPr>
                 <w:rStyle w:val="Hyperlink"/>
                 <w:noProof/>
-                <w:u w:val="none"/>
               </w:rPr>
               <w:t>Open Authorization:-</w:t>
             </w:r>
@@ -2853,7 +2814,7 @@
                 <w:noProof/>
                 <w:webHidden/>
               </w:rPr>
-              <w:instrText xml:space="preserve"> PAGEREF _Toc175227308 \h </w:instrText>
+              <w:instrText xml:space="preserve"> PAGEREF _Toc178930330 \h </w:instrText>
             </w:r>
             <w:r>
               <w:rPr>
@@ -2873,7 +2834,7 @@
                 <w:noProof/>
                 <w:webHidden/>
               </w:rPr>
-              <w:t>11</w:t>
+              <w:t>12</w:t>
             </w:r>
             <w:r>
               <w:rPr>
@@ -2896,12 +2857,11 @@
               <w:sz w:val="24"/>
             </w:rPr>
           </w:pPr>
-          <w:hyperlink w:anchor="_Toc175227309" w:history="1">
+          <w:hyperlink w:anchor="_Toc178930331" w:history="1">
             <w:r>
               <w:rPr>
                 <w:rStyle w:val="Hyperlink"/>
                 <w:noProof/>
-                <w:u w:val="none"/>
               </w:rPr>
               <w:t>Don’t Get Spoofed : -</w:t>
             </w:r>
@@ -2924,7 +2884,7 @@
                 <w:noProof/>
                 <w:webHidden/>
               </w:rPr>
-              <w:instrText xml:space="preserve"> PAGEREF _Toc175227309 \h </w:instrText>
+              <w:instrText xml:space="preserve"> PAGEREF _Toc178930331 \h </w:instrText>
             </w:r>
             <w:r>
               <w:rPr>
@@ -2944,7 +2904,7 @@
                 <w:noProof/>
                 <w:webHidden/>
               </w:rPr>
-              <w:t>11</w:t>
+              <w:t>12</w:t>
             </w:r>
             <w:r>
               <w:rPr>
@@ -2967,12 +2927,11 @@
               <w:sz w:val="24"/>
             </w:rPr>
           </w:pPr>
-          <w:hyperlink w:anchor="_Toc175227310" w:history="1">
+          <w:hyperlink w:anchor="_Toc178930332" w:history="1">
             <w:r>
               <w:rPr>
                 <w:rStyle w:val="Hyperlink"/>
                 <w:noProof/>
-                <w:u w:val="none"/>
               </w:rPr>
               <w:t>Email and Web Browser Privacy: -</w:t>
             </w:r>
@@ -2995,7 +2954,7 @@
                 <w:noProof/>
                 <w:webHidden/>
               </w:rPr>
-              <w:instrText xml:space="preserve"> PAGEREF _Toc175227310 \h </w:instrText>
+              <w:instrText xml:space="preserve"> PAGEREF _Toc178930332 \h </w:instrText>
             </w:r>
             <w:r>
               <w:rPr>
@@ -3015,7 +2974,7 @@
                 <w:noProof/>
                 <w:webHidden/>
               </w:rPr>
-              <w:t>11</w:t>
+              <w:t>12</w:t>
             </w:r>
             <w:r>
               <w:rPr>
@@ -3038,12 +2997,11 @@
               <w:sz w:val="24"/>
             </w:rPr>
           </w:pPr>
-          <w:hyperlink w:anchor="_Toc175227311" w:history="1">
+          <w:hyperlink w:anchor="_Toc178930333" w:history="1">
             <w:r>
               <w:rPr>
                 <w:rStyle w:val="Hyperlink"/>
                 <w:noProof/>
-                <w:u w:val="none"/>
               </w:rPr>
               <w:t>Cybersecurity Devices and Technologies</w:t>
             </w:r>
@@ -3066,7 +3024,7 @@
                 <w:noProof/>
                 <w:webHidden/>
               </w:rPr>
-              <w:instrText xml:space="preserve"> PAGEREF _Toc175227311 \h </w:instrText>
+              <w:instrText xml:space="preserve"> PAGEREF _Toc178930333 \h </w:instrText>
             </w:r>
             <w:r>
               <w:rPr>
@@ -3109,12 +3067,11 @@
               <w:sz w:val="24"/>
             </w:rPr>
           </w:pPr>
-          <w:hyperlink w:anchor="_Toc175227312" w:history="1">
+          <w:hyperlink w:anchor="_Toc178930334" w:history="1">
             <w:r>
               <w:rPr>
                 <w:rStyle w:val="Hyperlink"/>
                 <w:noProof/>
-                <w:u w:val="none"/>
               </w:rPr>
               <w:t>Firewalls: -</w:t>
             </w:r>
@@ -3137,7 +3094,7 @@
                 <w:noProof/>
                 <w:webHidden/>
               </w:rPr>
-              <w:instrText xml:space="preserve"> PAGEREF _Toc175227312 \h </w:instrText>
+              <w:instrText xml:space="preserve"> PAGEREF _Toc178930334 \h </w:instrText>
             </w:r>
             <w:r>
               <w:rPr>
@@ -3180,12 +3137,11 @@
               <w:sz w:val="24"/>
             </w:rPr>
           </w:pPr>
-          <w:hyperlink w:anchor="_Toc175227313" w:history="1">
+          <w:hyperlink w:anchor="_Toc178930335" w:history="1">
             <w:r>
               <w:rPr>
                 <w:rStyle w:val="Hyperlink"/>
                 <w:noProof/>
-                <w:u w:val="none"/>
               </w:rPr>
               <w:t>Network Layer Firewall :-</w:t>
             </w:r>
@@ -3208,7 +3164,7 @@
                 <w:noProof/>
                 <w:webHidden/>
               </w:rPr>
-              <w:instrText xml:space="preserve"> PAGEREF _Toc175227313 \h </w:instrText>
+              <w:instrText xml:space="preserve"> PAGEREF _Toc178930335 \h </w:instrText>
             </w:r>
             <w:r>
               <w:rPr>
@@ -3251,12 +3207,11 @@
               <w:sz w:val="24"/>
             </w:rPr>
           </w:pPr>
-          <w:hyperlink w:anchor="_Toc175227314" w:history="1">
+          <w:hyperlink w:anchor="_Toc178930336" w:history="1">
             <w:r>
               <w:rPr>
                 <w:rStyle w:val="Hyperlink"/>
                 <w:noProof/>
-                <w:u w:val="none"/>
               </w:rPr>
               <w:t>Transport Layer Firewall: -</w:t>
             </w:r>
@@ -3279,7 +3234,7 @@
                 <w:noProof/>
                 <w:webHidden/>
               </w:rPr>
-              <w:instrText xml:space="preserve"> PAGEREF _Toc175227314 \h </w:instrText>
+              <w:instrText xml:space="preserve"> PAGEREF _Toc178930336 \h </w:instrText>
             </w:r>
             <w:r>
               <w:rPr>
@@ -3322,12 +3277,11 @@
               <w:sz w:val="24"/>
             </w:rPr>
           </w:pPr>
-          <w:hyperlink w:anchor="_Toc175227315" w:history="1">
+          <w:hyperlink w:anchor="_Toc178930337" w:history="1">
             <w:r>
               <w:rPr>
                 <w:rStyle w:val="Hyperlink"/>
                 <w:noProof/>
-                <w:u w:val="none"/>
               </w:rPr>
               <w:t>Application Layer Firewall: -</w:t>
             </w:r>
@@ -3350,7 +3304,7 @@
                 <w:noProof/>
                 <w:webHidden/>
               </w:rPr>
-              <w:instrText xml:space="preserve"> PAGEREF _Toc175227315 \h </w:instrText>
+              <w:instrText xml:space="preserve"> PAGEREF _Toc178930337 \h </w:instrText>
             </w:r>
             <w:r>
               <w:rPr>
@@ -3393,12 +3347,11 @@
               <w:sz w:val="24"/>
             </w:rPr>
           </w:pPr>
-          <w:hyperlink w:anchor="_Toc175227316" w:history="1">
+          <w:hyperlink w:anchor="_Toc178930338" w:history="1">
             <w:r>
               <w:rPr>
                 <w:rStyle w:val="Hyperlink"/>
                 <w:noProof/>
-                <w:u w:val="none"/>
               </w:rPr>
               <w:t>Context Aware Layer Firewall: -</w:t>
             </w:r>
@@ -3421,7 +3374,7 @@
                 <w:noProof/>
                 <w:webHidden/>
               </w:rPr>
-              <w:instrText xml:space="preserve"> PAGEREF _Toc175227316 \h </w:instrText>
+              <w:instrText xml:space="preserve"> PAGEREF _Toc178930338 \h </w:instrText>
             </w:r>
             <w:r>
               <w:rPr>
@@ -3441,7 +3394,7 @@
                 <w:noProof/>
                 <w:webHidden/>
               </w:rPr>
-              <w:t>12</w:t>
+              <w:t>13</w:t>
             </w:r>
             <w:r>
               <w:rPr>
@@ -3464,12 +3417,11 @@
               <w:sz w:val="24"/>
             </w:rPr>
           </w:pPr>
-          <w:hyperlink w:anchor="_Toc175227317" w:history="1">
+          <w:hyperlink w:anchor="_Toc178930339" w:history="1">
             <w:r>
               <w:rPr>
                 <w:rStyle w:val="Hyperlink"/>
                 <w:noProof/>
-                <w:u w:val="none"/>
               </w:rPr>
               <w:t>Proxy Server: -</w:t>
             </w:r>
@@ -3492,7 +3444,7 @@
                 <w:noProof/>
                 <w:webHidden/>
               </w:rPr>
-              <w:instrText xml:space="preserve"> PAGEREF _Toc175227317 \h </w:instrText>
+              <w:instrText xml:space="preserve"> PAGEREF _Toc178930339 \h </w:instrText>
             </w:r>
             <w:r>
               <w:rPr>
@@ -3512,7 +3464,7 @@
                 <w:noProof/>
                 <w:webHidden/>
               </w:rPr>
-              <w:t>12</w:t>
+              <w:t>13</w:t>
             </w:r>
             <w:r>
               <w:rPr>
@@ -3535,12 +3487,11 @@
               <w:sz w:val="24"/>
             </w:rPr>
           </w:pPr>
-          <w:hyperlink w:anchor="_Toc175227318" w:history="1">
+          <w:hyperlink w:anchor="_Toc178930340" w:history="1">
             <w:r>
               <w:rPr>
                 <w:rStyle w:val="Hyperlink"/>
                 <w:noProof/>
-                <w:u w:val="none"/>
               </w:rPr>
               <w:t>Reverse Proxy Server: -</w:t>
             </w:r>
@@ -3563,7 +3514,7 @@
                 <w:noProof/>
                 <w:webHidden/>
               </w:rPr>
-              <w:instrText xml:space="preserve"> PAGEREF _Toc175227318 \h </w:instrText>
+              <w:instrText xml:space="preserve"> PAGEREF _Toc178930340 \h </w:instrText>
             </w:r>
             <w:r>
               <w:rPr>
@@ -3583,7 +3534,7 @@
                 <w:noProof/>
                 <w:webHidden/>
               </w:rPr>
-              <w:t>12</w:t>
+              <w:t>13</w:t>
             </w:r>
             <w:r>
               <w:rPr>
@@ -3606,12 +3557,11 @@
               <w:sz w:val="24"/>
             </w:rPr>
           </w:pPr>
-          <w:hyperlink w:anchor="_Toc175227319" w:history="1">
+          <w:hyperlink w:anchor="_Toc178930341" w:history="1">
             <w:r>
               <w:rPr>
                 <w:rStyle w:val="Hyperlink"/>
                 <w:noProof/>
-                <w:u w:val="none"/>
               </w:rPr>
               <w:t>Network Address Translation(NAT) Firewall: -</w:t>
             </w:r>
@@ -3634,7 +3584,7 @@
                 <w:noProof/>
                 <w:webHidden/>
               </w:rPr>
-              <w:instrText xml:space="preserve"> PAGEREF _Toc175227319 \h </w:instrText>
+              <w:instrText xml:space="preserve"> PAGEREF _Toc178930341 \h </w:instrText>
             </w:r>
             <w:r>
               <w:rPr>
@@ -3654,7 +3604,7 @@
                 <w:noProof/>
                 <w:webHidden/>
               </w:rPr>
-              <w:t>12</w:t>
+              <w:t>13</w:t>
             </w:r>
             <w:r>
               <w:rPr>
@@ -3677,12 +3627,11 @@
               <w:sz w:val="24"/>
             </w:rPr>
           </w:pPr>
-          <w:hyperlink w:anchor="_Toc175227320" w:history="1">
+          <w:hyperlink w:anchor="_Toc178930342" w:history="1">
             <w:r>
               <w:rPr>
                 <w:rStyle w:val="Hyperlink"/>
                 <w:noProof/>
-                <w:u w:val="none"/>
               </w:rPr>
               <w:t>Host-based Firewall: -</w:t>
             </w:r>
@@ -3705,7 +3654,7 @@
                 <w:noProof/>
                 <w:webHidden/>
               </w:rPr>
-              <w:instrText xml:space="preserve"> PAGEREF _Toc175227320 \h </w:instrText>
+              <w:instrText xml:space="preserve"> PAGEREF _Toc178930342 \h </w:instrText>
             </w:r>
             <w:r>
               <w:rPr>
@@ -3725,7 +3674,7 @@
                 <w:noProof/>
                 <w:webHidden/>
               </w:rPr>
-              <w:t>12</w:t>
+              <w:t>13</w:t>
             </w:r>
             <w:r>
               <w:rPr>
@@ -3748,12 +3697,11 @@
               <w:sz w:val="24"/>
             </w:rPr>
           </w:pPr>
-          <w:hyperlink w:anchor="_Toc175227321" w:history="1">
+          <w:hyperlink w:anchor="_Toc178930343" w:history="1">
             <w:r>
               <w:rPr>
                 <w:rStyle w:val="Hyperlink"/>
                 <w:noProof/>
-                <w:u w:val="none"/>
               </w:rPr>
               <w:t>Port Scanning: -</w:t>
             </w:r>
@@ -3776,7 +3724,7 @@
                 <w:noProof/>
                 <w:webHidden/>
               </w:rPr>
-              <w:instrText xml:space="preserve"> PAGEREF _Toc175227321 \h </w:instrText>
+              <w:instrText xml:space="preserve"> PAGEREF _Toc178930343 \h </w:instrText>
             </w:r>
             <w:r>
               <w:rPr>
@@ -3796,7 +3744,7 @@
                 <w:noProof/>
                 <w:webHidden/>
               </w:rPr>
-              <w:t>12</w:t>
+              <w:t>13</w:t>
             </w:r>
             <w:r>
               <w:rPr>
@@ -3819,12 +3767,11 @@
               <w:sz w:val="24"/>
             </w:rPr>
           </w:pPr>
-          <w:hyperlink w:anchor="_Toc175227322" w:history="1">
+          <w:hyperlink w:anchor="_Toc178930344" w:history="1">
             <w:r>
               <w:rPr>
                 <w:rStyle w:val="Hyperlink"/>
                 <w:noProof/>
-                <w:u w:val="none"/>
               </w:rPr>
               <w:t>Intrusion Detection and Prevention Systems: -</w:t>
             </w:r>
@@ -3847,7 +3794,7 @@
                 <w:noProof/>
                 <w:webHidden/>
               </w:rPr>
-              <w:instrText xml:space="preserve"> PAGEREF _Toc175227322 \h </w:instrText>
+              <w:instrText xml:space="preserve"> PAGEREF _Toc178930344 \h </w:instrText>
             </w:r>
             <w:r>
               <w:rPr>
@@ -3890,12 +3837,11 @@
               <w:sz w:val="24"/>
             </w:rPr>
           </w:pPr>
-          <w:hyperlink w:anchor="_Toc175227323" w:history="1">
+          <w:hyperlink w:anchor="_Toc178930345" w:history="1">
             <w:r>
               <w:rPr>
                 <w:rStyle w:val="Hyperlink"/>
                 <w:noProof/>
-                <w:u w:val="none"/>
               </w:rPr>
               <w:t>Intrusion detection systems (IDSs) :-</w:t>
             </w:r>
@@ -3918,7 +3864,7 @@
                 <w:noProof/>
                 <w:webHidden/>
               </w:rPr>
-              <w:instrText xml:space="preserve"> PAGEREF _Toc175227323 \h </w:instrText>
+              <w:instrText xml:space="preserve"> PAGEREF _Toc178930345 \h </w:instrText>
             </w:r>
             <w:r>
               <w:rPr>
@@ -3961,12 +3907,11 @@
               <w:sz w:val="24"/>
             </w:rPr>
           </w:pPr>
-          <w:hyperlink w:anchor="_Toc175227324" w:history="1">
+          <w:hyperlink w:anchor="_Toc178930346" w:history="1">
             <w:r>
               <w:rPr>
                 <w:rStyle w:val="Hyperlink"/>
                 <w:noProof/>
-                <w:u w:val="none"/>
               </w:rPr>
               <w:t>Intrusion prevention systems (IPSs)</w:t>
             </w:r>
@@ -3989,7 +3934,7 @@
                 <w:noProof/>
                 <w:webHidden/>
               </w:rPr>
-              <w:instrText xml:space="preserve"> PAGEREF _Toc175227324 \h </w:instrText>
+              <w:instrText xml:space="preserve"> PAGEREF _Toc178930346 \h </w:instrText>
             </w:r>
             <w:r>
               <w:rPr>
@@ -4009,7 +3954,7 @@
                 <w:noProof/>
                 <w:webHidden/>
               </w:rPr>
-              <w:t>13</w:t>
+              <w:t>14</w:t>
             </w:r>
             <w:r>
               <w:rPr>
@@ -4032,12 +3977,11 @@
               <w:sz w:val="24"/>
             </w:rPr>
           </w:pPr>
-          <w:hyperlink w:anchor="_Toc175227325" w:history="1">
+          <w:hyperlink w:anchor="_Toc178930347" w:history="1">
             <w:r>
               <w:rPr>
                 <w:rStyle w:val="Hyperlink"/>
                 <w:noProof/>
-                <w:u w:val="none"/>
               </w:rPr>
               <w:t>Real Time Detection: -</w:t>
             </w:r>
@@ -4060,7 +4004,7 @@
                 <w:noProof/>
                 <w:webHidden/>
               </w:rPr>
-              <w:instrText xml:space="preserve"> PAGEREF _Toc175227325 \h </w:instrText>
+              <w:instrText xml:space="preserve"> PAGEREF _Toc178930347 \h </w:instrText>
             </w:r>
             <w:r>
               <w:rPr>
@@ -4080,7 +4024,7 @@
                 <w:noProof/>
                 <w:webHidden/>
               </w:rPr>
-              <w:t>13</w:t>
+              <w:t>14</w:t>
             </w:r>
             <w:r>
               <w:rPr>
@@ -4103,12 +4047,11 @@
               <w:sz w:val="24"/>
             </w:rPr>
           </w:pPr>
-          <w:hyperlink w:anchor="_Toc175227326" w:history="1">
+          <w:hyperlink w:anchor="_Toc178930348" w:history="1">
             <w:r>
               <w:rPr>
                 <w:rStyle w:val="Hyperlink"/>
                 <w:noProof/>
-                <w:u w:val="none"/>
               </w:rPr>
               <w:t>Protecting Against Malware: -</w:t>
             </w:r>
@@ -4131,7 +4074,7 @@
                 <w:noProof/>
                 <w:webHidden/>
               </w:rPr>
-              <w:instrText xml:space="preserve"> PAGEREF _Toc175227326 \h </w:instrText>
+              <w:instrText xml:space="preserve"> PAGEREF _Toc178930348 \h </w:instrText>
             </w:r>
             <w:r>
               <w:rPr>
@@ -4174,12 +4117,11 @@
               <w:sz w:val="24"/>
             </w:rPr>
           </w:pPr>
-          <w:hyperlink w:anchor="_Toc175227327" w:history="1">
+          <w:hyperlink w:anchor="_Toc178930349" w:history="1">
             <w:r>
               <w:rPr>
                 <w:rStyle w:val="Hyperlink"/>
                 <w:noProof/>
-                <w:u w:val="none"/>
               </w:rPr>
               <w:t>Secure Operations Center Team : -</w:t>
             </w:r>
@@ -4202,7 +4144,7 @@
                 <w:noProof/>
                 <w:webHidden/>
               </w:rPr>
-              <w:instrText xml:space="preserve"> PAGEREF _Toc175227327 \h </w:instrText>
+              <w:instrText xml:space="preserve"> PAGEREF _Toc178930349 \h </w:instrText>
             </w:r>
             <w:r>
               <w:rPr>
@@ -4245,12 +4187,11 @@
               <w:sz w:val="24"/>
             </w:rPr>
           </w:pPr>
-          <w:hyperlink w:anchor="_Toc175227328" w:history="1">
+          <w:hyperlink w:anchor="_Toc178930350" w:history="1">
             <w:r>
               <w:rPr>
                 <w:rStyle w:val="Hyperlink"/>
                 <w:noProof/>
-                <w:u w:val="none"/>
               </w:rPr>
               <w:t>Incidence Response Team: -</w:t>
             </w:r>
@@ -4273,7 +4214,7 @@
                 <w:noProof/>
                 <w:webHidden/>
               </w:rPr>
-              <w:instrText xml:space="preserve"> PAGEREF _Toc175227328 \h </w:instrText>
+              <w:instrText xml:space="preserve"> PAGEREF _Toc178930350 \h </w:instrText>
             </w:r>
             <w:r>
               <w:rPr>
@@ -4316,12 +4257,11 @@
               <w:sz w:val="24"/>
             </w:rPr>
           </w:pPr>
-          <w:hyperlink w:anchor="_Toc175227329" w:history="1">
+          <w:hyperlink w:anchor="_Toc178930351" w:history="1">
             <w:r>
               <w:rPr>
                 <w:rStyle w:val="Hyperlink"/>
                 <w:noProof/>
-                <w:u w:val="none"/>
               </w:rPr>
               <w:t>Threat Intelligence Team:-</w:t>
             </w:r>
@@ -4344,7 +4284,7 @@
                 <w:noProof/>
                 <w:webHidden/>
               </w:rPr>
-              <w:instrText xml:space="preserve"> PAGEREF _Toc175227329 \h </w:instrText>
+              <w:instrText xml:space="preserve"> PAGEREF _Toc178930351 \h </w:instrText>
             </w:r>
             <w:r>
               <w:rPr>
@@ -4364,7 +4304,7 @@
                 <w:noProof/>
                 <w:webHidden/>
               </w:rPr>
-              <w:t>14</w:t>
+              <w:t>15</w:t>
             </w:r>
             <w:r>
               <w:rPr>
@@ -4387,12 +4327,11 @@
               <w:sz w:val="24"/>
             </w:rPr>
           </w:pPr>
-          <w:hyperlink w:anchor="_Toc175227330" w:history="1">
+          <w:hyperlink w:anchor="_Toc178930352" w:history="1">
             <w:r>
               <w:rPr>
                 <w:rStyle w:val="Hyperlink"/>
                 <w:noProof/>
-                <w:u w:val="none"/>
               </w:rPr>
               <w:t>Security Infrastructure Engineering Team: -</w:t>
             </w:r>
@@ -4415,7 +4354,7 @@
                 <w:noProof/>
                 <w:webHidden/>
               </w:rPr>
-              <w:instrText xml:space="preserve"> PAGEREF _Toc175227330 \h </w:instrText>
+              <w:instrText xml:space="preserve"> PAGEREF _Toc178930352 \h </w:instrText>
             </w:r>
             <w:r>
               <w:rPr>
@@ -4435,7 +4374,7 @@
                 <w:noProof/>
                 <w:webHidden/>
               </w:rPr>
-              <w:t>14</w:t>
+              <w:t>15</w:t>
             </w:r>
             <w:r>
               <w:rPr>
@@ -4458,12 +4397,11 @@
               <w:sz w:val="24"/>
             </w:rPr>
           </w:pPr>
-          <w:hyperlink w:anchor="_Toc175227331" w:history="1">
+          <w:hyperlink w:anchor="_Toc178930353" w:history="1">
             <w:r>
               <w:rPr>
                 <w:rStyle w:val="Hyperlink"/>
                 <w:noProof/>
-                <w:u w:val="none"/>
               </w:rPr>
               <w:t>Security Best Practices : -</w:t>
             </w:r>
@@ -4486,7 +4424,7 @@
                 <w:noProof/>
                 <w:webHidden/>
               </w:rPr>
-              <w:instrText xml:space="preserve"> PAGEREF _Toc175227331 \h </w:instrText>
+              <w:instrText xml:space="preserve"> PAGEREF _Toc178930353 \h </w:instrText>
             </w:r>
             <w:r>
               <w:rPr>
@@ -4506,7 +4444,7 @@
                 <w:noProof/>
                 <w:webHidden/>
               </w:rPr>
-              <w:t>14</w:t>
+              <w:t>15</w:t>
             </w:r>
             <w:r>
               <w:rPr>
@@ -4529,12 +4467,11 @@
               <w:sz w:val="24"/>
             </w:rPr>
           </w:pPr>
-          <w:hyperlink w:anchor="_Toc175227332" w:history="1">
+          <w:hyperlink w:anchor="_Toc178930354" w:history="1">
             <w:r>
               <w:rPr>
                 <w:rStyle w:val="Hyperlink"/>
                 <w:noProof/>
-                <w:u w:val="none"/>
               </w:rPr>
               <w:t>Perform a risk assessment: -</w:t>
             </w:r>
@@ -4557,7 +4494,7 @@
                 <w:noProof/>
                 <w:webHidden/>
               </w:rPr>
-              <w:instrText xml:space="preserve"> PAGEREF _Toc175227332 \h </w:instrText>
+              <w:instrText xml:space="preserve"> PAGEREF _Toc178930354 \h </w:instrText>
             </w:r>
             <w:r>
               <w:rPr>
@@ -4600,12 +4537,11 @@
               <w:sz w:val="24"/>
             </w:rPr>
           </w:pPr>
-          <w:hyperlink w:anchor="_Toc175227333" w:history="1">
+          <w:hyperlink w:anchor="_Toc178930355" w:history="1">
             <w:r>
               <w:rPr>
                 <w:rStyle w:val="Hyperlink"/>
                 <w:noProof/>
-                <w:u w:val="none"/>
               </w:rPr>
               <w:t>Create a security policy: -</w:t>
             </w:r>
@@ -4628,7 +4564,7 @@
                 <w:noProof/>
                 <w:webHidden/>
               </w:rPr>
-              <w:instrText xml:space="preserve"> PAGEREF _Toc175227333 \h </w:instrText>
+              <w:instrText xml:space="preserve"> PAGEREF _Toc178930355 \h </w:instrText>
             </w:r>
             <w:r>
               <w:rPr>
@@ -4671,12 +4607,11 @@
               <w:sz w:val="24"/>
             </w:rPr>
           </w:pPr>
-          <w:hyperlink w:anchor="_Toc175227334" w:history="1">
+          <w:hyperlink w:anchor="_Toc178930356" w:history="1">
             <w:r>
               <w:rPr>
                 <w:rStyle w:val="Hyperlink"/>
                 <w:noProof/>
-                <w:u w:val="none"/>
               </w:rPr>
               <w:t>Physical security measures: -</w:t>
             </w:r>
@@ -4699,7 +4634,7 @@
                 <w:noProof/>
                 <w:webHidden/>
               </w:rPr>
-              <w:instrText xml:space="preserve"> PAGEREF _Toc175227334 \h </w:instrText>
+              <w:instrText xml:space="preserve"> PAGEREF _Toc178930356 \h </w:instrText>
             </w:r>
             <w:r>
               <w:rPr>
@@ -4742,12 +4677,11 @@
               <w:sz w:val="24"/>
             </w:rPr>
           </w:pPr>
-          <w:hyperlink w:anchor="_Toc175227335" w:history="1">
+          <w:hyperlink w:anchor="_Toc178930357" w:history="1">
             <w:r>
               <w:rPr>
                 <w:rStyle w:val="Hyperlink"/>
                 <w:noProof/>
-                <w:u w:val="none"/>
               </w:rPr>
               <w:t>Human resource security measures: -</w:t>
             </w:r>
@@ -4770,7 +4704,7 @@
                 <w:noProof/>
                 <w:webHidden/>
               </w:rPr>
-              <w:instrText xml:space="preserve"> PAGEREF _Toc175227335 \h </w:instrText>
+              <w:instrText xml:space="preserve"> PAGEREF _Toc178930357 \h </w:instrText>
             </w:r>
             <w:r>
               <w:rPr>
@@ -4813,12 +4747,11 @@
               <w:sz w:val="24"/>
             </w:rPr>
           </w:pPr>
-          <w:hyperlink w:anchor="_Toc175227336" w:history="1">
+          <w:hyperlink w:anchor="_Toc178930358" w:history="1">
             <w:r>
               <w:rPr>
                 <w:rStyle w:val="Hyperlink"/>
                 <w:noProof/>
-                <w:u w:val="none"/>
               </w:rPr>
               <w:t>Perform and test backups: -</w:t>
             </w:r>
@@ -4841,7 +4774,7 @@
                 <w:noProof/>
                 <w:webHidden/>
               </w:rPr>
-              <w:instrText xml:space="preserve"> PAGEREF _Toc175227336 \h </w:instrText>
+              <w:instrText xml:space="preserve"> PAGEREF _Toc178930358 \h </w:instrText>
             </w:r>
             <w:r>
               <w:rPr>
@@ -4884,12 +4817,11 @@
               <w:sz w:val="24"/>
             </w:rPr>
           </w:pPr>
-          <w:hyperlink w:anchor="_Toc175227337" w:history="1">
+          <w:hyperlink w:anchor="_Toc178930359" w:history="1">
             <w:r>
               <w:rPr>
                 <w:rStyle w:val="Hyperlink"/>
                 <w:noProof/>
-                <w:u w:val="none"/>
               </w:rPr>
               <w:t>Maintain security patches and updates: -</w:t>
             </w:r>
@@ -4912,7 +4844,7 @@
                 <w:noProof/>
                 <w:webHidden/>
               </w:rPr>
-              <w:instrText xml:space="preserve"> PAGEREF _Toc175227337 \h </w:instrText>
+              <w:instrText xml:space="preserve"> PAGEREF _Toc178930359 \h </w:instrText>
             </w:r>
             <w:r>
               <w:rPr>
@@ -4955,12 +4887,11 @@
               <w:sz w:val="24"/>
             </w:rPr>
           </w:pPr>
-          <w:hyperlink w:anchor="_Toc175227338" w:history="1">
+          <w:hyperlink w:anchor="_Toc178930360" w:history="1">
             <w:r>
               <w:rPr>
                 <w:rStyle w:val="Hyperlink"/>
                 <w:noProof/>
-                <w:u w:val="none"/>
               </w:rPr>
               <w:t>Employee access control: -</w:t>
             </w:r>
@@ -4983,7 +4914,7 @@
                 <w:noProof/>
                 <w:webHidden/>
               </w:rPr>
-              <w:instrText xml:space="preserve"> PAGEREF _Toc175227338 \h </w:instrText>
+              <w:instrText xml:space="preserve"> PAGEREF _Toc178930360 \h </w:instrText>
             </w:r>
             <w:r>
               <w:rPr>
@@ -5026,12 +4957,11 @@
               <w:sz w:val="24"/>
             </w:rPr>
           </w:pPr>
-          <w:hyperlink w:anchor="_Toc175227339" w:history="1">
+          <w:hyperlink w:anchor="_Toc178930361" w:history="1">
             <w:r>
               <w:rPr>
                 <w:rStyle w:val="Hyperlink"/>
                 <w:noProof/>
-                <w:u w:val="none"/>
               </w:rPr>
               <w:t>Regular test incident response: -</w:t>
             </w:r>
@@ -5054,7 +4984,7 @@
                 <w:noProof/>
                 <w:webHidden/>
               </w:rPr>
-              <w:instrText xml:space="preserve"> PAGEREF _Toc175227339 \h </w:instrText>
+              <w:instrText xml:space="preserve"> PAGEREF _Toc178930361 \h </w:instrText>
             </w:r>
             <w:r>
               <w:rPr>
@@ -5097,12 +5027,11 @@
               <w:sz w:val="24"/>
             </w:rPr>
           </w:pPr>
-          <w:hyperlink w:anchor="_Toc175227340" w:history="1">
+          <w:hyperlink w:anchor="_Toc178930362" w:history="1">
             <w:r>
               <w:rPr>
                 <w:rStyle w:val="Hyperlink"/>
                 <w:noProof/>
-                <w:u w:val="none"/>
               </w:rPr>
               <w:t>Implement a network monitoring analytics and management tools: -</w:t>
             </w:r>
@@ -5125,7 +5054,7 @@
                 <w:noProof/>
                 <w:webHidden/>
               </w:rPr>
-              <w:instrText xml:space="preserve"> PAGEREF _Toc175227340 \h </w:instrText>
+              <w:instrText xml:space="preserve"> PAGEREF _Toc178930362 \h </w:instrText>
             </w:r>
             <w:r>
               <w:rPr>
@@ -5168,12 +5097,11 @@
               <w:sz w:val="24"/>
             </w:rPr>
           </w:pPr>
-          <w:hyperlink w:anchor="_Toc175227341" w:history="1">
+          <w:hyperlink w:anchor="_Toc178930363" w:history="1">
             <w:r>
               <w:rPr>
                 <w:rStyle w:val="Hyperlink"/>
                 <w:noProof/>
-                <w:u w:val="none"/>
               </w:rPr>
               <w:t>Implement network security devices: -</w:t>
             </w:r>
@@ -5196,7 +5124,7 @@
                 <w:noProof/>
                 <w:webHidden/>
               </w:rPr>
-              <w:instrText xml:space="preserve"> PAGEREF _Toc175227341 \h </w:instrText>
+              <w:instrText xml:space="preserve"> PAGEREF _Toc178930363 \h </w:instrText>
             </w:r>
             <w:r>
               <w:rPr>
@@ -5216,7 +5144,7 @@
                 <w:noProof/>
                 <w:webHidden/>
               </w:rPr>
-              <w:t>15</w:t>
+              <w:t>16</w:t>
             </w:r>
             <w:r>
               <w:rPr>
@@ -5239,12 +5167,11 @@
               <w:sz w:val="24"/>
             </w:rPr>
           </w:pPr>
-          <w:hyperlink w:anchor="_Toc175227342" w:history="1">
+          <w:hyperlink w:anchor="_Toc178930364" w:history="1">
             <w:r>
               <w:rPr>
                 <w:rStyle w:val="Hyperlink"/>
                 <w:noProof/>
-                <w:u w:val="none"/>
               </w:rPr>
               <w:t>Implement a comprehensive endpoint security solution: -</w:t>
             </w:r>
@@ -5267,7 +5194,7 @@
                 <w:noProof/>
                 <w:webHidden/>
               </w:rPr>
-              <w:instrText xml:space="preserve"> PAGEREF _Toc175227342 \h </w:instrText>
+              <w:instrText xml:space="preserve"> PAGEREF _Toc178930364 \h </w:instrText>
             </w:r>
             <w:r>
               <w:rPr>
@@ -5287,7 +5214,7 @@
                 <w:noProof/>
                 <w:webHidden/>
               </w:rPr>
-              <w:t>15</w:t>
+              <w:t>16</w:t>
             </w:r>
             <w:r>
               <w:rPr>
@@ -5310,12 +5237,11 @@
               <w:sz w:val="24"/>
             </w:rPr>
           </w:pPr>
-          <w:hyperlink w:anchor="_Toc175227343" w:history="1">
+          <w:hyperlink w:anchor="_Toc178930365" w:history="1">
             <w:r>
               <w:rPr>
                 <w:rStyle w:val="Hyperlink"/>
                 <w:noProof/>
-                <w:u w:val="none"/>
               </w:rPr>
               <w:t>Educate users: -</w:t>
             </w:r>
@@ -5338,7 +5264,7 @@
                 <w:noProof/>
                 <w:webHidden/>
               </w:rPr>
-              <w:instrText xml:space="preserve"> PAGEREF _Toc175227343 \h </w:instrText>
+              <w:instrText xml:space="preserve"> PAGEREF _Toc178930365 \h </w:instrText>
             </w:r>
             <w:r>
               <w:rPr>
@@ -5358,7 +5284,7 @@
                 <w:noProof/>
                 <w:webHidden/>
               </w:rPr>
-              <w:t>15</w:t>
+              <w:t>16</w:t>
             </w:r>
             <w:r>
               <w:rPr>
@@ -5381,12 +5307,11 @@
               <w:sz w:val="24"/>
             </w:rPr>
           </w:pPr>
-          <w:hyperlink w:anchor="_Toc175227344" w:history="1">
+          <w:hyperlink w:anchor="_Toc178930366" w:history="1">
             <w:r>
               <w:rPr>
                 <w:rStyle w:val="Hyperlink"/>
                 <w:noProof/>
-                <w:u w:val="none"/>
               </w:rPr>
               <w:t>Encrypt Data: -</w:t>
             </w:r>
@@ -5409,7 +5334,7 @@
                 <w:noProof/>
                 <w:webHidden/>
               </w:rPr>
-              <w:instrText xml:space="preserve"> PAGEREF _Toc175227344 \h </w:instrText>
+              <w:instrText xml:space="preserve"> PAGEREF _Toc178930366 \h </w:instrText>
             </w:r>
             <w:r>
               <w:rPr>
@@ -5452,12 +5377,11 @@
               <w:sz w:val="24"/>
             </w:rPr>
           </w:pPr>
-          <w:hyperlink w:anchor="_Toc175227345" w:history="1">
+          <w:hyperlink w:anchor="_Toc178930367" w:history="1">
             <w:r>
               <w:rPr>
                 <w:rStyle w:val="Hyperlink"/>
                 <w:noProof/>
-                <w:u w:val="none"/>
               </w:rPr>
               <w:t>Behavior Approach to Cybersecurity</w:t>
             </w:r>
@@ -5480,7 +5404,7 @@
                 <w:noProof/>
                 <w:webHidden/>
               </w:rPr>
-              <w:instrText xml:space="preserve"> PAGEREF _Toc175227345 \h </w:instrText>
+              <w:instrText xml:space="preserve"> PAGEREF _Toc178930367 \h </w:instrText>
             </w:r>
             <w:r>
               <w:rPr>
@@ -5523,12 +5447,11 @@
               <w:sz w:val="24"/>
             </w:rPr>
           </w:pPr>
-          <w:hyperlink w:anchor="_Toc175227346" w:history="1">
+          <w:hyperlink w:anchor="_Toc178930368" w:history="1">
             <w:r>
               <w:rPr>
                 <w:rStyle w:val="Hyperlink"/>
                 <w:noProof/>
-                <w:u w:val="none"/>
               </w:rPr>
               <w:t>Behaviour-Based Security:-</w:t>
             </w:r>
@@ -5551,7 +5474,7 @@
                 <w:noProof/>
                 <w:webHidden/>
               </w:rPr>
-              <w:instrText xml:space="preserve"> PAGEREF _Toc175227346 \h </w:instrText>
+              <w:instrText xml:space="preserve"> PAGEREF _Toc178930368 \h </w:instrText>
             </w:r>
             <w:r>
               <w:rPr>
@@ -5594,12 +5517,11 @@
               <w:sz w:val="24"/>
             </w:rPr>
           </w:pPr>
-          <w:hyperlink w:anchor="_Toc175227347" w:history="1">
+          <w:hyperlink w:anchor="_Toc178930369" w:history="1">
             <w:r>
               <w:rPr>
                 <w:rStyle w:val="Hyperlink"/>
                 <w:noProof/>
-                <w:u w:val="none"/>
               </w:rPr>
               <w:t>1: - Honeypots: -</w:t>
             </w:r>
@@ -5622,7 +5544,7 @@
                 <w:noProof/>
                 <w:webHidden/>
               </w:rPr>
-              <w:instrText xml:space="preserve"> PAGEREF _Toc175227347 \h </w:instrText>
+              <w:instrText xml:space="preserve"> PAGEREF _Toc178930369 \h </w:instrText>
             </w:r>
             <w:r>
               <w:rPr>
@@ -5665,12 +5587,11 @@
               <w:sz w:val="24"/>
             </w:rPr>
           </w:pPr>
-          <w:hyperlink w:anchor="_Toc175227348" w:history="1">
+          <w:hyperlink w:anchor="_Toc178930370" w:history="1">
             <w:r>
               <w:rPr>
                 <w:rStyle w:val="Hyperlink"/>
                 <w:noProof/>
-                <w:u w:val="none"/>
               </w:rPr>
               <w:t>2: - Cisco’s Cyber Threat Defense Solution Architecture:  -</w:t>
             </w:r>
@@ -5693,7 +5614,7 @@
                 <w:noProof/>
                 <w:webHidden/>
               </w:rPr>
-              <w:instrText xml:space="preserve"> PAGEREF _Toc175227348 \h </w:instrText>
+              <w:instrText xml:space="preserve"> PAGEREF _Toc178930370 \h </w:instrText>
             </w:r>
             <w:r>
               <w:rPr>
@@ -5736,12 +5657,11 @@
               <w:sz w:val="24"/>
             </w:rPr>
           </w:pPr>
-          <w:hyperlink w:anchor="_Toc175227349" w:history="1">
+          <w:hyperlink w:anchor="_Toc178930371" w:history="1">
             <w:r>
               <w:rPr>
                 <w:rStyle w:val="Hyperlink"/>
                 <w:noProof/>
-                <w:u w:val="none"/>
               </w:rPr>
               <w:t>NetFlow: -</w:t>
             </w:r>
@@ -5764,7 +5684,7 @@
                 <w:noProof/>
                 <w:webHidden/>
               </w:rPr>
-              <w:instrText xml:space="preserve"> PAGEREF _Toc175227349 \h </w:instrText>
+              <w:instrText xml:space="preserve"> PAGEREF _Toc178930371 \h </w:instrText>
             </w:r>
             <w:r>
               <w:rPr>
@@ -5784,7 +5704,7 @@
                 <w:noProof/>
                 <w:webHidden/>
               </w:rPr>
-              <w:t>16</w:t>
+              <w:t>17</w:t>
             </w:r>
             <w:r>
               <w:rPr>
@@ -5807,12 +5727,11 @@
               <w:sz w:val="24"/>
             </w:rPr>
           </w:pPr>
-          <w:hyperlink w:anchor="_Toc175227350" w:history="1">
+          <w:hyperlink w:anchor="_Toc178930372" w:history="1">
             <w:r>
               <w:rPr>
                 <w:rStyle w:val="Hyperlink"/>
                 <w:noProof/>
-                <w:u w:val="none"/>
               </w:rPr>
               <w:t>Penetration Testing: -</w:t>
             </w:r>
@@ -5835,7 +5754,7 @@
                 <w:noProof/>
                 <w:webHidden/>
               </w:rPr>
-              <w:instrText xml:space="preserve"> PAGEREF _Toc175227350 \h </w:instrText>
+              <w:instrText xml:space="preserve"> PAGEREF _Toc178930372 \h </w:instrText>
             </w:r>
             <w:r>
               <w:rPr>
@@ -5878,12 +5797,11 @@
               <w:sz w:val="24"/>
             </w:rPr>
           </w:pPr>
-          <w:hyperlink w:anchor="_Toc175227351" w:history="1">
+          <w:hyperlink w:anchor="_Toc178930373" w:history="1">
             <w:r>
               <w:rPr>
                 <w:rStyle w:val="Hyperlink"/>
                 <w:noProof/>
-                <w:u w:val="none"/>
               </w:rPr>
               <w:t>1: - Planning: -</w:t>
             </w:r>
@@ -5906,7 +5824,7 @@
                 <w:noProof/>
                 <w:webHidden/>
               </w:rPr>
-              <w:instrText xml:space="preserve"> PAGEREF _Toc175227351 \h </w:instrText>
+              <w:instrText xml:space="preserve"> PAGEREF _Toc178930373 \h </w:instrText>
             </w:r>
             <w:r>
               <w:rPr>
@@ -5949,12 +5867,11 @@
               <w:sz w:val="24"/>
             </w:rPr>
           </w:pPr>
-          <w:hyperlink w:anchor="_Toc175227352" w:history="1">
+          <w:hyperlink w:anchor="_Toc178930374" w:history="1">
             <w:r>
               <w:rPr>
                 <w:rStyle w:val="Hyperlink"/>
                 <w:noProof/>
-                <w:u w:val="none"/>
               </w:rPr>
               <w:t>2: - Scanning: -</w:t>
             </w:r>
@@ -5977,7 +5894,7 @@
                 <w:noProof/>
                 <w:webHidden/>
               </w:rPr>
-              <w:instrText xml:space="preserve"> PAGEREF _Toc175227352 \h </w:instrText>
+              <w:instrText xml:space="preserve"> PAGEREF _Toc178930374 \h </w:instrText>
             </w:r>
             <w:r>
               <w:rPr>
@@ -6020,12 +5937,11 @@
               <w:sz w:val="24"/>
             </w:rPr>
           </w:pPr>
-          <w:hyperlink w:anchor="_Toc175227353" w:history="1">
+          <w:hyperlink w:anchor="_Toc178930375" w:history="1">
             <w:r>
               <w:rPr>
                 <w:rStyle w:val="Hyperlink"/>
                 <w:noProof/>
-                <w:u w:val="none"/>
               </w:rPr>
               <w:t>3: - Gain access</w:t>
             </w:r>
@@ -6048,7 +5964,7 @@
                 <w:noProof/>
                 <w:webHidden/>
               </w:rPr>
-              <w:instrText xml:space="preserve"> PAGEREF _Toc175227353 \h </w:instrText>
+              <w:instrText xml:space="preserve"> PAGEREF _Toc178930375 \h </w:instrText>
             </w:r>
             <w:r>
               <w:rPr>
@@ -6091,12 +6007,11 @@
               <w:sz w:val="24"/>
             </w:rPr>
           </w:pPr>
-          <w:hyperlink w:anchor="_Toc175227354" w:history="1">
+          <w:hyperlink w:anchor="_Toc178930376" w:history="1">
             <w:r>
               <w:rPr>
                 <w:rStyle w:val="Hyperlink"/>
                 <w:noProof/>
-                <w:u w:val="none"/>
               </w:rPr>
               <w:t>4: - Maintain access</w:t>
             </w:r>
@@ -6119,7 +6034,7 @@
                 <w:noProof/>
                 <w:webHidden/>
               </w:rPr>
-              <w:instrText xml:space="preserve"> PAGEREF _Toc175227354 \h </w:instrText>
+              <w:instrText xml:space="preserve"> PAGEREF _Toc178930376 \h </w:instrText>
             </w:r>
             <w:r>
               <w:rPr>
@@ -6162,12 +6077,11 @@
               <w:sz w:val="24"/>
             </w:rPr>
           </w:pPr>
-          <w:hyperlink w:anchor="_Toc175227355" w:history="1">
+          <w:hyperlink w:anchor="_Toc178930377" w:history="1">
             <w:r>
               <w:rPr>
                 <w:rStyle w:val="Hyperlink"/>
                 <w:noProof/>
-                <w:u w:val="none"/>
               </w:rPr>
               <w:t>5: -Analysis and reporting</w:t>
             </w:r>
@@ -6190,7 +6104,7 @@
                 <w:noProof/>
                 <w:webHidden/>
               </w:rPr>
-              <w:instrText xml:space="preserve"> PAGEREF _Toc175227355 \h </w:instrText>
+              <w:instrText xml:space="preserve"> PAGEREF _Toc178930377 \h </w:instrText>
             </w:r>
             <w:r>
               <w:rPr>
@@ -6233,12 +6147,11 @@
               <w:sz w:val="24"/>
             </w:rPr>
           </w:pPr>
-          <w:hyperlink w:anchor="_Toc175227356" w:history="1">
+          <w:hyperlink w:anchor="_Toc178930378" w:history="1">
             <w:r>
               <w:rPr>
                 <w:rStyle w:val="Hyperlink"/>
                 <w:noProof/>
-                <w:u w:val="none"/>
               </w:rPr>
               <w:t>Impact Reduction: -</w:t>
             </w:r>
@@ -6261,7 +6174,7 @@
                 <w:noProof/>
                 <w:webHidden/>
               </w:rPr>
-              <w:instrText xml:space="preserve"> PAGEREF _Toc175227356 \h </w:instrText>
+              <w:instrText xml:space="preserve"> PAGEREF _Toc178930378 \h </w:instrText>
             </w:r>
             <w:r>
               <w:rPr>
@@ -6304,12 +6217,11 @@
               <w:sz w:val="24"/>
             </w:rPr>
           </w:pPr>
-          <w:hyperlink w:anchor="_Toc175227357" w:history="1">
+          <w:hyperlink w:anchor="_Toc178930379" w:history="1">
             <w:r>
               <w:rPr>
                 <w:rStyle w:val="Hyperlink"/>
                 <w:noProof/>
-                <w:u w:val="none"/>
               </w:rPr>
               <w:t>Communicate the issue</w:t>
             </w:r>
@@ -6332,7 +6244,7 @@
                 <w:noProof/>
                 <w:webHidden/>
               </w:rPr>
-              <w:instrText xml:space="preserve"> PAGEREF _Toc175227357 \h </w:instrText>
+              <w:instrText xml:space="preserve"> PAGEREF _Toc178930379 \h </w:instrText>
             </w:r>
             <w:r>
               <w:rPr>
@@ -6375,12 +6287,11 @@
               <w:sz w:val="24"/>
             </w:rPr>
           </w:pPr>
-          <w:hyperlink w:anchor="_Toc175227358" w:history="1">
+          <w:hyperlink w:anchor="_Toc178930380" w:history="1">
             <w:r>
               <w:rPr>
                 <w:rStyle w:val="Hyperlink"/>
                 <w:noProof/>
-                <w:u w:val="none"/>
               </w:rPr>
               <w:t>Be sincere and accountable</w:t>
             </w:r>
@@ -6403,7 +6314,7 @@
                 <w:noProof/>
                 <w:webHidden/>
               </w:rPr>
-              <w:instrText xml:space="preserve"> PAGEREF _Toc175227358 \h </w:instrText>
+              <w:instrText xml:space="preserve"> PAGEREF _Toc178930380 \h </w:instrText>
             </w:r>
             <w:r>
               <w:rPr>
@@ -6446,12 +6357,11 @@
               <w:sz w:val="24"/>
             </w:rPr>
           </w:pPr>
-          <w:hyperlink w:anchor="_Toc175227359" w:history="1">
+          <w:hyperlink w:anchor="_Toc178930381" w:history="1">
             <w:r>
               <w:rPr>
                 <w:rStyle w:val="Hyperlink"/>
                 <w:noProof/>
-                <w:u w:val="none"/>
               </w:rPr>
               <w:t>Provide the details</w:t>
             </w:r>
@@ -6474,7 +6384,7 @@
                 <w:noProof/>
                 <w:webHidden/>
               </w:rPr>
-              <w:instrText xml:space="preserve"> PAGEREF _Toc175227359 \h </w:instrText>
+              <w:instrText xml:space="preserve"> PAGEREF _Toc178930381 \h </w:instrText>
             </w:r>
             <w:r>
               <w:rPr>
@@ -6517,12 +6427,11 @@
               <w:sz w:val="24"/>
             </w:rPr>
           </w:pPr>
-          <w:hyperlink w:anchor="_Toc175227360" w:history="1">
+          <w:hyperlink w:anchor="_Toc178930382" w:history="1">
             <w:r>
               <w:rPr>
                 <w:rStyle w:val="Hyperlink"/>
                 <w:noProof/>
-                <w:u w:val="none"/>
               </w:rPr>
               <w:t>Find the cause</w:t>
             </w:r>
@@ -6545,7 +6454,7 @@
                 <w:noProof/>
                 <w:webHidden/>
               </w:rPr>
-              <w:instrText xml:space="preserve"> PAGEREF _Toc175227360 \h </w:instrText>
+              <w:instrText xml:space="preserve"> PAGEREF _Toc178930382 \h </w:instrText>
             </w:r>
             <w:r>
               <w:rPr>
@@ -6565,7 +6474,7 @@
                 <w:noProof/>
                 <w:webHidden/>
               </w:rPr>
-              <w:t>18</w:t>
+              <w:t>19</w:t>
             </w:r>
             <w:r>
               <w:rPr>
@@ -6588,12 +6497,11 @@
               <w:sz w:val="24"/>
             </w:rPr>
           </w:pPr>
-          <w:hyperlink w:anchor="_Toc175227361" w:history="1">
+          <w:hyperlink w:anchor="_Toc178930383" w:history="1">
             <w:r>
               <w:rPr>
                 <w:rStyle w:val="Hyperlink"/>
                 <w:noProof/>
-                <w:u w:val="none"/>
               </w:rPr>
               <w:t>Apply lessons learned</w:t>
             </w:r>
@@ -6616,7 +6524,7 @@
                 <w:noProof/>
                 <w:webHidden/>
               </w:rPr>
-              <w:instrText xml:space="preserve"> PAGEREF _Toc175227361 \h </w:instrText>
+              <w:instrText xml:space="preserve"> PAGEREF _Toc178930383 \h </w:instrText>
             </w:r>
             <w:r>
               <w:rPr>
@@ -6659,12 +6567,11 @@
               <w:sz w:val="24"/>
             </w:rPr>
           </w:pPr>
-          <w:hyperlink w:anchor="_Toc175227362" w:history="1">
+          <w:hyperlink w:anchor="_Toc178930384" w:history="1">
             <w:r>
               <w:rPr>
                 <w:rStyle w:val="Hyperlink"/>
                 <w:noProof/>
-                <w:u w:val="none"/>
               </w:rPr>
               <w:t>Check and check again</w:t>
             </w:r>
@@ -6687,7 +6594,7 @@
                 <w:noProof/>
                 <w:webHidden/>
               </w:rPr>
-              <w:instrText xml:space="preserve"> PAGEREF _Toc175227362 \h </w:instrText>
+              <w:instrText xml:space="preserve"> PAGEREF _Toc178930384 \h </w:instrText>
             </w:r>
             <w:r>
               <w:rPr>
@@ -6730,12 +6637,11 @@
               <w:sz w:val="24"/>
             </w:rPr>
           </w:pPr>
-          <w:hyperlink w:anchor="_Toc175227363" w:history="1">
+          <w:hyperlink w:anchor="_Toc178930385" w:history="1">
             <w:r>
               <w:rPr>
                 <w:rStyle w:val="Hyperlink"/>
                 <w:noProof/>
-                <w:u w:val="none"/>
               </w:rPr>
               <w:t>Educate</w:t>
             </w:r>
@@ -6758,7 +6664,7 @@
                 <w:noProof/>
                 <w:webHidden/>
               </w:rPr>
-              <w:instrText xml:space="preserve"> PAGEREF _Toc175227363 \h </w:instrText>
+              <w:instrText xml:space="preserve"> PAGEREF _Toc178930385 \h </w:instrText>
             </w:r>
             <w:r>
               <w:rPr>
@@ -6801,12 +6707,11 @@
               <w:sz w:val="24"/>
             </w:rPr>
           </w:pPr>
-          <w:hyperlink w:anchor="_Toc175227364" w:history="1">
+          <w:hyperlink w:anchor="_Toc178930386" w:history="1">
             <w:r>
               <w:rPr>
                 <w:rStyle w:val="Hyperlink"/>
                 <w:noProof/>
-                <w:u w:val="none"/>
               </w:rPr>
               <w:t>Risk Management</w:t>
             </w:r>
@@ -6829,7 +6734,7 @@
                 <w:noProof/>
                 <w:webHidden/>
               </w:rPr>
-              <w:instrText xml:space="preserve"> PAGEREF _Toc175227364 \h </w:instrText>
+              <w:instrText xml:space="preserve"> PAGEREF _Toc178930386 \h </w:instrText>
             </w:r>
             <w:r>
               <w:rPr>
@@ -6872,12 +6777,11 @@
               <w:sz w:val="24"/>
             </w:rPr>
           </w:pPr>
-          <w:hyperlink w:anchor="_Toc175227365" w:history="1">
+          <w:hyperlink w:anchor="_Toc178930387" w:history="1">
             <w:r>
               <w:rPr>
                 <w:rStyle w:val="Hyperlink"/>
                 <w:noProof/>
-                <w:u w:val="none"/>
               </w:rPr>
               <w:t>1: - Frame the risk</w:t>
             </w:r>
@@ -6900,7 +6804,7 @@
                 <w:noProof/>
                 <w:webHidden/>
               </w:rPr>
-              <w:instrText xml:space="preserve"> PAGEREF _Toc175227365 \h </w:instrText>
+              <w:instrText xml:space="preserve"> PAGEREF _Toc178930387 \h </w:instrText>
             </w:r>
             <w:r>
               <w:rPr>
@@ -6943,12 +6847,11 @@
               <w:sz w:val="24"/>
             </w:rPr>
           </w:pPr>
-          <w:hyperlink w:anchor="_Toc175227366" w:history="1">
+          <w:hyperlink w:anchor="_Toc178930388" w:history="1">
             <w:r>
               <w:rPr>
                 <w:rStyle w:val="Hyperlink"/>
                 <w:noProof/>
-                <w:u w:val="none"/>
               </w:rPr>
               <w:t>2: - Access the risk</w:t>
             </w:r>
@@ -6971,7 +6874,7 @@
                 <w:noProof/>
                 <w:webHidden/>
               </w:rPr>
-              <w:instrText xml:space="preserve"> PAGEREF _Toc175227366 \h </w:instrText>
+              <w:instrText xml:space="preserve"> PAGEREF _Toc178930388 \h </w:instrText>
             </w:r>
             <w:r>
               <w:rPr>
@@ -7014,12 +6917,11 @@
               <w:sz w:val="24"/>
             </w:rPr>
           </w:pPr>
-          <w:hyperlink w:anchor="_Toc175227367" w:history="1">
+          <w:hyperlink w:anchor="_Toc178930389" w:history="1">
             <w:r>
               <w:rPr>
                 <w:rStyle w:val="Hyperlink"/>
                 <w:noProof/>
-                <w:u w:val="none"/>
               </w:rPr>
               <w:t>3: - Respond to the risk</w:t>
             </w:r>
@@ -7042,7 +6944,7 @@
                 <w:noProof/>
                 <w:webHidden/>
               </w:rPr>
-              <w:instrText xml:space="preserve"> PAGEREF _Toc175227367 \h </w:instrText>
+              <w:instrText xml:space="preserve"> PAGEREF _Toc178930389 \h </w:instrText>
             </w:r>
             <w:r>
               <w:rPr>
@@ -7062,7 +6964,7 @@
                 <w:noProof/>
                 <w:webHidden/>
               </w:rPr>
-              <w:t>19</w:t>
+              <w:t>20</w:t>
             </w:r>
             <w:r>
               <w:rPr>
@@ -7085,12 +6987,11 @@
               <w:sz w:val="24"/>
             </w:rPr>
           </w:pPr>
-          <w:hyperlink w:anchor="_Toc175227368" w:history="1">
+          <w:hyperlink w:anchor="_Toc178930390" w:history="1">
             <w:r>
               <w:rPr>
                 <w:rStyle w:val="Hyperlink"/>
                 <w:noProof/>
-                <w:u w:val="none"/>
               </w:rPr>
               <w:t>4: - Monitor the risk</w:t>
             </w:r>
@@ -7113,7 +7014,7 @@
                 <w:noProof/>
                 <w:webHidden/>
               </w:rPr>
-              <w:instrText xml:space="preserve"> PAGEREF _Toc175227368 \h </w:instrText>
+              <w:instrText xml:space="preserve"> PAGEREF _Toc178930390 \h </w:instrText>
             </w:r>
             <w:r>
               <w:rPr>
@@ -7133,7 +7034,287 @@
                 <w:noProof/>
                 <w:webHidden/>
               </w:rPr>
-              <w:t>19</w:t>
+              <w:t>20</w:t>
+            </w:r>
+            <w:r>
+              <w:rPr>
+                <w:noProof/>
+                <w:webHidden/>
+              </w:rPr>
+              <w:fldChar w:fldCharType="end"/>
+            </w:r>
+          </w:hyperlink>
+        </w:p>
+        <w:p>
+          <w:pPr>
+            <w:pStyle w:val="TOC1"/>
+            <w:tabs>
+              <w:tab w:val="right" w:leader="dot" w:pos="9350"/>
+            </w:tabs>
+            <w:rPr>
+              <w:rFonts w:eastAsiaTheme="minorEastAsia"/>
+              <w:noProof/>
+              <w:sz w:val="24"/>
+            </w:rPr>
+          </w:pPr>
+          <w:hyperlink w:anchor="_Toc178930391" w:history="1">
+            <w:r>
+              <w:rPr>
+                <w:rStyle w:val="Hyperlink"/>
+                <w:noProof/>
+              </w:rPr>
+              <w:t>Tools for Incident Detection and Prevention:-</w:t>
+            </w:r>
+            <w:r>
+              <w:rPr>
+                <w:noProof/>
+                <w:webHidden/>
+              </w:rPr>
+              <w:tab/>
+            </w:r>
+            <w:r>
+              <w:rPr>
+                <w:noProof/>
+                <w:webHidden/>
+              </w:rPr>
+              <w:fldChar w:fldCharType="begin"/>
+            </w:r>
+            <w:r>
+              <w:rPr>
+                <w:noProof/>
+                <w:webHidden/>
+              </w:rPr>
+              <w:instrText xml:space="preserve"> PAGEREF _Toc178930391 \h </w:instrText>
+            </w:r>
+            <w:r>
+              <w:rPr>
+                <w:noProof/>
+                <w:webHidden/>
+              </w:rPr>
+            </w:r>
+            <w:r>
+              <w:rPr>
+                <w:noProof/>
+                <w:webHidden/>
+              </w:rPr>
+              <w:fldChar w:fldCharType="separate"/>
+            </w:r>
+            <w:r>
+              <w:rPr>
+                <w:noProof/>
+                <w:webHidden/>
+              </w:rPr>
+              <w:t>20</w:t>
+            </w:r>
+            <w:r>
+              <w:rPr>
+                <w:noProof/>
+                <w:webHidden/>
+              </w:rPr>
+              <w:fldChar w:fldCharType="end"/>
+            </w:r>
+          </w:hyperlink>
+        </w:p>
+        <w:p>
+          <w:pPr>
+            <w:pStyle w:val="TOC2"/>
+            <w:tabs>
+              <w:tab w:val="right" w:leader="dot" w:pos="9350"/>
+            </w:tabs>
+            <w:rPr>
+              <w:rFonts w:eastAsiaTheme="minorEastAsia"/>
+              <w:noProof/>
+              <w:sz w:val="24"/>
+            </w:rPr>
+          </w:pPr>
+          <w:hyperlink w:anchor="_Toc178930392" w:history="1">
+            <w:r>
+              <w:rPr>
+                <w:rStyle w:val="Hyperlink"/>
+                <w:noProof/>
+              </w:rPr>
+              <w:t>1: - SIEM</w:t>
+            </w:r>
+            <w:r>
+              <w:rPr>
+                <w:noProof/>
+                <w:webHidden/>
+              </w:rPr>
+              <w:tab/>
+            </w:r>
+            <w:r>
+              <w:rPr>
+                <w:noProof/>
+                <w:webHidden/>
+              </w:rPr>
+              <w:fldChar w:fldCharType="begin"/>
+            </w:r>
+            <w:r>
+              <w:rPr>
+                <w:noProof/>
+                <w:webHidden/>
+              </w:rPr>
+              <w:instrText xml:space="preserve"> PAGEREF _Toc178930392 \h </w:instrText>
+            </w:r>
+            <w:r>
+              <w:rPr>
+                <w:noProof/>
+                <w:webHidden/>
+              </w:rPr>
+            </w:r>
+            <w:r>
+              <w:rPr>
+                <w:noProof/>
+                <w:webHidden/>
+              </w:rPr>
+              <w:fldChar w:fldCharType="separate"/>
+            </w:r>
+            <w:r>
+              <w:rPr>
+                <w:noProof/>
+                <w:webHidden/>
+              </w:rPr>
+              <w:t>20</w:t>
+            </w:r>
+            <w:r>
+              <w:rPr>
+                <w:noProof/>
+                <w:webHidden/>
+              </w:rPr>
+              <w:fldChar w:fldCharType="end"/>
+            </w:r>
+          </w:hyperlink>
+        </w:p>
+        <w:p>
+          <w:pPr>
+            <w:pStyle w:val="TOC2"/>
+            <w:tabs>
+              <w:tab w:val="right" w:leader="dot" w:pos="9350"/>
+            </w:tabs>
+            <w:rPr>
+              <w:rFonts w:eastAsiaTheme="minorEastAsia"/>
+              <w:noProof/>
+              <w:sz w:val="24"/>
+            </w:rPr>
+          </w:pPr>
+          <w:hyperlink w:anchor="_Toc178930393" w:history="1">
+            <w:r>
+              <w:rPr>
+                <w:rStyle w:val="Hyperlink"/>
+                <w:noProof/>
+              </w:rPr>
+              <w:t>2: - DLP</w:t>
+            </w:r>
+            <w:r>
+              <w:rPr>
+                <w:noProof/>
+                <w:webHidden/>
+              </w:rPr>
+              <w:tab/>
+            </w:r>
+            <w:r>
+              <w:rPr>
+                <w:noProof/>
+                <w:webHidden/>
+              </w:rPr>
+              <w:fldChar w:fldCharType="begin"/>
+            </w:r>
+            <w:r>
+              <w:rPr>
+                <w:noProof/>
+                <w:webHidden/>
+              </w:rPr>
+              <w:instrText xml:space="preserve"> PAGEREF _Toc178930393 \h </w:instrText>
+            </w:r>
+            <w:r>
+              <w:rPr>
+                <w:noProof/>
+                <w:webHidden/>
+              </w:rPr>
+            </w:r>
+            <w:r>
+              <w:rPr>
+                <w:noProof/>
+                <w:webHidden/>
+              </w:rPr>
+              <w:fldChar w:fldCharType="separate"/>
+            </w:r>
+            <w:r>
+              <w:rPr>
+                <w:noProof/>
+                <w:webHidden/>
+              </w:rPr>
+              <w:t>20</w:t>
+            </w:r>
+            <w:r>
+              <w:rPr>
+                <w:noProof/>
+                <w:webHidden/>
+              </w:rPr>
+              <w:fldChar w:fldCharType="end"/>
+            </w:r>
+          </w:hyperlink>
+        </w:p>
+        <w:p>
+          <w:pPr>
+            <w:pStyle w:val="TOC3"/>
+            <w:tabs>
+              <w:tab w:val="right" w:leader="dot" w:pos="9350"/>
+            </w:tabs>
+            <w:rPr>
+              <w:rFonts w:eastAsiaTheme="minorEastAsia"/>
+              <w:noProof/>
+              <w:sz w:val="24"/>
+            </w:rPr>
+          </w:pPr>
+          <w:hyperlink w:anchor="_Toc178930394" w:history="1">
+            <w:r>
+              <w:rPr>
+                <w:rStyle w:val="Hyperlink"/>
+                <w:noProof/>
+              </w:rPr>
+              <w:t>Cyber Attacks :-</w:t>
+            </w:r>
+            <w:r>
+              <w:rPr>
+                <w:noProof/>
+                <w:webHidden/>
+              </w:rPr>
+              <w:tab/>
+            </w:r>
+            <w:r>
+              <w:rPr>
+                <w:noProof/>
+                <w:webHidden/>
+              </w:rPr>
+              <w:fldChar w:fldCharType="begin"/>
+            </w:r>
+            <w:r>
+              <w:rPr>
+                <w:noProof/>
+                <w:webHidden/>
+              </w:rPr>
+              <w:instrText xml:space="preserve"> PAGEREF _Toc178930394 \h </w:instrText>
+            </w:r>
+            <w:r>
+              <w:rPr>
+                <w:noProof/>
+                <w:webHidden/>
+              </w:rPr>
+            </w:r>
+            <w:r>
+              <w:rPr>
+                <w:noProof/>
+                <w:webHidden/>
+              </w:rPr>
+              <w:fldChar w:fldCharType="separate"/>
+            </w:r>
+            <w:r>
+              <w:rPr>
+                <w:noProof/>
+                <w:webHidden/>
+              </w:rPr>
+              <w:t>20</w:t>
             </w:r>
             <w:r>
               <w:rPr>
@@ -7178,6 +7359,7 @@
         <w:pStyle w:val="Title"/>
       </w:pPr>
       <w:r>
+        <w:lastRenderedPageBreak/>
         <w:t xml:space="preserve">        </w:t>
       </w:r>
     </w:p>
@@ -7191,7 +7373,6 @@
         <w:pStyle w:val="Title"/>
       </w:pPr>
       <w:r>
-        <w:lastRenderedPageBreak/>
         <w:t xml:space="preserve">    Introduction to the Cybersecurity</w:t>
       </w:r>
     </w:p>
@@ -7218,7 +7399,7 @@
       </w:r>
     </w:p>
     <w:p/>
-    <w:bookmarkStart w:id="0" w:name="_Toc175227269"/>
+    <w:bookmarkStart w:id="0" w:name="_Toc178930291"/>
     <w:p>
       <w:pPr>
         <w:pStyle w:val="Heading2"/>
@@ -7753,7 +7934,7 @@
       </w:r>
     </w:p>
     <w:bookmarkStart w:id="1" w:name="_Toc175227161"/>
-    <w:bookmarkStart w:id="2" w:name="_Toc175227270"/>
+    <w:bookmarkStart w:id="2" w:name="_Toc178930292"/>
     <w:p>
       <w:pPr>
         <w:pStyle w:val="Heading2"/>
@@ -8258,14 +8439,18 @@
     </w:p>
     <w:p/>
     <w:p/>
+    <w:p/>
+    <w:p/>
+    <w:p/>
     <w:p>
       <w:pPr>
         <w:pStyle w:val="Heading1"/>
       </w:pPr>
       <w:r>
+        <w:lastRenderedPageBreak/>
         <w:t> </w:t>
       </w:r>
-      <w:bookmarkStart w:id="3" w:name="_Toc175227271"/>
+      <w:bookmarkStart w:id="3" w:name="_Toc178930293"/>
       <w:r>
         <w:t>The Cube</w:t>
       </w:r>
@@ -8273,8 +8458,10 @@
     </w:p>
     <w:p>
       <w:r>
-        <w:t xml:space="preserve">The McCumber Cube is a model framework created by John McCumber in 1991 to help organizations establish and evaluate information security initiatives by considering </w:t>
-      </w:r>
+        <w:t xml:space="preserve">The McCumber Cube is a model framework created by John McCumber in 1991 to help organizations establish and evaluate information security initiatives by </w:t>
+      </w:r>
+    </w:p>
+    <w:p>
       <w:r>
         <w:t>all</w:t>
       </w:r>
@@ -8358,7 +8545,6 @@
         </w:numPr>
       </w:pPr>
       <w:r>
-        <w:lastRenderedPageBreak/>
         <w:t>The security measures used to protect data.</w:t>
       </w:r>
     </w:p>
@@ -8392,7 +8578,7 @@
       <w:pPr>
         <w:pStyle w:val="Heading1"/>
       </w:pPr>
-      <w:bookmarkStart w:id="4" w:name="_Toc175227272"/>
+      <w:bookmarkStart w:id="4" w:name="_Toc178930294"/>
       <w:r>
         <w:t>Malware: -</w:t>
       </w:r>
@@ -8424,7 +8610,7 @@
       <w:pPr>
         <w:pStyle w:val="Heading2"/>
       </w:pPr>
-      <w:bookmarkStart w:id="5" w:name="_Toc175227273"/>
+      <w:bookmarkStart w:id="5" w:name="_Toc178930295"/>
       <w:r>
         <w:t>Spyware: -</w:t>
       </w:r>
@@ -8440,7 +8626,7 @@
       <w:pPr>
         <w:pStyle w:val="Heading2"/>
       </w:pPr>
-      <w:bookmarkStart w:id="6" w:name="_Toc175227274"/>
+      <w:bookmarkStart w:id="6" w:name="_Toc178930296"/>
       <w:r>
         <w:t>Adware: -</w:t>
       </w:r>
@@ -8459,7 +8645,7 @@
       <w:pPr>
         <w:pStyle w:val="Heading2"/>
       </w:pPr>
-      <w:bookmarkStart w:id="7" w:name="_Toc175227275"/>
+      <w:bookmarkStart w:id="7" w:name="_Toc178930297"/>
       <w:r>
         <w:t>Backdoor: -</w:t>
       </w:r>
@@ -8475,7 +8661,7 @@
       <w:pPr>
         <w:pStyle w:val="Heading2"/>
       </w:pPr>
-      <w:bookmarkStart w:id="8" w:name="_Toc175227276"/>
+      <w:bookmarkStart w:id="8" w:name="_Toc178930298"/>
       <w:r>
         <w:t>Ransomware: -</w:t>
       </w:r>
@@ -8497,8 +8683,9 @@
       <w:pPr>
         <w:pStyle w:val="Heading2"/>
       </w:pPr>
-      <w:bookmarkStart w:id="9" w:name="_Toc175227277"/>
-      <w:r>
+      <w:bookmarkStart w:id="9" w:name="_Toc178930299"/>
+      <w:r>
+        <w:lastRenderedPageBreak/>
         <w:t>Scareware: -</w:t>
       </w:r>
       <w:bookmarkEnd w:id="9"/>
@@ -8514,7 +8701,7 @@
       <w:pPr>
         <w:pStyle w:val="Heading2"/>
       </w:pPr>
-      <w:bookmarkStart w:id="10" w:name="_Toc175227278"/>
+      <w:bookmarkStart w:id="10" w:name="_Toc178930300"/>
       <w:r>
         <w:t>Rootkit: -</w:t>
       </w:r>
@@ -8531,9 +8718,8 @@
       <w:pPr>
         <w:pStyle w:val="Heading2"/>
       </w:pPr>
-      <w:bookmarkStart w:id="11" w:name="_Toc175227279"/>
-      <w:r>
-        <w:lastRenderedPageBreak/>
+      <w:bookmarkStart w:id="11" w:name="_Toc178930301"/>
+      <w:r>
         <w:t>Virus: -</w:t>
       </w:r>
       <w:bookmarkEnd w:id="11"/>
@@ -8551,7 +8737,7 @@
       <w:pPr>
         <w:pStyle w:val="Heading2"/>
       </w:pPr>
-      <w:bookmarkStart w:id="12" w:name="_Toc175227280"/>
+      <w:bookmarkStart w:id="12" w:name="_Toc178930302"/>
       <w:r>
         <w:t>Trojan Horse: -</w:t>
       </w:r>
@@ -8572,7 +8758,7 @@
       <w:pPr>
         <w:pStyle w:val="Heading2"/>
       </w:pPr>
-      <w:bookmarkStart w:id="13" w:name="_Toc175227281"/>
+      <w:bookmarkStart w:id="13" w:name="_Toc178930303"/>
       <w:r>
         <w:t>Worms: -</w:t>
       </w:r>
@@ -8595,7 +8781,7 @@
       <w:pPr>
         <w:pStyle w:val="Heading1"/>
       </w:pPr>
-      <w:bookmarkStart w:id="14" w:name="_Toc175227282"/>
+      <w:bookmarkStart w:id="14" w:name="_Toc178930304"/>
       <w:r>
         <w:t>Different Methods of Infiltration</w:t>
       </w:r>
@@ -8606,8 +8792,9 @@
       <w:pPr>
         <w:pStyle w:val="Heading2"/>
       </w:pPr>
-      <w:bookmarkStart w:id="15" w:name="_Toc175227283"/>
-      <w:r>
+      <w:bookmarkStart w:id="15" w:name="_Toc178930305"/>
+      <w:r>
+        <w:lastRenderedPageBreak/>
         <w:t>Social Engineering : -</w:t>
       </w:r>
       <w:bookmarkEnd w:id="15"/>
@@ -8644,7 +8831,7 @@
       <w:pPr>
         <w:pStyle w:val="Heading2"/>
       </w:pPr>
-      <w:bookmarkStart w:id="16" w:name="_Toc175227284"/>
+      <w:bookmarkStart w:id="16" w:name="_Toc178930306"/>
       <w:r>
         <w:t>Denial</w:t>
       </w:r>
@@ -8663,9 +8850,8 @@
       <w:pPr>
         <w:pStyle w:val="Heading2"/>
       </w:pPr>
-      <w:bookmarkStart w:id="17" w:name="_Toc175227285"/>
-      <w:r>
-        <w:lastRenderedPageBreak/>
+      <w:bookmarkStart w:id="17" w:name="_Toc178930307"/>
+      <w:r>
         <w:t>Distributed DOS :-</w:t>
       </w:r>
       <w:bookmarkEnd w:id="17"/>
@@ -8723,7 +8909,7 @@
       <w:pPr>
         <w:pStyle w:val="Heading2"/>
       </w:pPr>
-      <w:bookmarkStart w:id="18" w:name="_Toc175227286"/>
+      <w:bookmarkStart w:id="18" w:name="_Toc178930308"/>
       <w:r>
         <w:t>Botnet: -</w:t>
       </w:r>
@@ -8754,7 +8940,7 @@
       <w:pPr>
         <w:pStyle w:val="Heading2"/>
       </w:pPr>
-      <w:bookmarkStart w:id="19" w:name="_Toc175227287"/>
+      <w:bookmarkStart w:id="19" w:name="_Toc178930309"/>
       <w:r>
         <w:t>On-Path-Attacks: -</w:t>
       </w:r>
@@ -8766,7 +8952,11 @@
     <w:p>
       <w:r>
         <w:tab/>
-        <w:t>On-path attackers intercept or modify communications between two devices, such as a web browser and a web server, either to collect information from or to impersonate one of the devices.</w:t>
+        <w:t xml:space="preserve">On-path attackers intercept or modify communications between two devices, such as a web browser and a web server, either to collect information from or to impersonate one of the </w:t>
+      </w:r>
+      <w:r>
+        <w:lastRenderedPageBreak/>
+        <w:t>devices.</w:t>
       </w:r>
       <w:r>
         <w:br/>
@@ -8797,7 +8987,7 @@
       <w:pPr>
         <w:pStyle w:val="Heading3"/>
       </w:pPr>
-      <w:bookmarkStart w:id="20" w:name="_Toc175227288"/>
+      <w:bookmarkStart w:id="20" w:name="_Toc178930310"/>
       <w:r>
         <w:t>Man-In-The-Middle (MITM)</w:t>
       </w:r>
@@ -8844,7 +9034,7 @@
       <w:pPr>
         <w:pStyle w:val="Heading3"/>
       </w:pPr>
-      <w:bookmarkStart w:id="21" w:name="_Toc175227289"/>
+      <w:bookmarkStart w:id="21" w:name="_Toc178930311"/>
       <w:r>
         <w:t>Man-In-The-Mobile(MITMO)</w:t>
       </w:r>
@@ -8857,12 +9047,11 @@
       </w:r>
     </w:p>
     <w:p>
-      <w:bookmarkStart w:id="22" w:name="_Toc175227290"/>
+      <w:bookmarkStart w:id="22" w:name="_Toc178930312"/>
       <w:r>
         <w:rPr>
           <w:rStyle w:val="Heading2Char"/>
         </w:rPr>
-        <w:lastRenderedPageBreak/>
         <w:t>SEO  Poisoning: -</w:t>
       </w:r>
       <w:bookmarkEnd w:id="22"/>
@@ -8885,14 +9074,14 @@
     </w:p>
     <w:p>
       <w:r>
-        <w:t>While many legitimate companies specialize in optimizing w2ebsittes to better position them, attackers take advantage of popular search terms and use SEO to push malicious sites higher up the ranks of search results. This technique is called SEO Poisoning.</w:t>
+        <w:t>While many legitimate companies specialize in optimizing websites to better position them, attackers take advantage of popular search terms and use SEO to push malicious sites higher up the ranks of search results. This technique is called SEO Poisoning.</w:t>
       </w:r>
     </w:p>
     <w:p>
       <w:pPr>
         <w:pStyle w:val="Heading2"/>
       </w:pPr>
-      <w:bookmarkStart w:id="23" w:name="_Toc175227291"/>
+      <w:bookmarkStart w:id="23" w:name="_Toc178930313"/>
       <w:r>
         <w:t>Wi-Fi Password Cracking: -</w:t>
       </w:r>
@@ -8910,7 +9099,7 @@
       <w:pPr>
         <w:pStyle w:val="Heading3"/>
       </w:pPr>
-      <w:bookmarkStart w:id="24" w:name="_Toc175227292"/>
+      <w:bookmarkStart w:id="24" w:name="_Toc178930314"/>
       <w:r>
         <w:t xml:space="preserve">Password </w:t>
       </w:r>
@@ -8929,7 +9118,7 @@
       <w:pPr>
         <w:pStyle w:val="Heading3"/>
       </w:pPr>
-      <w:bookmarkStart w:id="25" w:name="_Toc175227293"/>
+      <w:bookmarkStart w:id="25" w:name="_Toc178930315"/>
       <w:r>
         <w:t>Dictionary Attacks: -</w:t>
       </w:r>
@@ -8948,7 +9137,7 @@
       <w:pPr>
         <w:pStyle w:val="Heading3"/>
       </w:pPr>
-      <w:bookmarkStart w:id="26" w:name="_Toc175227294"/>
+      <w:bookmarkStart w:id="26" w:name="_Toc178930316"/>
       <w:r>
         <w:t>Brute-Force Attacks: -</w:t>
       </w:r>
@@ -8967,8 +9156,9 @@
       <w:pPr>
         <w:pStyle w:val="Heading3"/>
       </w:pPr>
-      <w:bookmarkStart w:id="27" w:name="_Toc175227295"/>
-      <w:r>
+      <w:bookmarkStart w:id="27" w:name="_Toc178930317"/>
+      <w:r>
+        <w:lastRenderedPageBreak/>
         <w:t>Rainbow Attacks: -</w:t>
       </w:r>
       <w:bookmarkEnd w:id="27"/>
@@ -9001,7 +9191,7 @@
       <w:pPr>
         <w:pStyle w:val="Heading3"/>
       </w:pPr>
-      <w:bookmarkStart w:id="28" w:name="_Toc175227296"/>
+      <w:bookmarkStart w:id="28" w:name="_Toc178930318"/>
       <w:r>
         <w:t>Traffic Interception:-</w:t>
       </w:r>
@@ -9020,9 +9210,8 @@
       <w:pPr>
         <w:pStyle w:val="Heading2"/>
       </w:pPr>
-      <w:bookmarkStart w:id="29" w:name="_Toc175227297"/>
-      <w:r>
-        <w:lastRenderedPageBreak/>
+      <w:bookmarkStart w:id="29" w:name="_Toc178930319"/>
+      <w:r>
         <w:t>Advanced Persistent Threats: -</w:t>
       </w:r>
       <w:bookmarkEnd w:id="29"/>
@@ -9051,7 +9240,7 @@
       <w:pPr>
         <w:pStyle w:val="Heading1"/>
       </w:pPr>
-      <w:bookmarkStart w:id="30" w:name="_Toc175227298"/>
+      <w:bookmarkStart w:id="30" w:name="_Toc178930320"/>
       <w:r>
         <w:t xml:space="preserve">Security Vulnerability </w:t>
       </w:r>
@@ -9089,7 +9278,7 @@
       <w:pPr>
         <w:pStyle w:val="Heading2"/>
       </w:pPr>
-      <w:bookmarkStart w:id="31" w:name="_Toc175227299"/>
+      <w:bookmarkStart w:id="31" w:name="_Toc178930321"/>
       <w:r>
         <w:t>Hardware Vulnerabilities: -</w:t>
       </w:r>
@@ -9104,14 +9293,18 @@
         <w:t>consists</w:t>
       </w:r>
       <w:r>
-        <w:t xml:space="preserve"> of lots of capacitors (a component which can hold an electrical charge) installed very close to one another. However, it was soon discovered that, due to their close proximity, changes applied to one of these capacitors could influence neighbor capacitors. Based on this design flaw, an exploit called Rowhammer was created. By repeatedly accessing (hammering) a row of memory, the Rowhammer exploit triggers electrical interferences that eventually corrupt the data stored inside the RAM.</w:t>
+        <w:t xml:space="preserve"> of lots of capacitors (a component which can hold an electrical charge) installed very close to one another. However, it was soon discovered that, due to their close proximity, changes applied to one of these capacitors could influence neighbor capacitors. Based on this design flaw, an exploit called Rowhammer was created. By repeatedly </w:t>
+      </w:r>
+      <w:r>
+        <w:lastRenderedPageBreak/>
+        <w:t>accessing (hammering) a row of memory, the Rowhammer exploit triggers electrical interferences that eventually corrupt the data stored inside the RAM.</w:t>
       </w:r>
     </w:p>
     <w:p>
       <w:pPr>
         <w:pStyle w:val="Heading2"/>
       </w:pPr>
-      <w:bookmarkStart w:id="32" w:name="_Toc175227300"/>
+      <w:bookmarkStart w:id="32" w:name="_Toc178930322"/>
       <w:r>
         <w:t>Software Vulnerabilities: -</w:t>
       </w:r>
@@ -9134,7 +9327,7 @@
       <w:pPr>
         <w:pStyle w:val="Heading3"/>
       </w:pPr>
-      <w:bookmarkStart w:id="33" w:name="_Toc175227301"/>
+      <w:bookmarkStart w:id="33" w:name="_Toc178930323"/>
       <w:r>
         <w:t>Buffer Overflow: -</w:t>
       </w:r>
@@ -9153,9 +9346,8 @@
       <w:pPr>
         <w:pStyle w:val="Heading3"/>
       </w:pPr>
-      <w:bookmarkStart w:id="34" w:name="_Toc175227302"/>
-      <w:r>
-        <w:lastRenderedPageBreak/>
+      <w:bookmarkStart w:id="34" w:name="_Toc178930324"/>
+      <w:r>
         <w:t>Non-Validated Inputs: -</w:t>
       </w:r>
       <w:bookmarkEnd w:id="34"/>
@@ -9173,7 +9365,7 @@
       <w:pPr>
         <w:pStyle w:val="Heading3"/>
       </w:pPr>
-      <w:bookmarkStart w:id="35" w:name="_Toc175227303"/>
+      <w:bookmarkStart w:id="35" w:name="_Toc178930325"/>
       <w:r>
         <w:t>Race Conditions: -</w:t>
       </w:r>
@@ -9191,7 +9383,7 @@
       <w:pPr>
         <w:pStyle w:val="Heading3"/>
       </w:pPr>
-      <w:bookmarkStart w:id="36" w:name="_Toc175227304"/>
+      <w:bookmarkStart w:id="36" w:name="_Toc178930326"/>
       <w:r>
         <w:t>Weaknesses in Security Practices: -</w:t>
       </w:r>
@@ -9210,7 +9402,7 @@
       <w:pPr>
         <w:pStyle w:val="Heading3"/>
       </w:pPr>
-      <w:bookmarkStart w:id="37" w:name="_Toc175227305"/>
+      <w:bookmarkStart w:id="37" w:name="_Toc178930327"/>
       <w:r>
         <w:t>Access Control Problems: -</w:t>
       </w:r>
@@ -9228,8 +9420,9 @@
       <w:pPr>
         <w:pStyle w:val="Heading1"/>
       </w:pPr>
-      <w:bookmarkStart w:id="38" w:name="_Toc175227306"/>
-      <w:r>
+      <w:bookmarkStart w:id="38" w:name="_Toc178930328"/>
+      <w:r>
+        <w:lastRenderedPageBreak/>
         <w:t>Methods To Safeguard Your Online Privacy</w:t>
       </w:r>
       <w:bookmarkEnd w:id="38"/>
@@ -9241,7 +9434,7 @@
       <w:pPr>
         <w:pStyle w:val="Heading2"/>
       </w:pPr>
-      <w:bookmarkStart w:id="39" w:name="_Toc175227307"/>
+      <w:bookmarkStart w:id="39" w:name="_Toc178930329"/>
       <w:r>
         <w:t>Two Factor Authentication</w:t>
       </w:r>
@@ -9257,7 +9450,7 @@
       <w:pPr>
         <w:pStyle w:val="Heading2"/>
       </w:pPr>
-      <w:bookmarkStart w:id="40" w:name="_Toc175227308"/>
+      <w:bookmarkStart w:id="40" w:name="_Toc178930330"/>
       <w:r>
         <w:t>Open Authorization:-</w:t>
       </w:r>
@@ -9280,7 +9473,7 @@
       <w:pPr>
         <w:pStyle w:val="Heading2"/>
       </w:pPr>
-      <w:bookmarkStart w:id="41" w:name="_Toc175227309"/>
+      <w:bookmarkStart w:id="41" w:name="_Toc178930331"/>
       <w:r>
         <w:t>Don’t Get Spoofed : -</w:t>
       </w:r>
@@ -9296,9 +9489,8 @@
       <w:pPr>
         <w:pStyle w:val="Heading2"/>
       </w:pPr>
-      <w:bookmarkStart w:id="42" w:name="_Toc175227310"/>
-      <w:r>
-        <w:lastRenderedPageBreak/>
+      <w:bookmarkStart w:id="42" w:name="_Toc178930332"/>
+      <w:r>
         <w:t>Email and Web Browser Privacy: -</w:t>
       </w:r>
       <w:bookmarkEnd w:id="42"/>
@@ -9316,7 +9508,7 @@
       <w:pPr>
         <w:pStyle w:val="Heading1"/>
       </w:pPr>
-      <w:bookmarkStart w:id="43" w:name="_Toc175227311"/>
+      <w:bookmarkStart w:id="43" w:name="_Toc178930333"/>
       <w:r>
         <w:t>Cybersecurity Devices and Technologies</w:t>
       </w:r>
@@ -9330,7 +9522,7 @@
       <w:pPr>
         <w:pStyle w:val="Heading2"/>
       </w:pPr>
-      <w:bookmarkStart w:id="44" w:name="_Toc175227312"/>
+      <w:bookmarkStart w:id="44" w:name="_Toc178930334"/>
       <w:r>
         <w:t>Firewalls: -</w:t>
       </w:r>
@@ -9348,7 +9540,7 @@
       <w:pPr>
         <w:pStyle w:val="Heading3"/>
       </w:pPr>
-      <w:bookmarkStart w:id="45" w:name="_Toc175227313"/>
+      <w:bookmarkStart w:id="45" w:name="_Toc178930335"/>
       <w:r>
         <w:t>Network Layer Firewall :-</w:t>
       </w:r>
@@ -9364,7 +9556,7 @@
       <w:pPr>
         <w:pStyle w:val="Heading3"/>
       </w:pPr>
-      <w:bookmarkStart w:id="46" w:name="_Toc175227314"/>
+      <w:bookmarkStart w:id="46" w:name="_Toc178930336"/>
       <w:r>
         <w:t>Transport Layer Firewall: -</w:t>
       </w:r>
@@ -9383,7 +9575,7 @@
       <w:pPr>
         <w:pStyle w:val="Heading3"/>
       </w:pPr>
-      <w:bookmarkStart w:id="47" w:name="_Toc175227315"/>
+      <w:bookmarkStart w:id="47" w:name="_Toc178930337"/>
       <w:r>
         <w:t>Application Layer Firewall: -</w:t>
       </w:r>
@@ -9399,8 +9591,9 @@
       <w:pPr>
         <w:pStyle w:val="Heading3"/>
       </w:pPr>
-      <w:bookmarkStart w:id="48" w:name="_Toc175227316"/>
-      <w:r>
+      <w:bookmarkStart w:id="48" w:name="_Toc178930338"/>
+      <w:r>
+        <w:lastRenderedPageBreak/>
         <w:t>Context Aware Layer Firewall: -</w:t>
       </w:r>
       <w:bookmarkEnd w:id="48"/>
@@ -9415,7 +9608,7 @@
       <w:pPr>
         <w:pStyle w:val="Heading3"/>
       </w:pPr>
-      <w:bookmarkStart w:id="49" w:name="_Toc175227317"/>
+      <w:bookmarkStart w:id="49" w:name="_Toc178930339"/>
       <w:r>
         <w:t>Proxy Server: -</w:t>
       </w:r>
@@ -9434,7 +9627,7 @@
       <w:pPr>
         <w:pStyle w:val="Heading3"/>
       </w:pPr>
-      <w:bookmarkStart w:id="50" w:name="_Toc175227318"/>
+      <w:bookmarkStart w:id="50" w:name="_Toc178930340"/>
       <w:r>
         <w:t>Reverse Proxy Server: -</w:t>
       </w:r>
@@ -9450,7 +9643,7 @@
       <w:pPr>
         <w:pStyle w:val="Heading3"/>
       </w:pPr>
-      <w:bookmarkStart w:id="51" w:name="_Toc175227319"/>
+      <w:bookmarkStart w:id="51" w:name="_Toc178930341"/>
       <w:r>
         <w:t>Network Address Translation(NAT) Firewall: -</w:t>
       </w:r>
@@ -9466,9 +9659,8 @@
       <w:pPr>
         <w:pStyle w:val="Heading3"/>
       </w:pPr>
-      <w:bookmarkStart w:id="52" w:name="_Toc175227320"/>
-      <w:r>
-        <w:lastRenderedPageBreak/>
+      <w:bookmarkStart w:id="52" w:name="_Toc178930342"/>
+      <w:r>
         <w:t>Host-based Firewall: -</w:t>
       </w:r>
       <w:bookmarkEnd w:id="52"/>
@@ -9484,7 +9676,7 @@
       <w:pPr>
         <w:pStyle w:val="Heading2"/>
       </w:pPr>
-      <w:bookmarkStart w:id="53" w:name="_Toc175227321"/>
+      <w:bookmarkStart w:id="53" w:name="_Toc178930343"/>
       <w:r>
         <w:t>Port Scanning: -</w:t>
       </w:r>
@@ -9500,7 +9692,7 @@
       <w:pPr>
         <w:pStyle w:val="Heading2"/>
       </w:pPr>
-      <w:bookmarkStart w:id="54" w:name="_Toc175227322"/>
+      <w:bookmarkStart w:id="54" w:name="_Toc178930344"/>
       <w:r>
         <w:t>Intrusion Detection and Prevention Systems: -</w:t>
       </w:r>
@@ -9516,7 +9708,7 @@
       <w:pPr>
         <w:pStyle w:val="Heading3"/>
       </w:pPr>
-      <w:bookmarkStart w:id="55" w:name="_Toc175227323"/>
+      <w:bookmarkStart w:id="55" w:name="_Toc178930345"/>
       <w:r>
         <w:t>Intrusion detection systems (IDSs) :-</w:t>
       </w:r>
@@ -9535,7 +9727,7 @@
       </w:r>
       <w:r>
         <w:tab/>
-        <w:t xml:space="preserve">If a match is detected , the IDS will log the detection and create an alert for a network administrator . It will not take actions and therefore it will not take action and therefore it will </w:t>
+        <w:t xml:space="preserve">If a match is detected , the IDS will log the detection and create an alert for a network administrator . It will not take actions and therefore it will </w:t>
       </w:r>
       <w:r>
         <w:t>not prevent attacks from happening . The job of the IDS is to detect , log and report.</w:t>
@@ -9552,7 +9744,7 @@
       <w:pPr>
         <w:pStyle w:val="Heading3"/>
       </w:pPr>
-      <w:bookmarkStart w:id="56" w:name="_Toc175227324"/>
+      <w:bookmarkStart w:id="56" w:name="_Toc178930346"/>
       <w:r>
         <w:t>Intrusion prevention systems (IPSs)</w:t>
       </w:r>
@@ -9571,7 +9763,7 @@
       <w:pPr>
         <w:pStyle w:val="Heading2"/>
       </w:pPr>
-      <w:bookmarkStart w:id="57" w:name="_Toc175227325"/>
+      <w:bookmarkStart w:id="57" w:name="_Toc178930347"/>
       <w:r>
         <w:t>Real Time Detection: -</w:t>
       </w:r>
@@ -9583,11 +9775,7 @@
     <w:p>
       <w:r>
         <w:tab/>
-        <w:t xml:space="preserve">Detecting attacks in real time requires actively scanning for attacks using firewall and IDS/IPS network devices. Next generation client and server malware detection with connections to </w:t>
-      </w:r>
-      <w:r>
-        <w:lastRenderedPageBreak/>
-        <w:t>online global threat centers must also be used. Today, active scanning devices and software must detect network anomalies using context-based analysis and behavior detection.</w:t>
+        <w:t>Detecting attacks in real time requires actively scanning for attacks using firewall and IDS/IPS network devices. Next generation client and server malware detection with connections to online global threat centers must also be used. Today, active scanning devices and software must detect network anomalies using context-based analysis and behavior detection.</w:t>
       </w:r>
     </w:p>
     <w:p>
@@ -9600,7 +9788,7 @@
       <w:pPr>
         <w:pStyle w:val="Heading2"/>
       </w:pPr>
-      <w:bookmarkStart w:id="58" w:name="_Toc175227326"/>
+      <w:bookmarkStart w:id="58" w:name="_Toc178930348"/>
       <w:r>
         <w:t>Protecting Against Malware: -</w:t>
       </w:r>
@@ -9652,7 +9840,7 @@
       <w:pPr>
         <w:pStyle w:val="Heading3"/>
       </w:pPr>
-      <w:bookmarkStart w:id="59" w:name="_Toc175227327"/>
+      <w:bookmarkStart w:id="59" w:name="_Toc178930349"/>
       <w:r>
         <w:t>Secure Operations Center Team : -</w:t>
       </w:r>
@@ -9673,7 +9861,7 @@
       <w:pPr>
         <w:pStyle w:val="Heading3"/>
       </w:pPr>
-      <w:bookmarkStart w:id="60" w:name="_Toc175227328"/>
+      <w:bookmarkStart w:id="60" w:name="_Toc178930350"/>
       <w:r>
         <w:t>Incidence Response Team: -</w:t>
       </w:r>
@@ -9689,8 +9877,9 @@
       <w:pPr>
         <w:pStyle w:val="Heading3"/>
       </w:pPr>
-      <w:bookmarkStart w:id="61" w:name="_Toc175227329"/>
-      <w:r>
+      <w:bookmarkStart w:id="61" w:name="_Toc178930351"/>
+      <w:r>
+        <w:lastRenderedPageBreak/>
         <w:t>Threat Intelligence Team:-</w:t>
       </w:r>
       <w:bookmarkEnd w:id="61"/>
@@ -9708,7 +9897,7 @@
       <w:pPr>
         <w:pStyle w:val="Heading3"/>
       </w:pPr>
-      <w:bookmarkStart w:id="62" w:name="_Toc175227330"/>
+      <w:bookmarkStart w:id="62" w:name="_Toc178930352"/>
       <w:r>
         <w:t>Security Infrastructure Engineering Team: -</w:t>
       </w:r>
@@ -9725,7 +9914,7 @@
       <w:pPr>
         <w:pStyle w:val="Heading2"/>
       </w:pPr>
-      <w:bookmarkStart w:id="63" w:name="_Toc175227331"/>
+      <w:bookmarkStart w:id="63" w:name="_Toc178930353"/>
       <w:r>
         <w:t>Security Best Practices : -</w:t>
       </w:r>
@@ -9739,9 +9928,8 @@
       <w:pPr>
         <w:pStyle w:val="Heading3"/>
       </w:pPr>
-      <w:bookmarkStart w:id="64" w:name="_Toc175227332"/>
-      <w:r>
-        <w:lastRenderedPageBreak/>
+      <w:bookmarkStart w:id="64" w:name="_Toc178930354"/>
+      <w:r>
         <w:t>Perform a risk assessment: -</w:t>
       </w:r>
       <w:bookmarkEnd w:id="64"/>
@@ -9759,7 +9947,7 @@
       <w:pPr>
         <w:pStyle w:val="Heading3"/>
       </w:pPr>
-      <w:bookmarkStart w:id="65" w:name="_Toc175227333"/>
+      <w:bookmarkStart w:id="65" w:name="_Toc178930355"/>
       <w:r>
         <w:t>Create a security policy: -</w:t>
       </w:r>
@@ -9775,7 +9963,7 @@
       <w:pPr>
         <w:pStyle w:val="Heading3"/>
       </w:pPr>
-      <w:bookmarkStart w:id="66" w:name="_Toc175227334"/>
+      <w:bookmarkStart w:id="66" w:name="_Toc178930356"/>
       <w:r>
         <w:t xml:space="preserve">Physical </w:t>
       </w:r>
@@ -9797,7 +9985,7 @@
       <w:pPr>
         <w:pStyle w:val="Heading3"/>
       </w:pPr>
-      <w:bookmarkStart w:id="67" w:name="_Toc175227335"/>
+      <w:bookmarkStart w:id="67" w:name="_Toc178930357"/>
       <w:r>
         <w:t>Human resource security measures: -</w:t>
       </w:r>
@@ -9813,7 +10001,7 @@
       <w:pPr>
         <w:pStyle w:val="Heading3"/>
       </w:pPr>
-      <w:bookmarkStart w:id="68" w:name="_Toc175227336"/>
+      <w:bookmarkStart w:id="68" w:name="_Toc178930358"/>
       <w:r>
         <w:t>Perform and test backups: -</w:t>
       </w:r>
@@ -9829,7 +10017,7 @@
       <w:pPr>
         <w:pStyle w:val="Heading3"/>
       </w:pPr>
-      <w:bookmarkStart w:id="69" w:name="_Toc175227337"/>
+      <w:bookmarkStart w:id="69" w:name="_Toc178930359"/>
       <w:r>
         <w:t>Maintain security patches and updates: -</w:t>
       </w:r>
@@ -9845,7 +10033,7 @@
       <w:pPr>
         <w:pStyle w:val="Heading3"/>
       </w:pPr>
-      <w:bookmarkStart w:id="70" w:name="_Toc175227338"/>
+      <w:bookmarkStart w:id="70" w:name="_Toc178930360"/>
       <w:r>
         <w:t>Employee access control: -</w:t>
       </w:r>
@@ -9861,7 +10049,7 @@
       <w:pPr>
         <w:pStyle w:val="Heading3"/>
       </w:pPr>
-      <w:bookmarkStart w:id="71" w:name="_Toc175227339"/>
+      <w:bookmarkStart w:id="71" w:name="_Toc178930361"/>
       <w:r>
         <w:t>Regular test incident response: -</w:t>
       </w:r>
@@ -9877,7 +10065,7 @@
       <w:pPr>
         <w:pStyle w:val="Heading3"/>
       </w:pPr>
-      <w:bookmarkStart w:id="72" w:name="_Toc175227340"/>
+      <w:bookmarkStart w:id="72" w:name="_Toc178930362"/>
       <w:r>
         <w:t>Implement a network monitoring analytics and management tools: -</w:t>
       </w:r>
@@ -9896,8 +10084,9 @@
       <w:pPr>
         <w:pStyle w:val="Heading3"/>
       </w:pPr>
-      <w:bookmarkStart w:id="73" w:name="_Toc175227341"/>
-      <w:r>
+      <w:bookmarkStart w:id="73" w:name="_Toc178930363"/>
+      <w:r>
+        <w:lastRenderedPageBreak/>
         <w:t>Implement network security devices: -</w:t>
       </w:r>
       <w:bookmarkEnd w:id="73"/>
@@ -9912,7 +10101,7 @@
       <w:pPr>
         <w:pStyle w:val="Heading3"/>
       </w:pPr>
-      <w:bookmarkStart w:id="74" w:name="_Toc175227342"/>
+      <w:bookmarkStart w:id="74" w:name="_Toc178930364"/>
       <w:r>
         <w:t>Implement a comprehensive endpoint security solution: -</w:t>
       </w:r>
@@ -9928,7 +10117,7 @@
       <w:pPr>
         <w:pStyle w:val="Heading3"/>
       </w:pPr>
-      <w:bookmarkStart w:id="75" w:name="_Toc175227343"/>
+      <w:bookmarkStart w:id="75" w:name="_Toc178930365"/>
       <w:r>
         <w:t>Educate users: -</w:t>
       </w:r>
@@ -9962,9 +10151,8 @@
       <w:pPr>
         <w:pStyle w:val="Heading3"/>
       </w:pPr>
-      <w:bookmarkStart w:id="76" w:name="_Toc175227344"/>
-      <w:r>
-        <w:lastRenderedPageBreak/>
+      <w:bookmarkStart w:id="76" w:name="_Toc178930366"/>
+      <w:r>
         <w:t>Encrypt Data: -</w:t>
       </w:r>
       <w:bookmarkEnd w:id="76"/>
@@ -9982,7 +10170,7 @@
       <w:pPr>
         <w:pStyle w:val="Heading1"/>
       </w:pPr>
-      <w:bookmarkStart w:id="77" w:name="_Toc175227345"/>
+      <w:bookmarkStart w:id="77" w:name="_Toc178930367"/>
       <w:r>
         <w:t>Behavior Approach to Cybersecurity</w:t>
       </w:r>
@@ -9992,7 +10180,7 @@
       <w:pPr>
         <w:pStyle w:val="Heading2"/>
       </w:pPr>
-      <w:bookmarkStart w:id="78" w:name="_Toc175227346"/>
+      <w:bookmarkStart w:id="78" w:name="_Toc178930368"/>
       <w:r>
         <w:t>Behaviour-Based Security:-</w:t>
       </w:r>
@@ -10031,7 +10219,7 @@
       <w:pPr>
         <w:pStyle w:val="Heading3"/>
       </w:pPr>
-      <w:bookmarkStart w:id="79" w:name="_Toc175227347"/>
+      <w:bookmarkStart w:id="79" w:name="_Toc178930369"/>
       <w:r>
         <w:t>1: - Honeypots: -</w:t>
       </w:r>
@@ -10052,7 +10240,7 @@
       <w:pPr>
         <w:pStyle w:val="Heading3"/>
       </w:pPr>
-      <w:bookmarkStart w:id="80" w:name="_Toc175227348"/>
+      <w:bookmarkStart w:id="80" w:name="_Toc178930370"/>
       <w:r>
         <w:t>2: - Cisco’s Cyber Threat Defense Solution Architecture:  -</w:t>
       </w:r>
@@ -10081,8 +10269,9 @@
       <w:pPr>
         <w:pStyle w:val="Heading2"/>
       </w:pPr>
-      <w:bookmarkStart w:id="81" w:name="_Toc175227349"/>
-      <w:r>
+      <w:bookmarkStart w:id="81" w:name="_Toc178930371"/>
+      <w:r>
+        <w:lastRenderedPageBreak/>
         <w:t>NetFlow: -</w:t>
       </w:r>
       <w:bookmarkEnd w:id="81"/>
@@ -10109,9 +10298,8 @@
       <w:pPr>
         <w:pStyle w:val="Heading2"/>
       </w:pPr>
-      <w:bookmarkStart w:id="82" w:name="_Toc175227350"/>
-      <w:r>
-        <w:lastRenderedPageBreak/>
+      <w:bookmarkStart w:id="82" w:name="_Toc178930372"/>
+      <w:r>
         <w:t>Penetration Testing: -</w:t>
       </w:r>
       <w:bookmarkEnd w:id="82"/>
@@ -10135,7 +10323,7 @@
       <w:pPr>
         <w:pStyle w:val="Heading3"/>
       </w:pPr>
-      <w:bookmarkStart w:id="83" w:name="_Toc175227351"/>
+      <w:bookmarkStart w:id="83" w:name="_Toc178930373"/>
       <w:r>
         <w:t>1: - Planning: -</w:t>
       </w:r>
@@ -10157,7 +10345,7 @@
       <w:pPr>
         <w:pStyle w:val="Heading3"/>
       </w:pPr>
-      <w:bookmarkStart w:id="84" w:name="_Toc175227352"/>
+      <w:bookmarkStart w:id="84" w:name="_Toc178930374"/>
       <w:r>
         <w:t>2: - Scanning: -</w:t>
       </w:r>
@@ -10209,7 +10397,7 @@
       <w:pPr>
         <w:pStyle w:val="Heading3"/>
       </w:pPr>
-      <w:bookmarkStart w:id="85" w:name="_Toc175227353"/>
+      <w:bookmarkStart w:id="85" w:name="_Toc178930375"/>
       <w:r>
         <w:t>3: - Gain access</w:t>
       </w:r>
@@ -10251,6 +10439,7 @@
         </w:numPr>
       </w:pPr>
       <w:r>
+        <w:lastRenderedPageBreak/>
         <w:t>social engineering</w:t>
       </w:r>
     </w:p>
@@ -10302,9 +10491,8 @@
       <w:pPr>
         <w:pStyle w:val="Heading3"/>
       </w:pPr>
-      <w:bookmarkStart w:id="86" w:name="_Toc175227354"/>
-      <w:r>
-        <w:lastRenderedPageBreak/>
+      <w:bookmarkStart w:id="86" w:name="_Toc178930376"/>
+      <w:r>
         <w:t>4: - Maintain access</w:t>
       </w:r>
       <w:bookmarkEnd w:id="86"/>
@@ -10324,7 +10512,7 @@
       <w:pPr>
         <w:pStyle w:val="Heading3"/>
       </w:pPr>
-      <w:bookmarkStart w:id="87" w:name="_Toc175227355"/>
+      <w:bookmarkStart w:id="87" w:name="_Toc178930377"/>
       <w:r>
         <w:t>5: -Analysis and reporting</w:t>
       </w:r>
@@ -10343,7 +10531,7 @@
       <w:pPr>
         <w:pStyle w:val="Heading2"/>
       </w:pPr>
-      <w:bookmarkStart w:id="88" w:name="_Toc175227356"/>
+      <w:bookmarkStart w:id="88" w:name="_Toc178930378"/>
       <w:r>
         <w:t>Impact Reduction: -</w:t>
       </w:r>
@@ -10368,7 +10556,7 @@
       <w:pPr>
         <w:pStyle w:val="Heading3"/>
       </w:pPr>
-      <w:bookmarkStart w:id="89" w:name="_Toc175227357"/>
+      <w:bookmarkStart w:id="89" w:name="_Toc178930379"/>
       <w:r>
         <w:t>Communicate the issue</w:t>
       </w:r>
@@ -10394,7 +10582,7 @@
       <w:pPr>
         <w:pStyle w:val="Heading3"/>
       </w:pPr>
-      <w:bookmarkStart w:id="90" w:name="_Toc175227358"/>
+      <w:bookmarkStart w:id="90" w:name="_Toc178930380"/>
       <w:r>
         <w:t>Be sincere and accountable</w:t>
       </w:r>
@@ -10413,7 +10601,7 @@
       <w:pPr>
         <w:pStyle w:val="Heading3"/>
       </w:pPr>
-      <w:bookmarkStart w:id="91" w:name="_Toc175227359"/>
+      <w:bookmarkStart w:id="91" w:name="_Toc178930381"/>
       <w:r>
         <w:t>Provide the details</w:t>
       </w:r>
@@ -10429,8 +10617,9 @@
       <w:pPr>
         <w:pStyle w:val="Heading3"/>
       </w:pPr>
-      <w:bookmarkStart w:id="92" w:name="_Toc175227360"/>
-      <w:r>
+      <w:bookmarkStart w:id="92" w:name="_Toc178930382"/>
+      <w:r>
+        <w:lastRenderedPageBreak/>
         <w:t>Find the cause</w:t>
       </w:r>
       <w:bookmarkEnd w:id="92"/>
@@ -10445,9 +10634,8 @@
       <w:pPr>
         <w:pStyle w:val="Heading3"/>
       </w:pPr>
-      <w:bookmarkStart w:id="93" w:name="_Toc175227361"/>
-      <w:r>
-        <w:lastRenderedPageBreak/>
+      <w:bookmarkStart w:id="93" w:name="_Toc178930383"/>
+      <w:r>
         <w:t>Apply lessons learned</w:t>
       </w:r>
       <w:bookmarkEnd w:id="93"/>
@@ -10462,7 +10650,7 @@
       <w:pPr>
         <w:pStyle w:val="Heading3"/>
       </w:pPr>
-      <w:bookmarkStart w:id="94" w:name="_Toc175227362"/>
+      <w:bookmarkStart w:id="94" w:name="_Toc178930384"/>
       <w:r>
         <w:t>Check and check again</w:t>
       </w:r>
@@ -10481,7 +10669,7 @@
       <w:pPr>
         <w:pStyle w:val="Heading3"/>
       </w:pPr>
-      <w:bookmarkStart w:id="95" w:name="_Toc175227363"/>
+      <w:bookmarkStart w:id="95" w:name="_Toc178930385"/>
       <w:r>
         <w:t>Educate</w:t>
       </w:r>
@@ -10498,7 +10686,7 @@
       <w:pPr>
         <w:pStyle w:val="Heading2"/>
       </w:pPr>
-      <w:bookmarkStart w:id="96" w:name="_Toc175227364"/>
+      <w:bookmarkStart w:id="96" w:name="_Toc178930386"/>
       <w:r>
         <w:t>Risk Management</w:t>
       </w:r>
@@ -10537,7 +10725,7 @@
       <w:pPr>
         <w:pStyle w:val="Heading3"/>
       </w:pPr>
-      <w:bookmarkStart w:id="97" w:name="_Toc175227365"/>
+      <w:bookmarkStart w:id="97" w:name="_Toc178930387"/>
       <w:r>
         <w:t>1: - Frame the risk</w:t>
       </w:r>
@@ -10558,7 +10746,7 @@
       <w:pPr>
         <w:pStyle w:val="Heading3"/>
       </w:pPr>
-      <w:bookmarkStart w:id="98" w:name="_Toc175227366"/>
+      <w:bookmarkStart w:id="98" w:name="_Toc178930388"/>
       <w:r>
         <w:t>2: - Access the risk</w:t>
       </w:r>
@@ -10579,8 +10767,9 @@
       <w:pPr>
         <w:pStyle w:val="Heading3"/>
       </w:pPr>
-      <w:bookmarkStart w:id="99" w:name="_Toc175227367"/>
-      <w:r>
+      <w:bookmarkStart w:id="99" w:name="_Toc178930389"/>
+      <w:r>
+        <w:lastRenderedPageBreak/>
         <w:t>3: - Respond to the risk</w:t>
       </w:r>
       <w:bookmarkEnd w:id="99"/>
@@ -10600,9 +10789,8 @@
       <w:pPr>
         <w:pStyle w:val="Heading3"/>
       </w:pPr>
-      <w:bookmarkStart w:id="100" w:name="_Toc175227368"/>
-      <w:r>
-        <w:lastRenderedPageBreak/>
+      <w:bookmarkStart w:id="100" w:name="_Toc178930390"/>
+      <w:r>
         <w:t>4: - Monitor the risk</w:t>
       </w:r>
       <w:bookmarkEnd w:id="100"/>
@@ -10625,20 +10813,27 @@
       <w:pPr>
         <w:pStyle w:val="Heading1"/>
       </w:pPr>
+      <w:bookmarkStart w:id="101" w:name="_Toc178930391"/>
       <w:r>
         <w:t>Tools for Incident Detection and Prevention</w:t>
       </w:r>
       <w:r>
-        <w:t xml:space="preserve">:- </w:t>
+        <w:t>:-</w:t>
+      </w:r>
+      <w:bookmarkEnd w:id="101"/>
+      <w:r>
+        <w:t xml:space="preserve"> </w:t>
       </w:r>
     </w:p>
     <w:p>
       <w:pPr>
         <w:pStyle w:val="Heading2"/>
       </w:pPr>
+      <w:bookmarkStart w:id="102" w:name="_Toc178930392"/>
       <w:r>
         <w:t>1: - SIEM</w:t>
       </w:r>
+      <w:bookmarkEnd w:id="102"/>
       <w:r>
         <w:tab/>
       </w:r>
@@ -10655,9 +10850,11 @@
       <w:pPr>
         <w:pStyle w:val="Heading2"/>
       </w:pPr>
+      <w:bookmarkStart w:id="103" w:name="_Toc178930393"/>
       <w:r>
         <w:t>2: - DLP</w:t>
       </w:r>
+      <w:bookmarkEnd w:id="103"/>
       <w:r>
         <w:tab/>
       </w:r>
@@ -10675,11 +10872,16 @@
       <w:pPr>
         <w:pStyle w:val="Heading3"/>
       </w:pPr>
+      <w:bookmarkStart w:id="104" w:name="_Toc178930394"/>
       <w:r>
         <w:t>Cyber Attacks</w:t>
       </w:r>
       <w:r>
-        <w:t xml:space="preserve"> :- </w:t>
+        <w:t xml:space="preserve"> :-</w:t>
+      </w:r>
+      <w:bookmarkEnd w:id="104"/>
+      <w:r>
+        <w:t xml:space="preserve"> </w:t>
       </w:r>
     </w:p>
     <w:p>
@@ -10706,14 +10908,7 @@
           <w:b/>
           <w:bCs/>
         </w:rPr>
-        <w:t>C</w:t>
-      </w:r>
-      <w:r>
-        <w:rPr>
-          <w:b/>
-          <w:bCs/>
-        </w:rPr>
-        <w:t>yber Kill Chain: -</w:t>
+        <w:t>Cyber Kill Chain: -</w:t>
       </w:r>
     </w:p>
     <w:p>
@@ -10761,6 +10956,7 @@
           <w:b/>
           <w:bCs/>
         </w:rPr>
+        <w:lastRenderedPageBreak/>
         <w:t>Reconnaissance:</w:t>
       </w:r>
       <w:r>
@@ -10772,6 +10968,249 @@
         <w:numPr>
           <w:ilvl w:val="0"/>
           <w:numId w:val="5"/>
+        </w:numPr>
+      </w:pPr>
+      <w:r>
+        <w:rPr>
+          <w:b/>
+          <w:bCs/>
+        </w:rPr>
+        <w:t>Weaponization:</w:t>
+      </w:r>
+      <w:r>
+        <w:t xml:space="preserve"> The attacker then creates a malicious tool or code that can exploit the target's weaknesses. This is like building a tool to break into a house.</w:t>
+      </w:r>
+    </w:p>
+    <w:p>
+      <w:pPr>
+        <w:numPr>
+          <w:ilvl w:val="0"/>
+          <w:numId w:val="5"/>
+        </w:numPr>
+      </w:pPr>
+      <w:r>
+        <w:rPr>
+          <w:b/>
+          <w:bCs/>
+        </w:rPr>
+        <w:t>Delivery:</w:t>
+      </w:r>
+      <w:r>
+        <w:t xml:space="preserve"> The attacker sends the malicious tool to the target. This could be through an email attachment or a harmful link.</w:t>
+      </w:r>
+    </w:p>
+    <w:p>
+      <w:pPr>
+        <w:numPr>
+          <w:ilvl w:val="0"/>
+          <w:numId w:val="5"/>
+        </w:numPr>
+      </w:pPr>
+      <w:r>
+        <w:rPr>
+          <w:b/>
+          <w:bCs/>
+        </w:rPr>
+        <w:t>Exploitation:</w:t>
+      </w:r>
+      <w:r>
+        <w:t xml:space="preserve"> When the target opens the malicious tool or link, it activates and starts causing harm. This is like the attacker breaking into the house using the tool.</w:t>
+      </w:r>
+    </w:p>
+    <w:p>
+      <w:pPr>
+        <w:numPr>
+          <w:ilvl w:val="0"/>
+          <w:numId w:val="5"/>
+        </w:numPr>
+      </w:pPr>
+      <w:r>
+        <w:rPr>
+          <w:b/>
+          <w:bCs/>
+        </w:rPr>
+        <w:t>Installation:</w:t>
+      </w:r>
+      <w:r>
+        <w:t xml:space="preserve"> The attacker installs malicious software on the target's system to stay hidden and keep control. This is like setting up a hidden camera in the house to keep an eye on things.</w:t>
+      </w:r>
+    </w:p>
+    <w:p>
+      <w:pPr>
+        <w:numPr>
+          <w:ilvl w:val="0"/>
+          <w:numId w:val="5"/>
+        </w:numPr>
+      </w:pPr>
+      <w:r>
+        <w:rPr>
+          <w:b/>
+          <w:bCs/>
+        </w:rPr>
+        <w:t>Command and Control:</w:t>
+      </w:r>
+      <w:r>
+        <w:t xml:space="preserve"> The attacker communicates with the installed malware to control it and issue commands. This is like the attacker using a remote control to manage the hidden camera.</w:t>
+      </w:r>
+    </w:p>
+    <w:p>
+      <w:pPr>
+        <w:numPr>
+          <w:ilvl w:val="0"/>
+          <w:numId w:val="5"/>
+        </w:numPr>
+      </w:pPr>
+      <w:r>
+        <w:rPr>
+          <w:b/>
+          <w:bCs/>
+        </w:rPr>
+        <w:t>Actions on Objectives:</w:t>
+      </w:r>
+      <w:r>
+        <w:t xml:space="preserve"> Finally, the attacker achieves their goal, such as stealing data or damaging systems. This is like the attacker finding and taking valuable items from the house.</w:t>
+      </w:r>
+    </w:p>
+    <w:p>
+      <w:r>
+        <w:t>By understanding these steps, organizations can better protect themselves by stopping the attack at any stage.</w:t>
+      </w:r>
+    </w:p>
+    <w:p>
+      <w:r>
+        <w:t>What are  different hashes?</w:t>
+      </w:r>
+    </w:p>
+    <w:p>
+      <w:r>
+        <w:t>Hashes are used to convert data into a fixed-size string of characters, which is usually a digest that represents the original data. Different types of hash functions are used for various purposes in computing and cybersecurity. Here are some common types:</w:t>
+      </w:r>
+    </w:p>
+    <w:p>
+      <w:pPr>
+        <w:rPr>
+          <w:b/>
+          <w:bCs/>
+        </w:rPr>
+      </w:pPr>
+      <w:r>
+        <w:rPr>
+          <w:b/>
+          <w:bCs/>
+        </w:rPr>
+        <w:t>1. MD5 (Message Digest Algorithm 5)</w:t>
+      </w:r>
+    </w:p>
+    <w:p>
+      <w:pPr>
+        <w:numPr>
+          <w:ilvl w:val="0"/>
+          <w:numId w:val="6"/>
+        </w:numPr>
+      </w:pPr>
+      <w:r>
+        <w:rPr>
+          <w:b/>
+          <w:bCs/>
+        </w:rPr>
+        <w:t>Output Length:</w:t>
+      </w:r>
+      <w:r>
+        <w:t xml:space="preserve"> 128 bits (16 bytes)</w:t>
+      </w:r>
+    </w:p>
+    <w:p>
+      <w:pPr>
+        <w:numPr>
+          <w:ilvl w:val="0"/>
+          <w:numId w:val="6"/>
+        </w:numPr>
+      </w:pPr>
+      <w:r>
+        <w:rPr>
+          <w:b/>
+          <w:bCs/>
+        </w:rPr>
+        <w:t>Usage:</w:t>
+      </w:r>
+      <w:r>
+        <w:t xml:space="preserve"> Commonly used for checksums and verifying data integrity. However, it's considered weak due to vulnerabilities that allow for hash collisions (two different inputs producing the same hash).</w:t>
+      </w:r>
+    </w:p>
+    <w:p>
+      <w:pPr>
+        <w:numPr>
+          <w:ilvl w:val="0"/>
+          <w:numId w:val="6"/>
+        </w:numPr>
+      </w:pPr>
+      <w:r>
+        <w:rPr>
+          <w:b/>
+          <w:bCs/>
+        </w:rPr>
+        <w:t>Example Hash:</w:t>
+      </w:r>
+      <w:r>
+        <w:t xml:space="preserve"> d41d8cd98f00b204e9800998ecf8427e</w:t>
+      </w:r>
+    </w:p>
+    <w:p>
+      <w:pPr>
+        <w:rPr>
+          <w:b/>
+          <w:bCs/>
+        </w:rPr>
+      </w:pPr>
+      <w:r>
+        <w:rPr>
+          <w:b/>
+          <w:bCs/>
+        </w:rPr>
+        <w:t>2. SHA-1 (Secure Hash Algorithm 1)</w:t>
+      </w:r>
+    </w:p>
+    <w:p>
+      <w:pPr>
+        <w:numPr>
+          <w:ilvl w:val="0"/>
+          <w:numId w:val="7"/>
+        </w:numPr>
+      </w:pPr>
+      <w:r>
+        <w:rPr>
+          <w:b/>
+          <w:bCs/>
+        </w:rPr>
+        <w:t>Output Length:</w:t>
+      </w:r>
+      <w:r>
+        <w:t xml:space="preserve"> 160 bits (20 bytes)</w:t>
+      </w:r>
+    </w:p>
+    <w:p>
+      <w:pPr>
+        <w:numPr>
+          <w:ilvl w:val="0"/>
+          <w:numId w:val="7"/>
+        </w:numPr>
+      </w:pPr>
+      <w:r>
+        <w:rPr>
+          <w:b/>
+          <w:bCs/>
+        </w:rPr>
+        <w:t>Usage:</w:t>
+      </w:r>
+      <w:r>
+        <w:t xml:space="preserve"> Used for digital signatures and certificates. It has known vulnerabilities and is not recommended for security-sensitive applications.</w:t>
+      </w:r>
+    </w:p>
+    <w:p>
+      <w:pPr>
+        <w:numPr>
+          <w:ilvl w:val="0"/>
+          <w:numId w:val="7"/>
         </w:numPr>
       </w:pPr>
       <w:r>
@@ -10780,137 +11219,32 @@
           <w:bCs/>
         </w:rPr>
         <w:lastRenderedPageBreak/>
-        <w:t>Weaponization:</w:t>
-      </w:r>
-      <w:r>
-        <w:t xml:space="preserve"> The attacker then creates a malicious tool or code that can exploit the target's weaknesses. This is like building a tool to break into a house.</w:t>
-      </w:r>
-    </w:p>
-    <w:p>
-      <w:pPr>
-        <w:numPr>
-          <w:ilvl w:val="0"/>
-          <w:numId w:val="5"/>
-        </w:numPr>
-      </w:pPr>
-      <w:r>
+        <w:t>Example Hash:</w:t>
+      </w:r>
+      <w:r>
+        <w:t xml:space="preserve"> 5baa61e4c9b93f3f0682250b6cf8331b6d3c8c0a</w:t>
+      </w:r>
+    </w:p>
+    <w:p>
+      <w:pPr>
         <w:rPr>
           <w:b/>
           <w:bCs/>
         </w:rPr>
-        <w:t>Delivery:</w:t>
-      </w:r>
-      <w:r>
-        <w:t xml:space="preserve"> The attacker sends the malicious tool to the target. This could be through an email attachment or a harmful link.</w:t>
-      </w:r>
-    </w:p>
-    <w:p>
-      <w:pPr>
-        <w:numPr>
-          <w:ilvl w:val="0"/>
-          <w:numId w:val="5"/>
-        </w:numPr>
       </w:pPr>
       <w:r>
         <w:rPr>
           <w:b/>
           <w:bCs/>
         </w:rPr>
-        <w:t>Exploitation:</w:t>
-      </w:r>
-      <w:r>
-        <w:t xml:space="preserve"> When the target opens the malicious tool or link, it activates and starts causing harm. This is like the attacker breaking into the house using the tool.</w:t>
+        <w:t>3. SHA-2 (Secure Hash Algorithm 2)</w:t>
       </w:r>
     </w:p>
     <w:p>
       <w:pPr>
         <w:numPr>
           <w:ilvl w:val="0"/>
-          <w:numId w:val="5"/>
-        </w:numPr>
-      </w:pPr>
-      <w:r>
-        <w:rPr>
-          <w:b/>
-          <w:bCs/>
-        </w:rPr>
-        <w:t>Installation:</w:t>
-      </w:r>
-      <w:r>
-        <w:t xml:space="preserve"> The attacker installs malicious software on the target's system to stay hidden and keep control. This is like setting up a hidden camera in the house to keep an eye on things.</w:t>
-      </w:r>
-    </w:p>
-    <w:p>
-      <w:pPr>
-        <w:numPr>
-          <w:ilvl w:val="0"/>
-          <w:numId w:val="5"/>
-        </w:numPr>
-      </w:pPr>
-      <w:r>
-        <w:rPr>
-          <w:b/>
-          <w:bCs/>
-        </w:rPr>
-        <w:t>Command and Control:</w:t>
-      </w:r>
-      <w:r>
-        <w:t xml:space="preserve"> The attacker communicates with the installed malware to control it and issue commands. This is like the attacker using a remote control to manage the hidden camera.</w:t>
-      </w:r>
-    </w:p>
-    <w:p>
-      <w:pPr>
-        <w:numPr>
-          <w:ilvl w:val="0"/>
-          <w:numId w:val="5"/>
-        </w:numPr>
-      </w:pPr>
-      <w:r>
-        <w:rPr>
-          <w:b/>
-          <w:bCs/>
-        </w:rPr>
-        <w:t>Actions on Objectives:</w:t>
-      </w:r>
-      <w:r>
-        <w:t xml:space="preserve"> Finally, the attacker achieves their goal, such as stealing data or damaging systems. This is like the attacker finding and taking valuable items from the house.</w:t>
-      </w:r>
-    </w:p>
-    <w:p>
-      <w:r>
-        <w:t>By understanding these steps, organizations can better protect themselves by stopping the attack at any stage.</w:t>
-      </w:r>
-    </w:p>
-    <w:p>
-      <w:r>
-        <w:t>What are  different hashes?</w:t>
-      </w:r>
-    </w:p>
-    <w:p>
-      <w:r>
-        <w:t>Hashes are used to convert data into a fixed-size string of characters, which is usually a digest that represents the original data. Different types of hash functions are used for various purposes in computing and cybersecurity. Here are some common types:</w:t>
-      </w:r>
-    </w:p>
-    <w:p>
-      <w:pPr>
-        <w:rPr>
-          <w:b/>
-          <w:bCs/>
-        </w:rPr>
-      </w:pPr>
-      <w:r>
-        <w:rPr>
-          <w:b/>
-          <w:bCs/>
-        </w:rPr>
-        <w:t>1. MD5 (Message Digest Algorithm 5)</w:t>
-      </w:r>
-    </w:p>
-    <w:p>
-      <w:pPr>
-        <w:numPr>
-          <w:ilvl w:val="0"/>
-          <w:numId w:val="6"/>
+          <w:numId w:val="8"/>
         </w:numPr>
       </w:pPr>
       <w:r>
@@ -10921,14 +11255,14 @@
         <w:t>Output Length:</w:t>
       </w:r>
       <w:r>
-        <w:t xml:space="preserve"> 128 bits (16 bytes)</w:t>
+        <w:t xml:space="preserve"> Includes several variants, such as SHA-224, SHA-256, SHA-384, and SHA-512.</w:t>
       </w:r>
     </w:p>
     <w:p>
       <w:pPr>
         <w:numPr>
           <w:ilvl w:val="0"/>
-          <w:numId w:val="6"/>
+          <w:numId w:val="8"/>
         </w:numPr>
       </w:pPr>
       <w:r>
@@ -10939,14 +11273,14 @@
         <w:t>Usage:</w:t>
       </w:r>
       <w:r>
-        <w:t xml:space="preserve"> Commonly used for checksums and verifying data integrity. However, it's considered weak due to vulnerabilities that allow for hash collisions (two different inputs producing the same hash).</w:t>
+        <w:t xml:space="preserve"> Widely used in security protocols, including SSL/TLS and cryptocurrencies. SHA-256 is especially popular.</w:t>
       </w:r>
     </w:p>
     <w:p>
       <w:pPr>
         <w:numPr>
           <w:ilvl w:val="0"/>
-          <w:numId w:val="6"/>
+          <w:numId w:val="8"/>
         </w:numPr>
       </w:pPr>
       <w:r>
@@ -10954,10 +11288,10 @@
           <w:b/>
           <w:bCs/>
         </w:rPr>
-        <w:t>Example Hash:</w:t>
-      </w:r>
-      <w:r>
-        <w:t xml:space="preserve"> d41d8cd98f00b204e9800998ecf8427e</w:t>
+        <w:t>Example Hash (SHA-256):</w:t>
+      </w:r>
+      <w:r>
+        <w:t xml:space="preserve"> e99a18c428cb38d5f260853678922e03abd73f01b6d4a4d5d1e4f51f8d35a7e0</w:t>
       </w:r>
     </w:p>
     <w:p>
@@ -10972,14 +11306,14 @@
           <w:b/>
           <w:bCs/>
         </w:rPr>
-        <w:t>2. SHA-1 (Secure Hash Algorithm 1)</w:t>
+        <w:t>4. SHA-3 (Secure Hash Algorithm 3)</w:t>
       </w:r>
     </w:p>
     <w:p>
       <w:pPr>
         <w:numPr>
           <w:ilvl w:val="0"/>
-          <w:numId w:val="7"/>
+          <w:numId w:val="9"/>
         </w:numPr>
       </w:pPr>
       <w:r>
@@ -10990,14 +11324,14 @@
         <w:t>Output Length:</w:t>
       </w:r>
       <w:r>
-        <w:t xml:space="preserve"> 160 bits (20 bytes)</w:t>
+        <w:t xml:space="preserve"> Includes variants such as SHA3-224, SHA3-256, SHA3-384, and SHA3-512.</w:t>
       </w:r>
     </w:p>
     <w:p>
       <w:pPr>
         <w:numPr>
           <w:ilvl w:val="0"/>
-          <w:numId w:val="7"/>
+          <w:numId w:val="9"/>
         </w:numPr>
       </w:pPr>
       <w:r>
@@ -11008,14 +11342,14 @@
         <w:t>Usage:</w:t>
       </w:r>
       <w:r>
-        <w:t xml:space="preserve"> Used for digital signatures and certificates. It has known vulnerabilities and is not recommended for security-sensitive applications.</w:t>
+        <w:t xml:space="preserve"> The latest member of the Secure Hash Algorithm family, designed to provide higher security margins and different internal structure compared to SHA-2.</w:t>
       </w:r>
     </w:p>
     <w:p>
       <w:pPr>
         <w:numPr>
           <w:ilvl w:val="0"/>
-          <w:numId w:val="7"/>
+          <w:numId w:val="9"/>
         </w:numPr>
       </w:pPr>
       <w:r>
@@ -11023,32 +11357,170 @@
           <w:b/>
           <w:bCs/>
         </w:rPr>
-        <w:t>Example Hash:</w:t>
-      </w:r>
-      <w:r>
-        <w:t xml:space="preserve"> 5baa61e4c9b93f3f0682250b6cf8331b6d3c8c0a</w:t>
-      </w:r>
-    </w:p>
-    <w:p>
-      <w:pPr>
+        <w:t>Example Hash (SHA3-256):</w:t>
+      </w:r>
+      <w:r>
+        <w:t xml:space="preserve"> 6dcd4ce23d88e2f4c27f7d70fd679e68f4c5c6a8b9b9e9c89f8e8d59e8a72f07</w:t>
+      </w:r>
+    </w:p>
+    <w:p/>
+    <w:p/>
+    <w:p/>
+    <w:p>
+      <w:r>
+        <w:t xml:space="preserve">In cybersecurity, </w:t>
+      </w:r>
+      <w:r>
         <w:rPr>
           <w:b/>
           <w:bCs/>
         </w:rPr>
-      </w:pPr>
-      <w:r>
+        <w:t>artifacts</w:t>
+      </w:r>
+      <w:r>
+        <w:t xml:space="preserve"> are bits of evidence or data left behind by activities on a computer or network. They help investigators understand what happened during a security incident. Here’s a simple breakdown with examples:</w:t>
+      </w:r>
+    </w:p>
+    <w:p>
+      <w:pPr>
         <w:rPr>
           <w:b/>
           <w:bCs/>
         </w:rPr>
-        <w:t>3. SHA-2 (Secure Hash Algorithm 2)</w:t>
+      </w:pPr>
+      <w:r>
+        <w:rPr>
+          <w:b/>
+          <w:bCs/>
+        </w:rPr>
+        <w:t>1. Log Files</w:t>
       </w:r>
     </w:p>
     <w:p>
       <w:pPr>
         <w:numPr>
           <w:ilvl w:val="0"/>
-          <w:numId w:val="8"/>
+          <w:numId w:val="10"/>
+        </w:numPr>
+      </w:pPr>
+      <w:r>
+        <w:rPr>
+          <w:b/>
+          <w:bCs/>
+        </w:rPr>
+        <w:t>Definition:</w:t>
+      </w:r>
+      <w:r>
+        <w:t xml:space="preserve"> Records of activities on a system or network.</w:t>
+      </w:r>
+    </w:p>
+    <w:p>
+      <w:pPr>
+        <w:numPr>
+          <w:ilvl w:val="0"/>
+          <w:numId w:val="10"/>
+        </w:numPr>
+      </w:pPr>
+      <w:r>
+        <w:rPr>
+          <w:b/>
+          <w:bCs/>
+        </w:rPr>
+        <w:t>Example:</w:t>
+      </w:r>
+      <w:r>
+        <w:t xml:space="preserve"> A log file showing failed login attempts can indicate someone trying to break into an account.</w:t>
+      </w:r>
+    </w:p>
+    <w:p>
+      <w:pPr>
+        <w:rPr>
+          <w:b/>
+          <w:bCs/>
+        </w:rPr>
+      </w:pPr>
+      <w:r>
+        <w:rPr>
+          <w:b/>
+          <w:bCs/>
+        </w:rPr>
+        <w:t>2. File Metadata</w:t>
+      </w:r>
+    </w:p>
+    <w:p>
+      <w:pPr>
+        <w:numPr>
+          <w:ilvl w:val="0"/>
+          <w:numId w:val="11"/>
+        </w:numPr>
+      </w:pPr>
+      <w:r>
+        <w:rPr>
+          <w:b/>
+          <w:bCs/>
+        </w:rPr>
+        <w:t>Definition:</w:t>
+      </w:r>
+      <w:r>
+        <w:t xml:space="preserve"> Information about files, like when they were created or last modified.</w:t>
+      </w:r>
+    </w:p>
+    <w:p>
+      <w:pPr>
+        <w:numPr>
+          <w:ilvl w:val="0"/>
+          <w:numId w:val="11"/>
+        </w:numPr>
+      </w:pPr>
+      <w:r>
+        <w:rPr>
+          <w:b/>
+          <w:bCs/>
+        </w:rPr>
+        <w:t>Example:</w:t>
+      </w:r>
+      <w:r>
+        <w:t xml:space="preserve"> A file’s creation date might help find out when malware was added to a system.</w:t>
+      </w:r>
+    </w:p>
+    <w:p>
+      <w:pPr>
+        <w:rPr>
+          <w:b/>
+          <w:bCs/>
+        </w:rPr>
+      </w:pPr>
+      <w:r>
+        <w:rPr>
+          <w:b/>
+          <w:bCs/>
+        </w:rPr>
+        <w:t>3. Network Traffic</w:t>
+      </w:r>
+    </w:p>
+    <w:p>
+      <w:pPr>
+        <w:numPr>
+          <w:ilvl w:val="0"/>
+          <w:numId w:val="12"/>
+        </w:numPr>
+      </w:pPr>
+      <w:r>
+        <w:rPr>
+          <w:b/>
+          <w:bCs/>
+        </w:rPr>
+        <w:t>Definition:</w:t>
+      </w:r>
+      <w:r>
+        <w:t xml:space="preserve"> Data sent over a network, which can reveal unusual activity.</w:t>
+      </w:r>
+    </w:p>
+    <w:p>
+      <w:pPr>
+        <w:numPr>
+          <w:ilvl w:val="0"/>
+          <w:numId w:val="12"/>
         </w:numPr>
       </w:pPr>
       <w:r>
@@ -11057,155 +11529,32 @@
           <w:bCs/>
         </w:rPr>
         <w:lastRenderedPageBreak/>
-        <w:t>Output Length:</w:t>
-      </w:r>
-      <w:r>
-        <w:t xml:space="preserve"> Includes several variants, such as SHA-224, SHA-256, SHA-384, and SHA-512.</w:t>
-      </w:r>
-    </w:p>
-    <w:p>
-      <w:pPr>
-        <w:numPr>
-          <w:ilvl w:val="0"/>
-          <w:numId w:val="8"/>
-        </w:numPr>
-      </w:pPr>
-      <w:r>
+        <w:t>Example:</w:t>
+      </w:r>
+      <w:r>
+        <w:t xml:space="preserve"> Detecting a lot of data being sent to an unfamiliar website might suggest data theft.</w:t>
+      </w:r>
+    </w:p>
+    <w:p>
+      <w:pPr>
         <w:rPr>
           <w:b/>
           <w:bCs/>
         </w:rPr>
-        <w:t>Usage:</w:t>
-      </w:r>
-      <w:r>
-        <w:t xml:space="preserve"> Widely used in security protocols, including SSL/TLS and cryptocurrencies. SHA-256 is especially popular.</w:t>
-      </w:r>
-    </w:p>
-    <w:p>
-      <w:pPr>
-        <w:numPr>
-          <w:ilvl w:val="0"/>
-          <w:numId w:val="8"/>
-        </w:numPr>
       </w:pPr>
       <w:r>
         <w:rPr>
           <w:b/>
           <w:bCs/>
         </w:rPr>
-        <w:t>Example Hash (SHA-256):</w:t>
-      </w:r>
-      <w:r>
-        <w:t xml:space="preserve"> e99a18c428cb38d5f260853678922e03abd73f01b6d4a4d5d1e4f51f8d35a7e0</w:t>
-      </w:r>
-    </w:p>
-    <w:p>
-      <w:pPr>
-        <w:rPr>
-          <w:b/>
-          <w:bCs/>
-        </w:rPr>
-      </w:pPr>
-      <w:r>
-        <w:rPr>
-          <w:b/>
-          <w:bCs/>
-        </w:rPr>
-        <w:t>4. SHA-3 (Secure Hash Algorithm 3)</w:t>
+        <w:t>4. Registry Entries (Windows)</w:t>
       </w:r>
     </w:p>
     <w:p>
       <w:pPr>
         <w:numPr>
           <w:ilvl w:val="0"/>
-          <w:numId w:val="9"/>
-        </w:numPr>
-      </w:pPr>
-      <w:r>
-        <w:rPr>
-          <w:b/>
-          <w:bCs/>
-        </w:rPr>
-        <w:t>Output Length:</w:t>
-      </w:r>
-      <w:r>
-        <w:t xml:space="preserve"> Includes variants such as SHA3-224, SHA3-256, SHA3-384, and SHA3-512.</w:t>
-      </w:r>
-    </w:p>
-    <w:p>
-      <w:pPr>
-        <w:numPr>
-          <w:ilvl w:val="0"/>
-          <w:numId w:val="9"/>
-        </w:numPr>
-      </w:pPr>
-      <w:r>
-        <w:rPr>
-          <w:b/>
-          <w:bCs/>
-        </w:rPr>
-        <w:t>Usage:</w:t>
-      </w:r>
-      <w:r>
-        <w:t xml:space="preserve"> The latest member of the Secure Hash Algorithm family, designed to provide higher security margins and different internal structure compared to SHA-2.</w:t>
-      </w:r>
-    </w:p>
-    <w:p>
-      <w:pPr>
-        <w:numPr>
-          <w:ilvl w:val="0"/>
-          <w:numId w:val="9"/>
-        </w:numPr>
-      </w:pPr>
-      <w:r>
-        <w:rPr>
-          <w:b/>
-          <w:bCs/>
-        </w:rPr>
-        <w:t>Example Hash (SHA3-256):</w:t>
-      </w:r>
-      <w:r>
-        <w:t xml:space="preserve"> 6dcd4ce23d88e2f4c27f7d70fd679e68f4c5c6a8b9b9e9c89f8e8d59e8a72f07</w:t>
-      </w:r>
-    </w:p>
-    <w:p/>
-    <w:p/>
-    <w:p/>
-    <w:p>
-      <w:r>
-        <w:t xml:space="preserve">In cybersecurity, </w:t>
-      </w:r>
-      <w:r>
-        <w:rPr>
-          <w:b/>
-          <w:bCs/>
-        </w:rPr>
-        <w:t>artifacts</w:t>
-      </w:r>
-      <w:r>
-        <w:t xml:space="preserve"> are bits of evidence or data left behind by activities on a computer or network. They help investigators understand what happened during a security incident. Here’s a simple breakdown with examples:</w:t>
-      </w:r>
-    </w:p>
-    <w:p>
-      <w:pPr>
-        <w:rPr>
-          <w:b/>
-          <w:bCs/>
-        </w:rPr>
-      </w:pPr>
-      <w:r>
-        <w:rPr>
-          <w:b/>
-          <w:bCs/>
-        </w:rPr>
-        <w:t>1. Log Files</w:t>
-      </w:r>
-    </w:p>
-    <w:p>
-      <w:pPr>
-        <w:numPr>
-          <w:ilvl w:val="0"/>
-          <w:numId w:val="10"/>
+          <w:numId w:val="13"/>
         </w:numPr>
       </w:pPr>
       <w:r>
@@ -11216,14 +11565,14 @@
         <w:t>Definition:</w:t>
       </w:r>
       <w:r>
-        <w:t xml:space="preserve"> Records of activities on a system or network.</w:t>
+        <w:t xml:space="preserve"> Settings and information stored in the Windows Registry.</w:t>
       </w:r>
     </w:p>
     <w:p>
       <w:pPr>
         <w:numPr>
           <w:ilvl w:val="0"/>
-          <w:numId w:val="10"/>
+          <w:numId w:val="13"/>
         </w:numPr>
       </w:pPr>
       <w:r>
@@ -11234,7 +11583,7 @@
         <w:t>Example:</w:t>
       </w:r>
       <w:r>
-        <w:t xml:space="preserve"> A log file showing failed login attempts can indicate someone trying to break into an account.</w:t>
+        <w:t xml:space="preserve"> Registry entries showing a new, unexpected startup program could indicate malware.</w:t>
       </w:r>
     </w:p>
     <w:p>
@@ -11249,14 +11598,14 @@
           <w:b/>
           <w:bCs/>
         </w:rPr>
-        <w:t>2. File Metadata</w:t>
+        <w:t>5. File System Artifacts</w:t>
       </w:r>
     </w:p>
     <w:p>
       <w:pPr>
         <w:numPr>
           <w:ilvl w:val="0"/>
-          <w:numId w:val="11"/>
+          <w:numId w:val="14"/>
         </w:numPr>
       </w:pPr>
       <w:r>
@@ -11267,14 +11616,14 @@
         <w:t>Definition:</w:t>
       </w:r>
       <w:r>
-        <w:t xml:space="preserve"> Information about files, like when they were created or last modified.</w:t>
+        <w:t xml:space="preserve"> Data about files and directories on a disk.</w:t>
       </w:r>
     </w:p>
     <w:p>
       <w:pPr>
         <w:numPr>
           <w:ilvl w:val="0"/>
-          <w:numId w:val="11"/>
+          <w:numId w:val="14"/>
         </w:numPr>
       </w:pPr>
       <w:r>
@@ -11285,7 +11634,7 @@
         <w:t>Example:</w:t>
       </w:r>
       <w:r>
-        <w:t xml:space="preserve"> A file’s creation date might help find out when malware was added to a system.</w:t>
+        <w:t xml:space="preserve"> Finding hidden files that were recently added could point to a hacker’s tools.</w:t>
       </w:r>
     </w:p>
     <w:p>
@@ -11300,14 +11649,14 @@
           <w:b/>
           <w:bCs/>
         </w:rPr>
-        <w:t>3. Network Traffic</w:t>
+        <w:t>6. Temporary Files</w:t>
       </w:r>
     </w:p>
     <w:p>
       <w:pPr>
         <w:numPr>
           <w:ilvl w:val="0"/>
-          <w:numId w:val="12"/>
+          <w:numId w:val="15"/>
         </w:numPr>
       </w:pPr>
       <w:r>
@@ -11318,14 +11667,14 @@
         <w:t>Definition:</w:t>
       </w:r>
       <w:r>
-        <w:t xml:space="preserve"> Data sent over a network, which can reveal unusual activity.</w:t>
+        <w:t xml:space="preserve"> Files created temporarily by programs or systems.</w:t>
       </w:r>
     </w:p>
     <w:p>
       <w:pPr>
         <w:numPr>
           <w:ilvl w:val="0"/>
-          <w:numId w:val="12"/>
+          <w:numId w:val="15"/>
         </w:numPr>
       </w:pPr>
       <w:r>
@@ -11336,7 +11685,7 @@
         <w:t>Example:</w:t>
       </w:r>
       <w:r>
-        <w:t xml:space="preserve"> Detecting a lot of data being sent to an unfamiliar website might suggest data theft.</w:t>
+        <w:t xml:space="preserve"> A temporary file containing a suspicious script might show that malware was executed recently.</w:t>
       </w:r>
     </w:p>
     <w:p>
@@ -11351,14 +11700,855 @@
           <w:b/>
           <w:bCs/>
         </w:rPr>
-        <w:t>4. Registry Entries (Windows)</w:t>
+        <w:t>7. Browser Artifacts</w:t>
       </w:r>
     </w:p>
     <w:p>
       <w:pPr>
         <w:numPr>
           <w:ilvl w:val="0"/>
-          <w:numId w:val="13"/>
+          <w:numId w:val="16"/>
+        </w:numPr>
+      </w:pPr>
+      <w:r>
+        <w:rPr>
+          <w:b/>
+          <w:bCs/>
+        </w:rPr>
+        <w:t>Definition:</w:t>
+      </w:r>
+      <w:r>
+        <w:t xml:space="preserve"> Data from web browsers, like cookies or history.</w:t>
+      </w:r>
+    </w:p>
+    <w:p>
+      <w:pPr>
+        <w:numPr>
+          <w:ilvl w:val="0"/>
+          <w:numId w:val="16"/>
+        </w:numPr>
+      </w:pPr>
+      <w:r>
+        <w:rPr>
+          <w:b/>
+          <w:bCs/>
+        </w:rPr>
+        <w:t>Example:</w:t>
+      </w:r>
+      <w:r>
+        <w:t xml:space="preserve"> Browser history showing visits to strange or suspicious sites might indicate a phishing attack.</w:t>
+      </w:r>
+    </w:p>
+    <w:p>
+      <w:pPr>
+        <w:rPr>
+          <w:b/>
+          <w:bCs/>
+        </w:rPr>
+      </w:pPr>
+      <w:r>
+        <w:rPr>
+          <w:b/>
+          <w:bCs/>
+        </w:rPr>
+        <w:t>8. System Dumps</w:t>
+      </w:r>
+    </w:p>
+    <w:p>
+      <w:pPr>
+        <w:numPr>
+          <w:ilvl w:val="0"/>
+          <w:numId w:val="17"/>
+        </w:numPr>
+      </w:pPr>
+      <w:r>
+        <w:rPr>
+          <w:b/>
+          <w:bCs/>
+        </w:rPr>
+        <w:t>Definition:</w:t>
+      </w:r>
+      <w:r>
+        <w:t xml:space="preserve"> Snapshots of a system’s memory taken at a specific time.</w:t>
+      </w:r>
+    </w:p>
+    <w:p>
+      <w:pPr>
+        <w:numPr>
+          <w:ilvl w:val="0"/>
+          <w:numId w:val="17"/>
+        </w:numPr>
+      </w:pPr>
+      <w:r>
+        <w:rPr>
+          <w:b/>
+          <w:bCs/>
+        </w:rPr>
+        <w:t>Example:</w:t>
+      </w:r>
+      <w:r>
+        <w:t xml:space="preserve"> A system dump revealing strange processes running could help identify malware.</w:t>
+      </w:r>
+    </w:p>
+    <w:p>
+      <w:pPr>
+        <w:rPr>
+          <w:b/>
+          <w:bCs/>
+        </w:rPr>
+      </w:pPr>
+      <w:r>
+        <w:rPr>
+          <w:b/>
+          <w:bCs/>
+        </w:rPr>
+        <w:t>9. Configuration Files</w:t>
+      </w:r>
+    </w:p>
+    <w:p>
+      <w:pPr>
+        <w:numPr>
+          <w:ilvl w:val="0"/>
+          <w:numId w:val="18"/>
+        </w:numPr>
+      </w:pPr>
+      <w:r>
+        <w:rPr>
+          <w:b/>
+          <w:bCs/>
+        </w:rPr>
+        <w:t>Definition:</w:t>
+      </w:r>
+      <w:r>
+        <w:t xml:space="preserve"> Files that store system or application settings.</w:t>
+      </w:r>
+    </w:p>
+    <w:p>
+      <w:pPr>
+        <w:numPr>
+          <w:ilvl w:val="0"/>
+          <w:numId w:val="18"/>
+        </w:numPr>
+      </w:pPr>
+      <w:r>
+        <w:rPr>
+          <w:b/>
+          <w:bCs/>
+        </w:rPr>
+        <w:t>Example:</w:t>
+      </w:r>
+      <w:r>
+        <w:t xml:space="preserve"> A configuration file changed to include new, unauthorized settings might be used by an attacker to maintain control.</w:t>
+      </w:r>
+    </w:p>
+    <w:p>
+      <w:pPr>
+        <w:rPr>
+          <w:b/>
+          <w:bCs/>
+        </w:rPr>
+      </w:pPr>
+      <w:r>
+        <w:rPr>
+          <w:b/>
+          <w:bCs/>
+        </w:rPr>
+        <w:t>10. Executable Files</w:t>
+      </w:r>
+    </w:p>
+    <w:p>
+      <w:pPr>
+        <w:numPr>
+          <w:ilvl w:val="0"/>
+          <w:numId w:val="19"/>
+        </w:numPr>
+      </w:pPr>
+      <w:r>
+        <w:rPr>
+          <w:b/>
+          <w:bCs/>
+        </w:rPr>
+        <w:t>Definition:</w:t>
+      </w:r>
+      <w:r>
+        <w:t xml:space="preserve"> Files that run programs on a computer.</w:t>
+      </w:r>
+    </w:p>
+    <w:p>
+      <w:pPr>
+        <w:numPr>
+          <w:ilvl w:val="0"/>
+          <w:numId w:val="19"/>
+        </w:numPr>
+      </w:pPr>
+      <w:r>
+        <w:rPr>
+          <w:b/>
+          <w:bCs/>
+        </w:rPr>
+        <w:t>Example:</w:t>
+      </w:r>
+      <w:r>
+        <w:t xml:space="preserve"> Finding a new executable file that you didn’t install could indicate malware.</w:t>
+      </w:r>
+    </w:p>
+    <w:p>
+      <w:r>
+        <w:t>In short, artifacts are clues left behind by digital activities, and analyzing them helps understand and address security issues.</w:t>
+      </w:r>
+    </w:p>
+    <w:p/>
+    <w:p/>
+    <w:p/>
+    <w:p/>
+    <w:p>
+      <w:r>
+        <w:t>In cybersecurity, various types of rules and frameworks are used to detect and respond to threats. Here’s a simple explanation of different rules and frameworks:</w:t>
+      </w:r>
+    </w:p>
+    <w:p>
+      <w:pPr>
+        <w:rPr>
+          <w:b/>
+          <w:bCs/>
+        </w:rPr>
+      </w:pPr>
+      <w:r>
+        <w:rPr>
+          <w:b/>
+          <w:bCs/>
+        </w:rPr>
+        <w:t>1. SNORT Rules</w:t>
+      </w:r>
+    </w:p>
+    <w:p>
+      <w:pPr>
+        <w:numPr>
+          <w:ilvl w:val="0"/>
+          <w:numId w:val="20"/>
+        </w:numPr>
+      </w:pPr>
+      <w:r>
+        <w:rPr>
+          <w:b/>
+          <w:bCs/>
+        </w:rPr>
+        <w:t>Definition:</w:t>
+      </w:r>
+      <w:r>
+        <w:t xml:space="preserve"> SNORT is an open-source intrusion detection and prevention system (IDS/IPS). SNORT rules are used to define patterns and behaviors that indicate malicious activity.</w:t>
+      </w:r>
+    </w:p>
+    <w:p>
+      <w:pPr>
+        <w:numPr>
+          <w:ilvl w:val="0"/>
+          <w:numId w:val="20"/>
+        </w:numPr>
+      </w:pPr>
+      <w:r>
+        <w:rPr>
+          <w:b/>
+          <w:bCs/>
+        </w:rPr>
+        <w:t>Format:</w:t>
+      </w:r>
+      <w:r>
+        <w:t xml:space="preserve"> Rules are written in a specific syntax that includes conditions and actions. For example, a SNORT rule might look for specific patterns in network traffic and trigger an alert if those patterns are detected.</w:t>
+      </w:r>
+    </w:p>
+    <w:p>
+      <w:pPr>
+        <w:numPr>
+          <w:ilvl w:val="0"/>
+          <w:numId w:val="20"/>
+        </w:numPr>
+      </w:pPr>
+      <w:r>
+        <w:rPr>
+          <w:b/>
+          <w:bCs/>
+        </w:rPr>
+        <w:t>Example:</w:t>
+      </w:r>
+    </w:p>
+    <w:p>
+      <w:r>
+        <w:t>css</w:t>
+      </w:r>
+    </w:p>
+    <w:p>
+      <w:r>
+        <w:t>Copy code</w:t>
+      </w:r>
+    </w:p>
+    <w:p>
+      <w:r>
+        <w:t>alert tcp $EXTERNAL_NET any -&gt; $HOME_NET 80 (msg:"Possible SQL Injection"; content:"union select"; nocase; sid:1000001;)</w:t>
+      </w:r>
+    </w:p>
+    <w:p>
+      <w:r>
+        <w:t>This rule generates an alert if SQL injection patterns are detected in HTTP traffic.</w:t>
+      </w:r>
+    </w:p>
+    <w:p>
+      <w:pPr>
+        <w:rPr>
+          <w:b/>
+          <w:bCs/>
+        </w:rPr>
+      </w:pPr>
+      <w:r>
+        <w:rPr>
+          <w:b/>
+          <w:bCs/>
+        </w:rPr>
+        <w:t>2. YARA Rules</w:t>
+      </w:r>
+    </w:p>
+    <w:p>
+      <w:pPr>
+        <w:numPr>
+          <w:ilvl w:val="0"/>
+          <w:numId w:val="21"/>
+        </w:numPr>
+      </w:pPr>
+      <w:r>
+        <w:rPr>
+          <w:b/>
+          <w:bCs/>
+        </w:rPr>
+        <w:t>Definition:</w:t>
+      </w:r>
+      <w:r>
+        <w:t xml:space="preserve"> YARA is a tool used for identifying and classifying malware by defining patterns in files or memory. YARA rules are used to match specific byte patterns or strings in files.</w:t>
+      </w:r>
+    </w:p>
+    <w:p>
+      <w:pPr>
+        <w:numPr>
+          <w:ilvl w:val="0"/>
+          <w:numId w:val="21"/>
+        </w:numPr>
+      </w:pPr>
+      <w:r>
+        <w:rPr>
+          <w:b/>
+          <w:bCs/>
+        </w:rPr>
+        <w:t>Format:</w:t>
+      </w:r>
+      <w:r>
+        <w:t xml:space="preserve"> Rules are written in a flexible syntax that includes strings and conditions to identify specific file characteristics.</w:t>
+      </w:r>
+    </w:p>
+    <w:p>
+      <w:pPr>
+        <w:numPr>
+          <w:ilvl w:val="0"/>
+          <w:numId w:val="21"/>
+        </w:numPr>
+      </w:pPr>
+      <w:r>
+        <w:rPr>
+          <w:b/>
+          <w:bCs/>
+        </w:rPr>
+        <w:t>Example:</w:t>
+      </w:r>
+    </w:p>
+    <w:p>
+      <w:r>
+        <w:t>bash</w:t>
+      </w:r>
+    </w:p>
+    <w:p>
+      <w:r>
+        <w:t>Copy code</w:t>
+      </w:r>
+    </w:p>
+    <w:p>
+      <w:r>
+        <w:t>rule ExampleRule</w:t>
+      </w:r>
+    </w:p>
+    <w:p>
+      <w:r>
+        <w:t>{</w:t>
+      </w:r>
+    </w:p>
+    <w:p>
+      <w:r>
+        <w:t xml:space="preserve">    strings:</w:t>
+      </w:r>
+    </w:p>
+    <w:p>
+      <w:r>
+        <w:t xml:space="preserve">        $a = "malicious_code"</w:t>
+      </w:r>
+    </w:p>
+    <w:p>
+      <w:r>
+        <w:lastRenderedPageBreak/>
+        <w:t xml:space="preserve">    condition:</w:t>
+      </w:r>
+    </w:p>
+    <w:p>
+      <w:r>
+        <w:t xml:space="preserve">        $a</w:t>
+      </w:r>
+    </w:p>
+    <w:p>
+      <w:r>
+        <w:t>}</w:t>
+      </w:r>
+    </w:p>
+    <w:p>
+      <w:r>
+        <w:t>This YARA rule detects files containing the string "malicious_code."</w:t>
+      </w:r>
+    </w:p>
+    <w:p>
+      <w:pPr>
+        <w:rPr>
+          <w:b/>
+          <w:bCs/>
+        </w:rPr>
+      </w:pPr>
+      <w:r>
+        <w:rPr>
+          <w:b/>
+          <w:bCs/>
+        </w:rPr>
+        <w:t>3. SIGMA Rules</w:t>
+      </w:r>
+    </w:p>
+    <w:p>
+      <w:pPr>
+        <w:numPr>
+          <w:ilvl w:val="0"/>
+          <w:numId w:val="22"/>
+        </w:numPr>
+      </w:pPr>
+      <w:r>
+        <w:rPr>
+          <w:b/>
+          <w:bCs/>
+        </w:rPr>
+        <w:t>Definition:</w:t>
+      </w:r>
+      <w:r>
+        <w:t xml:space="preserve"> SIGMA is an open standard for writing and sharing detection rules for log-based data. SIGMA rules help identify suspicious activities in log files and other security data.</w:t>
+      </w:r>
+    </w:p>
+    <w:p>
+      <w:pPr>
+        <w:numPr>
+          <w:ilvl w:val="0"/>
+          <w:numId w:val="22"/>
+        </w:numPr>
+      </w:pPr>
+      <w:r>
+        <w:rPr>
+          <w:b/>
+          <w:bCs/>
+        </w:rPr>
+        <w:t>Format:</w:t>
+      </w:r>
+      <w:r>
+        <w:t xml:space="preserve"> Rules are written in YAML format and focus on log events, specifying conditions to detect specific patterns or behaviors.</w:t>
+      </w:r>
+    </w:p>
+    <w:p>
+      <w:pPr>
+        <w:numPr>
+          <w:ilvl w:val="0"/>
+          <w:numId w:val="22"/>
+        </w:numPr>
+      </w:pPr>
+      <w:r>
+        <w:rPr>
+          <w:b/>
+          <w:bCs/>
+        </w:rPr>
+        <w:t>Example:</w:t>
+      </w:r>
+    </w:p>
+    <w:p>
+      <w:r>
+        <w:t>yaml</w:t>
+      </w:r>
+    </w:p>
+    <w:p>
+      <w:r>
+        <w:t>Copy code</w:t>
+      </w:r>
+    </w:p>
+    <w:p>
+      <w:r>
+        <w:t>title: Example Detection</w:t>
+      </w:r>
+    </w:p>
+    <w:p>
+      <w:r>
+        <w:t>logsource:</w:t>
+      </w:r>
+    </w:p>
+    <w:p>
+      <w:r>
+        <w:t xml:space="preserve">    category: windows</w:t>
+      </w:r>
+    </w:p>
+    <w:p>
+      <w:r>
+        <w:t xml:space="preserve">    product: windows</w:t>
+      </w:r>
+    </w:p>
+    <w:p>
+      <w:r>
+        <w:t>detection:</w:t>
+      </w:r>
+    </w:p>
+    <w:p>
+      <w:r>
+        <w:t xml:space="preserve">    selection:</w:t>
+      </w:r>
+    </w:p>
+    <w:p>
+      <w:r>
+        <w:t xml:space="preserve">        EventID: 4688</w:t>
+      </w:r>
+    </w:p>
+    <w:p>
+      <w:r>
+        <w:t xml:space="preserve">        NewProcessName: '*malicious.exe'</w:t>
+      </w:r>
+    </w:p>
+    <w:p>
+      <w:r>
+        <w:t xml:space="preserve">    condition: selection</w:t>
+      </w:r>
+    </w:p>
+    <w:p>
+      <w:r>
+        <w:t>This SIGMA rule detects if a process named "malicious.exe" is created on a Windows system.</w:t>
+      </w:r>
+    </w:p>
+    <w:p>
+      <w:pPr>
+        <w:rPr>
+          <w:b/>
+          <w:bCs/>
+        </w:rPr>
+      </w:pPr>
+      <w:r>
+        <w:rPr>
+          <w:b/>
+          <w:bCs/>
+        </w:rPr>
+        <w:t>4. SURICATA Rules</w:t>
+      </w:r>
+    </w:p>
+    <w:p>
+      <w:pPr>
+        <w:numPr>
+          <w:ilvl w:val="0"/>
+          <w:numId w:val="23"/>
+        </w:numPr>
+      </w:pPr>
+      <w:r>
+        <w:rPr>
+          <w:b/>
+          <w:bCs/>
+        </w:rPr>
+        <w:t>Definition:</w:t>
+      </w:r>
+      <w:r>
+        <w:t xml:space="preserve"> Suricata is an open-source IDS/IPS similar to SNORT. Suricata rules are used to detect and block malicious traffic on the network.</w:t>
+      </w:r>
+    </w:p>
+    <w:p>
+      <w:pPr>
+        <w:numPr>
+          <w:ilvl w:val="0"/>
+          <w:numId w:val="23"/>
+        </w:numPr>
+      </w:pPr>
+      <w:r>
+        <w:rPr>
+          <w:b/>
+          <w:bCs/>
+        </w:rPr>
+        <w:t>Format:</w:t>
+      </w:r>
+      <w:r>
+        <w:t xml:space="preserve"> Suricata rules are similar to SNORT rules, with a focus on network traffic and behavior.</w:t>
+      </w:r>
+    </w:p>
+    <w:p>
+      <w:pPr>
+        <w:numPr>
+          <w:ilvl w:val="0"/>
+          <w:numId w:val="23"/>
+        </w:numPr>
+      </w:pPr>
+      <w:r>
+        <w:rPr>
+          <w:b/>
+          <w:bCs/>
+        </w:rPr>
+        <w:t>Example:</w:t>
+      </w:r>
+    </w:p>
+    <w:p>
+      <w:r>
+        <w:t>css</w:t>
+      </w:r>
+    </w:p>
+    <w:p>
+      <w:r>
+        <w:lastRenderedPageBreak/>
+        <w:t>Copy code</w:t>
+      </w:r>
+    </w:p>
+    <w:p>
+      <w:r>
+        <w:t>alert http $EXTERNAL_NET any -&gt; $HOME_NET 80 (msg:"HTTP GET Request"; http.method; content:"GET"; sid:1000002;)</w:t>
+      </w:r>
+    </w:p>
+    <w:p>
+      <w:r>
+        <w:t>This rule triggers an alert for HTTP GET requests in network traffic.</w:t>
+      </w:r>
+    </w:p>
+    <w:p>
+      <w:pPr>
+        <w:rPr>
+          <w:b/>
+          <w:bCs/>
+        </w:rPr>
+      </w:pPr>
+      <w:r>
+        <w:rPr>
+          <w:b/>
+          <w:bCs/>
+        </w:rPr>
+        <w:t>5. BALE (Behavior Analysis and Learning Engine) Rules</w:t>
+      </w:r>
+    </w:p>
+    <w:p>
+      <w:pPr>
+        <w:numPr>
+          <w:ilvl w:val="0"/>
+          <w:numId w:val="24"/>
+        </w:numPr>
+      </w:pPr>
+      <w:r>
+        <w:rPr>
+          <w:b/>
+          <w:bCs/>
+        </w:rPr>
+        <w:t>Definition:</w:t>
+      </w:r>
+      <w:r>
+        <w:t xml:space="preserve"> BALE is a behavior-based detection system. BALE rules are used to identify anomalous behavior patterns rather than specific signatures.</w:t>
+      </w:r>
+    </w:p>
+    <w:p>
+      <w:pPr>
+        <w:numPr>
+          <w:ilvl w:val="0"/>
+          <w:numId w:val="24"/>
+        </w:numPr>
+      </w:pPr>
+      <w:r>
+        <w:rPr>
+          <w:b/>
+          <w:bCs/>
+        </w:rPr>
+        <w:t>Format:</w:t>
+      </w:r>
+      <w:r>
+        <w:t xml:space="preserve"> Rules focus on detecting deviations from normal behavior, rather than looking for known patterns or strings.</w:t>
+      </w:r>
+    </w:p>
+    <w:p>
+      <w:pPr>
+        <w:numPr>
+          <w:ilvl w:val="0"/>
+          <w:numId w:val="24"/>
+        </w:numPr>
+      </w:pPr>
+      <w:r>
+        <w:rPr>
+          <w:b/>
+          <w:bCs/>
+        </w:rPr>
+        <w:t>Example:</w:t>
+      </w:r>
+      <w:r>
+        <w:t xml:space="preserve"> A BALE rule might detect unusual patterns in file access or network traffic that deviate from the established baseline behavior.</w:t>
+      </w:r>
+    </w:p>
+    <w:p>
+      <w:pPr>
+        <w:rPr>
+          <w:b/>
+          <w:bCs/>
+        </w:rPr>
+      </w:pPr>
+      <w:r>
+        <w:rPr>
+          <w:b/>
+          <w:bCs/>
+        </w:rPr>
+        <w:t>Key Differences:</w:t>
+      </w:r>
+    </w:p>
+    <w:p>
+      <w:pPr>
+        <w:numPr>
+          <w:ilvl w:val="0"/>
+          <w:numId w:val="25"/>
+        </w:numPr>
+      </w:pPr>
+      <w:r>
+        <w:rPr>
+          <w:b/>
+          <w:bCs/>
+        </w:rPr>
+        <w:t>SNORT and Suricata:</w:t>
+      </w:r>
+      <w:r>
+        <w:t xml:space="preserve"> Focus on network traffic and use similar rule formats.</w:t>
+      </w:r>
+    </w:p>
+    <w:p>
+      <w:pPr>
+        <w:numPr>
+          <w:ilvl w:val="0"/>
+          <w:numId w:val="25"/>
+        </w:numPr>
+      </w:pPr>
+      <w:r>
+        <w:rPr>
+          <w:b/>
+          <w:bCs/>
+        </w:rPr>
+        <w:t>YARA:</w:t>
+      </w:r>
+      <w:r>
+        <w:t xml:space="preserve"> Used for file and memory analysis, focusing on specific byte patterns or strings.</w:t>
+      </w:r>
+    </w:p>
+    <w:p>
+      <w:pPr>
+        <w:numPr>
+          <w:ilvl w:val="0"/>
+          <w:numId w:val="25"/>
+        </w:numPr>
+      </w:pPr>
+      <w:r>
+        <w:rPr>
+          <w:b/>
+          <w:bCs/>
+        </w:rPr>
+        <w:t>SIGMA:</w:t>
+      </w:r>
+      <w:r>
+        <w:t xml:space="preserve"> Focuses on log-based data and is written in YAML format.</w:t>
+      </w:r>
+    </w:p>
+    <w:p>
+      <w:pPr>
+        <w:numPr>
+          <w:ilvl w:val="0"/>
+          <w:numId w:val="25"/>
+        </w:numPr>
+      </w:pPr>
+      <w:r>
+        <w:rPr>
+          <w:b/>
+          <w:bCs/>
+        </w:rPr>
+        <w:t>BALE:</w:t>
+      </w:r>
+      <w:r>
+        <w:t xml:space="preserve"> Uses behavior-based rules to detect anomalies rather than specific patterns.</w:t>
+      </w:r>
+    </w:p>
+    <w:p>
+      <w:r>
+        <w:t>Each type of rule or framework serves a different purpose in the cybersecurity landscape, allowing for diverse approaches to threat detection and response.</w:t>
+      </w:r>
+    </w:p>
+    <w:p/>
+    <w:p/>
+    <w:p/>
+    <w:p/>
+    <w:p>
+      <w:r>
+        <w:t>SOAR</w:t>
+      </w:r>
+    </w:p>
+    <w:p>
+      <w:r>
+        <w:rPr>
+          <w:b/>
+          <w:bCs/>
+        </w:rPr>
+        <w:t>SIEM</w:t>
+      </w:r>
+      <w:r>
+        <w:t xml:space="preserve"> stands for </w:t>
+      </w:r>
+      <w:r>
+        <w:rPr>
+          <w:b/>
+          <w:bCs/>
+        </w:rPr>
+        <w:t>Security Information and Event Management</w:t>
+      </w:r>
+      <w:r>
+        <w:t>. It's a type of software solution used in cybersecurity to provide real-time analysis, monitoring, and management of security events and incidents across an organization's IT infrastructure. SIEM systems collect and aggregate log data from various sources, such as network devices, servers, and applications, and analyze this data to detect and respond to security threats.</w:t>
+      </w:r>
+    </w:p>
+    <w:p>
+      <w:pPr>
+        <w:rPr>
+          <w:b/>
+          <w:bCs/>
+        </w:rPr>
+      </w:pPr>
+      <w:r>
+        <w:rPr>
+          <w:b/>
+          <w:bCs/>
+        </w:rPr>
+        <w:t>Key Functions of SIEM:</w:t>
+      </w:r>
+    </w:p>
+    <w:p>
+      <w:pPr>
+        <w:numPr>
+          <w:ilvl w:val="0"/>
+          <w:numId w:val="26"/>
+        </w:numPr>
+      </w:pPr>
+      <w:r>
+        <w:rPr>
+          <w:b/>
+          <w:bCs/>
+        </w:rPr>
+        <w:t>Data Collection and Aggregation:</w:t>
+      </w:r>
+    </w:p>
+    <w:p>
+      <w:pPr>
+        <w:numPr>
+          <w:ilvl w:val="1"/>
+          <w:numId w:val="26"/>
         </w:numPr>
       </w:pPr>
       <w:r>
@@ -11367,17 +12557,17 @@
           <w:bCs/>
         </w:rPr>
         <w:lastRenderedPageBreak/>
-        <w:t>Definition:</w:t>
-      </w:r>
-      <w:r>
-        <w:t xml:space="preserve"> Settings and information stored in the Windows Registry.</w:t>
+        <w:t>Description:</w:t>
+      </w:r>
+      <w:r>
+        <w:t xml:space="preserve"> SIEM systems collect log and event data from multiple sources across the network, including servers, firewalls, and security devices.</w:t>
       </w:r>
     </w:p>
     <w:p>
       <w:pPr>
         <w:numPr>
-          <w:ilvl w:val="0"/>
-          <w:numId w:val="13"/>
+          <w:ilvl w:val="1"/>
+          <w:numId w:val="26"/>
         </w:numPr>
       </w:pPr>
       <w:r>
@@ -11388,47 +12578,47 @@
         <w:t>Example:</w:t>
       </w:r>
       <w:r>
-        <w:t xml:space="preserve"> Registry entries showing a new, unexpected startup program could indicate malware.</w:t>
-      </w:r>
-    </w:p>
-    <w:p>
-      <w:pPr>
+        <w:t xml:space="preserve"> Gathering logs from a web server, database, and network firewall into a centralized system.</w:t>
+      </w:r>
+    </w:p>
+    <w:p>
+      <w:pPr>
+        <w:numPr>
+          <w:ilvl w:val="0"/>
+          <w:numId w:val="26"/>
+        </w:numPr>
+      </w:pPr>
+      <w:r>
         <w:rPr>
           <w:b/>
           <w:bCs/>
         </w:rPr>
+        <w:t>Normalization:</w:t>
+      </w:r>
+    </w:p>
+    <w:p>
+      <w:pPr>
+        <w:numPr>
+          <w:ilvl w:val="1"/>
+          <w:numId w:val="26"/>
+        </w:numPr>
       </w:pPr>
       <w:r>
         <w:rPr>
           <w:b/>
           <w:bCs/>
         </w:rPr>
-        <w:t>5. File System Artifacts</w:t>
+        <w:t>Description:</w:t>
+      </w:r>
+      <w:r>
+        <w:t xml:space="preserve"> Converts collected data into a consistent format to make it easier to analyze.</w:t>
       </w:r>
     </w:p>
     <w:p>
       <w:pPr>
         <w:numPr>
-          <w:ilvl w:val="0"/>
-          <w:numId w:val="14"/>
-        </w:numPr>
-      </w:pPr>
-      <w:r>
-        <w:rPr>
-          <w:b/>
-          <w:bCs/>
-        </w:rPr>
-        <w:t>Definition:</w:t>
-      </w:r>
-      <w:r>
-        <w:t xml:space="preserve"> Data about files and directories on a disk.</w:t>
-      </w:r>
-    </w:p>
-    <w:p>
-      <w:pPr>
-        <w:numPr>
-          <w:ilvl w:val="0"/>
-          <w:numId w:val="14"/>
+          <w:ilvl w:val="1"/>
+          <w:numId w:val="26"/>
         </w:numPr>
       </w:pPr>
       <w:r>
@@ -11439,47 +12629,47 @@
         <w:t>Example:</w:t>
       </w:r>
       <w:r>
-        <w:t xml:space="preserve"> Finding hidden files that were recently added could point to a hacker’s tools.</w:t>
-      </w:r>
-    </w:p>
-    <w:p>
-      <w:pPr>
+        <w:t xml:space="preserve"> Converting log entries from different devices into a standardized format.</w:t>
+      </w:r>
+    </w:p>
+    <w:p>
+      <w:pPr>
+        <w:numPr>
+          <w:ilvl w:val="0"/>
+          <w:numId w:val="26"/>
+        </w:numPr>
+      </w:pPr>
+      <w:r>
         <w:rPr>
           <w:b/>
           <w:bCs/>
         </w:rPr>
+        <w:t>Correlation:</w:t>
+      </w:r>
+    </w:p>
+    <w:p>
+      <w:pPr>
+        <w:numPr>
+          <w:ilvl w:val="1"/>
+          <w:numId w:val="26"/>
+        </w:numPr>
       </w:pPr>
       <w:r>
         <w:rPr>
           <w:b/>
           <w:bCs/>
         </w:rPr>
-        <w:t>6. Temporary Files</w:t>
+        <w:t>Description:</w:t>
+      </w:r>
+      <w:r>
+        <w:t xml:space="preserve"> Analyzes data from multiple sources to identify patterns and relationships that could indicate security threats.</w:t>
       </w:r>
     </w:p>
     <w:p>
       <w:pPr>
         <w:numPr>
-          <w:ilvl w:val="0"/>
-          <w:numId w:val="15"/>
-        </w:numPr>
-      </w:pPr>
-      <w:r>
-        <w:rPr>
-          <w:b/>
-          <w:bCs/>
-        </w:rPr>
-        <w:t>Definition:</w:t>
-      </w:r>
-      <w:r>
-        <w:t xml:space="preserve"> Files created temporarily by programs or systems.</w:t>
-      </w:r>
-    </w:p>
-    <w:p>
-      <w:pPr>
-        <w:numPr>
-          <w:ilvl w:val="0"/>
-          <w:numId w:val="15"/>
+          <w:ilvl w:val="1"/>
+          <w:numId w:val="26"/>
         </w:numPr>
       </w:pPr>
       <w:r>
@@ -11490,47 +12680,47 @@
         <w:t>Example:</w:t>
       </w:r>
       <w:r>
-        <w:t xml:space="preserve"> A temporary file containing a suspicious script might show that malware was executed recently.</w:t>
-      </w:r>
-    </w:p>
-    <w:p>
-      <w:pPr>
+        <w:t xml:space="preserve"> Correlating failed login attempts across multiple systems to identify a potential brute-force attack.</w:t>
+      </w:r>
+    </w:p>
+    <w:p>
+      <w:pPr>
+        <w:numPr>
+          <w:ilvl w:val="0"/>
+          <w:numId w:val="26"/>
+        </w:numPr>
+      </w:pPr>
+      <w:r>
         <w:rPr>
           <w:b/>
           <w:bCs/>
         </w:rPr>
+        <w:t>Alerting:</w:t>
+      </w:r>
+    </w:p>
+    <w:p>
+      <w:pPr>
+        <w:numPr>
+          <w:ilvl w:val="1"/>
+          <w:numId w:val="26"/>
+        </w:numPr>
       </w:pPr>
       <w:r>
         <w:rPr>
           <w:b/>
           <w:bCs/>
         </w:rPr>
-        <w:t>7. Browser Artifacts</w:t>
+        <w:t>Description:</w:t>
+      </w:r>
+      <w:r>
+        <w:t xml:space="preserve"> Generates alerts based on predefined rules or anomalies detected during data analysis.</w:t>
       </w:r>
     </w:p>
     <w:p>
       <w:pPr>
         <w:numPr>
-          <w:ilvl w:val="0"/>
-          <w:numId w:val="16"/>
-        </w:numPr>
-      </w:pPr>
-      <w:r>
-        <w:rPr>
-          <w:b/>
-          <w:bCs/>
-        </w:rPr>
-        <w:t>Definition:</w:t>
-      </w:r>
-      <w:r>
-        <w:t xml:space="preserve"> Data from web browsers, like cookies or history.</w:t>
-      </w:r>
-    </w:p>
-    <w:p>
-      <w:pPr>
-        <w:numPr>
-          <w:ilvl w:val="0"/>
-          <w:numId w:val="16"/>
+          <w:ilvl w:val="1"/>
+          <w:numId w:val="26"/>
         </w:numPr>
       </w:pPr>
       <w:r>
@@ -11541,47 +12731,47 @@
         <w:t>Example:</w:t>
       </w:r>
       <w:r>
-        <w:t xml:space="preserve"> Browser history showing visits to strange or suspicious sites might indicate a phishing attack.</w:t>
-      </w:r>
-    </w:p>
-    <w:p>
-      <w:pPr>
+        <w:t xml:space="preserve"> Alerting security teams when suspicious behavior, such as unusual login patterns, is detected.</w:t>
+      </w:r>
+    </w:p>
+    <w:p>
+      <w:pPr>
+        <w:numPr>
+          <w:ilvl w:val="0"/>
+          <w:numId w:val="26"/>
+        </w:numPr>
+      </w:pPr>
+      <w:r>
         <w:rPr>
           <w:b/>
           <w:bCs/>
         </w:rPr>
+        <w:t>Analysis and Reporting:</w:t>
+      </w:r>
+    </w:p>
+    <w:p>
+      <w:pPr>
+        <w:numPr>
+          <w:ilvl w:val="1"/>
+          <w:numId w:val="26"/>
+        </w:numPr>
       </w:pPr>
       <w:r>
         <w:rPr>
           <w:b/>
           <w:bCs/>
         </w:rPr>
-        <w:t>8. System Dumps</w:t>
+        <w:t>Description:</w:t>
+      </w:r>
+      <w:r>
+        <w:t xml:space="preserve"> Provides tools for in-depth analysis of security events and generates reports for compliance and auditing.</w:t>
       </w:r>
     </w:p>
     <w:p>
       <w:pPr>
         <w:numPr>
-          <w:ilvl w:val="0"/>
-          <w:numId w:val="17"/>
-        </w:numPr>
-      </w:pPr>
-      <w:r>
-        <w:rPr>
-          <w:b/>
-          <w:bCs/>
-        </w:rPr>
-        <w:t>Definition:</w:t>
-      </w:r>
-      <w:r>
-        <w:t xml:space="preserve"> Snapshots of a system’s memory taken at a specific time.</w:t>
-      </w:r>
-    </w:p>
-    <w:p>
-      <w:pPr>
-        <w:numPr>
-          <w:ilvl w:val="0"/>
-          <w:numId w:val="17"/>
+          <w:ilvl w:val="1"/>
+          <w:numId w:val="26"/>
         </w:numPr>
       </w:pPr>
       <w:r>
@@ -11592,47 +12782,47 @@
         <w:t>Example:</w:t>
       </w:r>
       <w:r>
-        <w:t xml:space="preserve"> A system dump revealing strange processes running could help identify malware.</w:t>
-      </w:r>
-    </w:p>
-    <w:p>
-      <w:pPr>
+        <w:t xml:space="preserve"> Producing a report on recent security incidents and trends for management review.</w:t>
+      </w:r>
+    </w:p>
+    <w:p>
+      <w:pPr>
+        <w:numPr>
+          <w:ilvl w:val="0"/>
+          <w:numId w:val="26"/>
+        </w:numPr>
+      </w:pPr>
+      <w:r>
         <w:rPr>
           <w:b/>
           <w:bCs/>
         </w:rPr>
+        <w:t>Incident Response:</w:t>
+      </w:r>
+    </w:p>
+    <w:p>
+      <w:pPr>
+        <w:numPr>
+          <w:ilvl w:val="1"/>
+          <w:numId w:val="26"/>
+        </w:numPr>
       </w:pPr>
       <w:r>
         <w:rPr>
           <w:b/>
           <w:bCs/>
         </w:rPr>
-        <w:t>9. Configuration Files</w:t>
+        <w:t>Description:</w:t>
+      </w:r>
+      <w:r>
+        <w:t xml:space="preserve"> Facilitates the response to security incidents by providing actionable insights and integration with other security tools.</w:t>
       </w:r>
     </w:p>
     <w:p>
       <w:pPr>
         <w:numPr>
-          <w:ilvl w:val="0"/>
-          <w:numId w:val="18"/>
-        </w:numPr>
-      </w:pPr>
-      <w:r>
-        <w:rPr>
-          <w:b/>
-          <w:bCs/>
-        </w:rPr>
-        <w:t>Definition:</w:t>
-      </w:r>
-      <w:r>
-        <w:t xml:space="preserve"> Files that store system or application settings.</w:t>
-      </w:r>
-    </w:p>
-    <w:p>
-      <w:pPr>
-        <w:numPr>
-          <w:ilvl w:val="0"/>
-          <w:numId w:val="18"/>
+          <w:ilvl w:val="1"/>
+          <w:numId w:val="26"/>
         </w:numPr>
       </w:pPr>
       <w:r>
@@ -11643,710 +12833,22 @@
         <w:t>Example:</w:t>
       </w:r>
       <w:r>
-        <w:t xml:space="preserve"> A configuration file changed to include new, unauthorized settings might be used by an attacker to maintain control.</w:t>
-      </w:r>
-    </w:p>
-    <w:p>
-      <w:pPr>
+        <w:t xml:space="preserve"> Triggering automated responses or workflows to contain and mitigate identified threats.</w:t>
+      </w:r>
+    </w:p>
+    <w:p>
+      <w:pPr>
+        <w:numPr>
+          <w:ilvl w:val="0"/>
+          <w:numId w:val="26"/>
+        </w:numPr>
+      </w:pPr>
+      <w:r>
         <w:rPr>
           <w:b/>
           <w:bCs/>
         </w:rPr>
-      </w:pPr>
-      <w:r>
-        <w:rPr>
-          <w:b/>
-          <w:bCs/>
-        </w:rPr>
-        <w:t>10. Executable Files</w:t>
-      </w:r>
-    </w:p>
-    <w:p>
-      <w:pPr>
-        <w:numPr>
-          <w:ilvl w:val="0"/>
-          <w:numId w:val="19"/>
-        </w:numPr>
-      </w:pPr>
-      <w:r>
-        <w:rPr>
-          <w:b/>
-          <w:bCs/>
-        </w:rPr>
-        <w:t>Definition:</w:t>
-      </w:r>
-      <w:r>
-        <w:t xml:space="preserve"> Files that run programs on a computer.</w:t>
-      </w:r>
-    </w:p>
-    <w:p>
-      <w:pPr>
-        <w:numPr>
-          <w:ilvl w:val="0"/>
-          <w:numId w:val="19"/>
-        </w:numPr>
-      </w:pPr>
-      <w:r>
-        <w:rPr>
-          <w:b/>
-          <w:bCs/>
-        </w:rPr>
-        <w:t>Example:</w:t>
-      </w:r>
-      <w:r>
-        <w:t xml:space="preserve"> Finding a new executable file that you didn’t install could indicate malware.</w:t>
-      </w:r>
-    </w:p>
-    <w:p>
-      <w:r>
-        <w:t>In short, artifacts are clues left behind by digital activities, and analyzing them helps understand and address security issues.</w:t>
-      </w:r>
-    </w:p>
-    <w:p/>
-    <w:p/>
-    <w:p/>
-    <w:p/>
-    <w:p>
-      <w:r>
-        <w:t>In cybersecurity, various types of rules and frameworks are used to detect and respond to threats. Here’s a simple explanation of different rules and frameworks:</w:t>
-      </w:r>
-    </w:p>
-    <w:p>
-      <w:pPr>
-        <w:rPr>
-          <w:b/>
-          <w:bCs/>
-        </w:rPr>
-      </w:pPr>
-      <w:r>
-        <w:rPr>
-          <w:b/>
-          <w:bCs/>
-        </w:rPr>
-        <w:t>1. SNORT Rules</w:t>
-      </w:r>
-    </w:p>
-    <w:p>
-      <w:pPr>
-        <w:numPr>
-          <w:ilvl w:val="0"/>
-          <w:numId w:val="20"/>
-        </w:numPr>
-      </w:pPr>
-      <w:r>
-        <w:rPr>
-          <w:b/>
-          <w:bCs/>
-        </w:rPr>
-        <w:t>Definition:</w:t>
-      </w:r>
-      <w:r>
-        <w:t xml:space="preserve"> SNORT is an open-source intrusion detection and prevention system (IDS/IPS). SNORT rules are used to define patterns and behaviors that indicate malicious activity.</w:t>
-      </w:r>
-    </w:p>
-    <w:p>
-      <w:pPr>
-        <w:numPr>
-          <w:ilvl w:val="0"/>
-          <w:numId w:val="20"/>
-        </w:numPr>
-      </w:pPr>
-      <w:r>
-        <w:rPr>
-          <w:b/>
-          <w:bCs/>
-        </w:rPr>
-        <w:t>Format:</w:t>
-      </w:r>
-      <w:r>
-        <w:t xml:space="preserve"> Rules are written in a specific syntax that includes conditions and actions. For example, a SNORT rule might look for specific patterns in network traffic and trigger an alert if those patterns are detected.</w:t>
-      </w:r>
-    </w:p>
-    <w:p>
-      <w:pPr>
-        <w:numPr>
-          <w:ilvl w:val="0"/>
-          <w:numId w:val="20"/>
-        </w:numPr>
-      </w:pPr>
-      <w:r>
-        <w:rPr>
-          <w:b/>
-          <w:bCs/>
-        </w:rPr>
-        <w:t>Example:</w:t>
-      </w:r>
-    </w:p>
-    <w:p>
-      <w:r>
-        <w:t>css</w:t>
-      </w:r>
-    </w:p>
-    <w:p>
-      <w:r>
-        <w:t>Copy code</w:t>
-      </w:r>
-    </w:p>
-    <w:p>
-      <w:r>
-        <w:t>alert tcp $EXTERNAL_NET any -&gt; $HOME_NET 80 (msg:"Possible SQL Injection"; content:"union select"; nocase; sid:1000001;)</w:t>
-      </w:r>
-    </w:p>
-    <w:p>
-      <w:r>
-        <w:t>This rule generates an alert if SQL injection patterns are detected in HTTP traffic.</w:t>
-      </w:r>
-    </w:p>
-    <w:p>
-      <w:pPr>
-        <w:rPr>
-          <w:b/>
-          <w:bCs/>
-        </w:rPr>
-      </w:pPr>
-      <w:r>
-        <w:rPr>
-          <w:b/>
-          <w:bCs/>
-        </w:rPr>
-        <w:t>2. YARA Rules</w:t>
-      </w:r>
-    </w:p>
-    <w:p>
-      <w:pPr>
-        <w:numPr>
-          <w:ilvl w:val="0"/>
-          <w:numId w:val="21"/>
-        </w:numPr>
-      </w:pPr>
-      <w:r>
-        <w:rPr>
-          <w:b/>
-          <w:bCs/>
-        </w:rPr>
-        <w:t>Definition:</w:t>
-      </w:r>
-      <w:r>
-        <w:t xml:space="preserve"> YARA is a tool used for identifying and classifying malware by defining patterns in files or memory. YARA rules are used to match specific byte patterns or strings in files.</w:t>
-      </w:r>
-    </w:p>
-    <w:p>
-      <w:pPr>
-        <w:numPr>
-          <w:ilvl w:val="0"/>
-          <w:numId w:val="21"/>
-        </w:numPr>
-      </w:pPr>
-      <w:r>
-        <w:rPr>
-          <w:b/>
-          <w:bCs/>
-        </w:rPr>
-        <w:t>Format:</w:t>
-      </w:r>
-      <w:r>
-        <w:t xml:space="preserve"> Rules are written in a flexible syntax that includes strings and conditions to identify specific file characteristics.</w:t>
-      </w:r>
-    </w:p>
-    <w:p>
-      <w:pPr>
-        <w:numPr>
-          <w:ilvl w:val="0"/>
-          <w:numId w:val="21"/>
-        </w:numPr>
-      </w:pPr>
-      <w:r>
-        <w:rPr>
-          <w:b/>
-          <w:bCs/>
-        </w:rPr>
-        <w:t>Example:</w:t>
-      </w:r>
-    </w:p>
-    <w:p>
-      <w:r>
-        <w:t>bash</w:t>
-      </w:r>
-    </w:p>
-    <w:p>
-      <w:r>
-        <w:t>Copy code</w:t>
-      </w:r>
-    </w:p>
-    <w:p>
-      <w:r>
-        <w:t>rule ExampleRule</w:t>
-      </w:r>
-    </w:p>
-    <w:p>
-      <w:r>
-        <w:t>{</w:t>
-      </w:r>
-    </w:p>
-    <w:p>
-      <w:r>
-        <w:t xml:space="preserve">    strings:</w:t>
-      </w:r>
-    </w:p>
-    <w:p>
-      <w:r>
-        <w:t xml:space="preserve">        $a = "malicious_code"</w:t>
-      </w:r>
-    </w:p>
-    <w:p>
-      <w:r>
-        <w:t xml:space="preserve">    condition:</w:t>
-      </w:r>
-    </w:p>
-    <w:p>
-      <w:r>
-        <w:t xml:space="preserve">        $a</w:t>
-      </w:r>
-    </w:p>
-    <w:p>
-      <w:r>
-        <w:t>}</w:t>
-      </w:r>
-    </w:p>
-    <w:p>
-      <w:r>
-        <w:lastRenderedPageBreak/>
-        <w:t>This YARA rule detects files containing the string "malicious_code."</w:t>
-      </w:r>
-    </w:p>
-    <w:p>
-      <w:pPr>
-        <w:rPr>
-          <w:b/>
-          <w:bCs/>
-        </w:rPr>
-      </w:pPr>
-      <w:r>
-        <w:rPr>
-          <w:b/>
-          <w:bCs/>
-        </w:rPr>
-        <w:t>3. SIGMA Rules</w:t>
-      </w:r>
-    </w:p>
-    <w:p>
-      <w:pPr>
-        <w:numPr>
-          <w:ilvl w:val="0"/>
-          <w:numId w:val="22"/>
-        </w:numPr>
-      </w:pPr>
-      <w:r>
-        <w:rPr>
-          <w:b/>
-          <w:bCs/>
-        </w:rPr>
-        <w:t>Definition:</w:t>
-      </w:r>
-      <w:r>
-        <w:t xml:space="preserve"> SIGMA is an open standard for writing and sharing detection rules for log-based data. SIGMA rules help identify suspicious activities in log files and other security data.</w:t>
-      </w:r>
-    </w:p>
-    <w:p>
-      <w:pPr>
-        <w:numPr>
-          <w:ilvl w:val="0"/>
-          <w:numId w:val="22"/>
-        </w:numPr>
-      </w:pPr>
-      <w:r>
-        <w:rPr>
-          <w:b/>
-          <w:bCs/>
-        </w:rPr>
-        <w:t>Format:</w:t>
-      </w:r>
-      <w:r>
-        <w:t xml:space="preserve"> Rules are written in YAML format and focus on log events, specifying conditions to detect specific patterns or behaviors.</w:t>
-      </w:r>
-    </w:p>
-    <w:p>
-      <w:pPr>
-        <w:numPr>
-          <w:ilvl w:val="0"/>
-          <w:numId w:val="22"/>
-        </w:numPr>
-      </w:pPr>
-      <w:r>
-        <w:rPr>
-          <w:b/>
-          <w:bCs/>
-        </w:rPr>
-        <w:t>Example:</w:t>
-      </w:r>
-    </w:p>
-    <w:p>
-      <w:r>
-        <w:t>yaml</w:t>
-      </w:r>
-    </w:p>
-    <w:p>
-      <w:r>
-        <w:t>Copy code</w:t>
-      </w:r>
-    </w:p>
-    <w:p>
-      <w:r>
-        <w:t>title: Example Detection</w:t>
-      </w:r>
-    </w:p>
-    <w:p>
-      <w:r>
-        <w:t>logsource:</w:t>
-      </w:r>
-    </w:p>
-    <w:p>
-      <w:r>
-        <w:t xml:space="preserve">    category: windows</w:t>
-      </w:r>
-    </w:p>
-    <w:p>
-      <w:r>
-        <w:t xml:space="preserve">    product: windows</w:t>
-      </w:r>
-    </w:p>
-    <w:p>
-      <w:r>
-        <w:t>detection:</w:t>
-      </w:r>
-    </w:p>
-    <w:p>
-      <w:r>
-        <w:t xml:space="preserve">    selection:</w:t>
-      </w:r>
-    </w:p>
-    <w:p>
-      <w:r>
-        <w:t xml:space="preserve">        EventID: 4688</w:t>
-      </w:r>
-    </w:p>
-    <w:p>
-      <w:r>
-        <w:t xml:space="preserve">        NewProcessName: '*malicious.exe'</w:t>
-      </w:r>
-    </w:p>
-    <w:p>
-      <w:r>
-        <w:t xml:space="preserve">    condition: selection</w:t>
-      </w:r>
-    </w:p>
-    <w:p>
-      <w:r>
-        <w:t>This SIGMA rule detects if a process named "malicious.exe" is created on a Windows system.</w:t>
-      </w:r>
-    </w:p>
-    <w:p>
-      <w:pPr>
-        <w:rPr>
-          <w:b/>
-          <w:bCs/>
-        </w:rPr>
-      </w:pPr>
-      <w:r>
-        <w:rPr>
-          <w:b/>
-          <w:bCs/>
-        </w:rPr>
-        <w:t>4. SURICATA Rules</w:t>
-      </w:r>
-    </w:p>
-    <w:p>
-      <w:pPr>
-        <w:numPr>
-          <w:ilvl w:val="0"/>
-          <w:numId w:val="23"/>
-        </w:numPr>
-      </w:pPr>
-      <w:r>
-        <w:rPr>
-          <w:b/>
-          <w:bCs/>
-        </w:rPr>
-        <w:t>Definition:</w:t>
-      </w:r>
-      <w:r>
-        <w:t xml:space="preserve"> Suricata is an open-source IDS/IPS similar to SNORT. Suricata rules are used to detect and block malicious traffic on the network.</w:t>
-      </w:r>
-    </w:p>
-    <w:p>
-      <w:pPr>
-        <w:numPr>
-          <w:ilvl w:val="0"/>
-          <w:numId w:val="23"/>
-        </w:numPr>
-      </w:pPr>
-      <w:r>
-        <w:rPr>
-          <w:b/>
-          <w:bCs/>
-        </w:rPr>
-        <w:t>Format:</w:t>
-      </w:r>
-      <w:r>
-        <w:t xml:space="preserve"> Suricata rules are similar to SNORT rules, with a focus on network traffic and behavior.</w:t>
-      </w:r>
-    </w:p>
-    <w:p>
-      <w:pPr>
-        <w:numPr>
-          <w:ilvl w:val="0"/>
-          <w:numId w:val="23"/>
-        </w:numPr>
-      </w:pPr>
-      <w:r>
-        <w:rPr>
-          <w:b/>
-          <w:bCs/>
-        </w:rPr>
-        <w:t>Example:</w:t>
-      </w:r>
-    </w:p>
-    <w:p>
-      <w:r>
-        <w:t>css</w:t>
-      </w:r>
-    </w:p>
-    <w:p>
-      <w:r>
-        <w:t>Copy code</w:t>
-      </w:r>
-    </w:p>
-    <w:p>
-      <w:r>
-        <w:t>alert http $EXTERNAL_NET any -&gt; $HOME_NET 80 (msg:"HTTP GET Request"; http.method; content:"GET"; sid:1000002;)</w:t>
-      </w:r>
-    </w:p>
-    <w:p>
-      <w:r>
-        <w:lastRenderedPageBreak/>
-        <w:t>This rule triggers an alert for HTTP GET requests in network traffic.</w:t>
-      </w:r>
-    </w:p>
-    <w:p>
-      <w:pPr>
-        <w:rPr>
-          <w:b/>
-          <w:bCs/>
-        </w:rPr>
-      </w:pPr>
-      <w:r>
-        <w:rPr>
-          <w:b/>
-          <w:bCs/>
-        </w:rPr>
-        <w:t>5. BALE (Behavior Analysis and Learning Engine) Rules</w:t>
-      </w:r>
-    </w:p>
-    <w:p>
-      <w:pPr>
-        <w:numPr>
-          <w:ilvl w:val="0"/>
-          <w:numId w:val="24"/>
-        </w:numPr>
-      </w:pPr>
-      <w:r>
-        <w:rPr>
-          <w:b/>
-          <w:bCs/>
-        </w:rPr>
-        <w:t>Definition:</w:t>
-      </w:r>
-      <w:r>
-        <w:t xml:space="preserve"> BALE is a behavior-based detection system. BALE rules are used to identify anomalous behavior patterns rather than specific signatures.</w:t>
-      </w:r>
-    </w:p>
-    <w:p>
-      <w:pPr>
-        <w:numPr>
-          <w:ilvl w:val="0"/>
-          <w:numId w:val="24"/>
-        </w:numPr>
-      </w:pPr>
-      <w:r>
-        <w:rPr>
-          <w:b/>
-          <w:bCs/>
-        </w:rPr>
-        <w:t>Format:</w:t>
-      </w:r>
-      <w:r>
-        <w:t xml:space="preserve"> Rules focus on detecting deviations from normal behavior, rather than looking for known patterns or strings.</w:t>
-      </w:r>
-    </w:p>
-    <w:p>
-      <w:pPr>
-        <w:numPr>
-          <w:ilvl w:val="0"/>
-          <w:numId w:val="24"/>
-        </w:numPr>
-      </w:pPr>
-      <w:r>
-        <w:rPr>
-          <w:b/>
-          <w:bCs/>
-        </w:rPr>
-        <w:t>Example:</w:t>
-      </w:r>
-      <w:r>
-        <w:t xml:space="preserve"> A BALE rule might detect unusual patterns in file access or network traffic that deviate from the established baseline behavior.</w:t>
-      </w:r>
-    </w:p>
-    <w:p>
-      <w:pPr>
-        <w:rPr>
-          <w:b/>
-          <w:bCs/>
-        </w:rPr>
-      </w:pPr>
-      <w:r>
-        <w:rPr>
-          <w:b/>
-          <w:bCs/>
-        </w:rPr>
-        <w:t>Key Differences:</w:t>
-      </w:r>
-    </w:p>
-    <w:p>
-      <w:pPr>
-        <w:numPr>
-          <w:ilvl w:val="0"/>
-          <w:numId w:val="25"/>
-        </w:numPr>
-      </w:pPr>
-      <w:r>
-        <w:rPr>
-          <w:b/>
-          <w:bCs/>
-        </w:rPr>
-        <w:t>SNORT and Suricata:</w:t>
-      </w:r>
-      <w:r>
-        <w:t xml:space="preserve"> Focus on network traffic and use similar rule formats.</w:t>
-      </w:r>
-    </w:p>
-    <w:p>
-      <w:pPr>
-        <w:numPr>
-          <w:ilvl w:val="0"/>
-          <w:numId w:val="25"/>
-        </w:numPr>
-      </w:pPr>
-      <w:r>
-        <w:rPr>
-          <w:b/>
-          <w:bCs/>
-        </w:rPr>
-        <w:t>YARA:</w:t>
-      </w:r>
-      <w:r>
-        <w:t xml:space="preserve"> Used for file and memory analysis, focusing on specific byte patterns or strings.</w:t>
-      </w:r>
-    </w:p>
-    <w:p>
-      <w:pPr>
-        <w:numPr>
-          <w:ilvl w:val="0"/>
-          <w:numId w:val="25"/>
-        </w:numPr>
-      </w:pPr>
-      <w:r>
-        <w:rPr>
-          <w:b/>
-          <w:bCs/>
-        </w:rPr>
-        <w:t>SIGMA:</w:t>
-      </w:r>
-      <w:r>
-        <w:t xml:space="preserve"> Focuses on log-based data and is written in YAML format.</w:t>
-      </w:r>
-    </w:p>
-    <w:p>
-      <w:pPr>
-        <w:numPr>
-          <w:ilvl w:val="0"/>
-          <w:numId w:val="25"/>
-        </w:numPr>
-      </w:pPr>
-      <w:r>
-        <w:rPr>
-          <w:b/>
-          <w:bCs/>
-        </w:rPr>
-        <w:t>BALE:</w:t>
-      </w:r>
-      <w:r>
-        <w:t xml:space="preserve"> Uses behavior-based rules to detect anomalies rather than specific patterns.</w:t>
-      </w:r>
-    </w:p>
-    <w:p>
-      <w:r>
-        <w:t>Each type of rule or framework serves a different purpose in the cybersecurity landscape, allowing for diverse approaches to threat detection and response.</w:t>
-      </w:r>
-    </w:p>
-    <w:p/>
-    <w:p/>
-    <w:p/>
-    <w:p/>
-    <w:p>
-      <w:r>
-        <w:t>SOAR</w:t>
-      </w:r>
-    </w:p>
-    <w:p>
-      <w:r>
-        <w:rPr>
-          <w:b/>
-          <w:bCs/>
-        </w:rPr>
-        <w:t>SIEM</w:t>
-      </w:r>
-      <w:r>
-        <w:t xml:space="preserve"> stands for </w:t>
-      </w:r>
-      <w:r>
-        <w:rPr>
-          <w:b/>
-          <w:bCs/>
-        </w:rPr>
-        <w:t>Security Information and Event Management</w:t>
-      </w:r>
-      <w:r>
-        <w:t>. It's a type of software solution used in cybersecurity to provide real-time analysis, monitoring, and management of security events and incidents across an organization's IT infrastructure. SIEM systems collect and aggregate log data from various sources, such as network devices, servers, and applications, and analyze this data to detect and respond to security threats.</w:t>
-      </w:r>
-    </w:p>
-    <w:p>
-      <w:pPr>
-        <w:rPr>
-          <w:b/>
-          <w:bCs/>
-        </w:rPr>
-      </w:pPr>
-      <w:r>
-        <w:rPr>
-          <w:b/>
-          <w:bCs/>
-        </w:rPr>
-        <w:t>Key Functions of SIEM:</w:t>
-      </w:r>
-    </w:p>
-    <w:p>
-      <w:pPr>
-        <w:numPr>
-          <w:ilvl w:val="0"/>
-          <w:numId w:val="26"/>
-        </w:numPr>
-      </w:pPr>
-      <w:r>
-        <w:rPr>
-          <w:b/>
-          <w:bCs/>
-        </w:rPr>
-        <w:t>Data Collection and Aggregation:</w:t>
+        <w:t>Compliance Monitoring:</w:t>
       </w:r>
     </w:p>
     <w:p>
@@ -12364,31 +12866,13 @@
         <w:t>Description:</w:t>
       </w:r>
       <w:r>
-        <w:t xml:space="preserve"> SIEM systems collect log and event data from multiple sources across the network, including servers, firewalls, and security devices.</w:t>
+        <w:t xml:space="preserve"> Helps ensure adherence to regulatory requirements by tracking and documenting security events and controls.</w:t>
       </w:r>
     </w:p>
     <w:p>
       <w:pPr>
         <w:numPr>
           <w:ilvl w:val="1"/>
-          <w:numId w:val="26"/>
-        </w:numPr>
-      </w:pPr>
-      <w:r>
-        <w:rPr>
-          <w:b/>
-          <w:bCs/>
-        </w:rPr>
-        <w:t>Example:</w:t>
-      </w:r>
-      <w:r>
-        <w:t xml:space="preserve"> Gathering logs from a web server, database, and network firewall into a centralized system.</w:t>
-      </w:r>
-    </w:p>
-    <w:p>
-      <w:pPr>
-        <w:numPr>
-          <w:ilvl w:val="0"/>
           <w:numId w:val="26"/>
         </w:numPr>
       </w:pPr>
@@ -12398,294 +12882,6 @@
           <w:bCs/>
         </w:rPr>
         <w:lastRenderedPageBreak/>
-        <w:t>Normalization:</w:t>
-      </w:r>
-    </w:p>
-    <w:p>
-      <w:pPr>
-        <w:numPr>
-          <w:ilvl w:val="1"/>
-          <w:numId w:val="26"/>
-        </w:numPr>
-      </w:pPr>
-      <w:r>
-        <w:rPr>
-          <w:b/>
-          <w:bCs/>
-        </w:rPr>
-        <w:t>Description:</w:t>
-      </w:r>
-      <w:r>
-        <w:t xml:space="preserve"> Converts collected data into a consistent format to make it easier to analyze.</w:t>
-      </w:r>
-    </w:p>
-    <w:p>
-      <w:pPr>
-        <w:numPr>
-          <w:ilvl w:val="1"/>
-          <w:numId w:val="26"/>
-        </w:numPr>
-      </w:pPr>
-      <w:r>
-        <w:rPr>
-          <w:b/>
-          <w:bCs/>
-        </w:rPr>
-        <w:t>Example:</w:t>
-      </w:r>
-      <w:r>
-        <w:t xml:space="preserve"> Converting log entries from different devices into a standardized format.</w:t>
-      </w:r>
-    </w:p>
-    <w:p>
-      <w:pPr>
-        <w:numPr>
-          <w:ilvl w:val="0"/>
-          <w:numId w:val="26"/>
-        </w:numPr>
-      </w:pPr>
-      <w:r>
-        <w:rPr>
-          <w:b/>
-          <w:bCs/>
-        </w:rPr>
-        <w:t>Correlation:</w:t>
-      </w:r>
-    </w:p>
-    <w:p>
-      <w:pPr>
-        <w:numPr>
-          <w:ilvl w:val="1"/>
-          <w:numId w:val="26"/>
-        </w:numPr>
-      </w:pPr>
-      <w:r>
-        <w:rPr>
-          <w:b/>
-          <w:bCs/>
-        </w:rPr>
-        <w:t>Description:</w:t>
-      </w:r>
-      <w:r>
-        <w:t xml:space="preserve"> Analyzes data from multiple sources to identify patterns and relationships that could indicate security threats.</w:t>
-      </w:r>
-    </w:p>
-    <w:p>
-      <w:pPr>
-        <w:numPr>
-          <w:ilvl w:val="1"/>
-          <w:numId w:val="26"/>
-        </w:numPr>
-      </w:pPr>
-      <w:r>
-        <w:rPr>
-          <w:b/>
-          <w:bCs/>
-        </w:rPr>
-        <w:t>Example:</w:t>
-      </w:r>
-      <w:r>
-        <w:t xml:space="preserve"> Correlating failed login attempts across multiple systems to identify a potential brute-force attack.</w:t>
-      </w:r>
-    </w:p>
-    <w:p>
-      <w:pPr>
-        <w:numPr>
-          <w:ilvl w:val="0"/>
-          <w:numId w:val="26"/>
-        </w:numPr>
-      </w:pPr>
-      <w:r>
-        <w:rPr>
-          <w:b/>
-          <w:bCs/>
-        </w:rPr>
-        <w:t>Alerting:</w:t>
-      </w:r>
-    </w:p>
-    <w:p>
-      <w:pPr>
-        <w:numPr>
-          <w:ilvl w:val="1"/>
-          <w:numId w:val="26"/>
-        </w:numPr>
-      </w:pPr>
-      <w:r>
-        <w:rPr>
-          <w:b/>
-          <w:bCs/>
-        </w:rPr>
-        <w:t>Description:</w:t>
-      </w:r>
-      <w:r>
-        <w:t xml:space="preserve"> Generates alerts based on predefined rules or anomalies detected during data analysis.</w:t>
-      </w:r>
-    </w:p>
-    <w:p>
-      <w:pPr>
-        <w:numPr>
-          <w:ilvl w:val="1"/>
-          <w:numId w:val="26"/>
-        </w:numPr>
-      </w:pPr>
-      <w:r>
-        <w:rPr>
-          <w:b/>
-          <w:bCs/>
-        </w:rPr>
-        <w:t>Example:</w:t>
-      </w:r>
-      <w:r>
-        <w:t xml:space="preserve"> Alerting security teams when suspicious behavior, such as unusual login patterns, is detected.</w:t>
-      </w:r>
-    </w:p>
-    <w:p>
-      <w:pPr>
-        <w:numPr>
-          <w:ilvl w:val="0"/>
-          <w:numId w:val="26"/>
-        </w:numPr>
-      </w:pPr>
-      <w:r>
-        <w:rPr>
-          <w:b/>
-          <w:bCs/>
-        </w:rPr>
-        <w:t>Analysis and Reporting:</w:t>
-      </w:r>
-    </w:p>
-    <w:p>
-      <w:pPr>
-        <w:numPr>
-          <w:ilvl w:val="1"/>
-          <w:numId w:val="26"/>
-        </w:numPr>
-      </w:pPr>
-      <w:r>
-        <w:rPr>
-          <w:b/>
-          <w:bCs/>
-        </w:rPr>
-        <w:t>Description:</w:t>
-      </w:r>
-      <w:r>
-        <w:t xml:space="preserve"> Provides tools for in-depth analysis of security events and generates reports for compliance and auditing.</w:t>
-      </w:r>
-    </w:p>
-    <w:p>
-      <w:pPr>
-        <w:numPr>
-          <w:ilvl w:val="1"/>
-          <w:numId w:val="26"/>
-        </w:numPr>
-      </w:pPr>
-      <w:r>
-        <w:rPr>
-          <w:b/>
-          <w:bCs/>
-        </w:rPr>
-        <w:t>Example:</w:t>
-      </w:r>
-      <w:r>
-        <w:t xml:space="preserve"> Producing a report on recent security incidents and trends for management review.</w:t>
-      </w:r>
-    </w:p>
-    <w:p>
-      <w:pPr>
-        <w:numPr>
-          <w:ilvl w:val="0"/>
-          <w:numId w:val="26"/>
-        </w:numPr>
-      </w:pPr>
-      <w:r>
-        <w:rPr>
-          <w:b/>
-          <w:bCs/>
-        </w:rPr>
-        <w:t>Incident Response:</w:t>
-      </w:r>
-    </w:p>
-    <w:p>
-      <w:pPr>
-        <w:numPr>
-          <w:ilvl w:val="1"/>
-          <w:numId w:val="26"/>
-        </w:numPr>
-      </w:pPr>
-      <w:r>
-        <w:rPr>
-          <w:b/>
-          <w:bCs/>
-        </w:rPr>
-        <w:t>Description:</w:t>
-      </w:r>
-      <w:r>
-        <w:t xml:space="preserve"> Facilitates the response to security incidents by providing actionable insights and integration with other security tools.</w:t>
-      </w:r>
-    </w:p>
-    <w:p>
-      <w:pPr>
-        <w:numPr>
-          <w:ilvl w:val="1"/>
-          <w:numId w:val="26"/>
-        </w:numPr>
-      </w:pPr>
-      <w:r>
-        <w:rPr>
-          <w:b/>
-          <w:bCs/>
-        </w:rPr>
-        <w:t>Example:</w:t>
-      </w:r>
-      <w:r>
-        <w:t xml:space="preserve"> Triggering automated responses or workflows to contain and mitigate identified threats.</w:t>
-      </w:r>
-    </w:p>
-    <w:p>
-      <w:pPr>
-        <w:numPr>
-          <w:ilvl w:val="0"/>
-          <w:numId w:val="26"/>
-        </w:numPr>
-      </w:pPr>
-      <w:r>
-        <w:rPr>
-          <w:b/>
-          <w:bCs/>
-        </w:rPr>
-        <w:t>Compliance Monitoring:</w:t>
-      </w:r>
-    </w:p>
-    <w:p>
-      <w:pPr>
-        <w:numPr>
-          <w:ilvl w:val="1"/>
-          <w:numId w:val="26"/>
-        </w:numPr>
-      </w:pPr>
-      <w:r>
-        <w:rPr>
-          <w:b/>
-          <w:bCs/>
-        </w:rPr>
-        <w:t>Description:</w:t>
-      </w:r>
-      <w:r>
-        <w:t xml:space="preserve"> Helps ensure adherence to regulatory requirements by tracking and documenting security events and controls.</w:t>
-      </w:r>
-    </w:p>
-    <w:p>
-      <w:pPr>
-        <w:numPr>
-          <w:ilvl w:val="1"/>
-          <w:numId w:val="26"/>
-        </w:numPr>
-      </w:pPr>
-      <w:r>
-        <w:rPr>
-          <w:b/>
-          <w:bCs/>
-        </w:rPr>
         <w:t>Example:</w:t>
       </w:r>
       <w:r>
@@ -12737,7 +12933,6 @@
           <w:b/>
           <w:bCs/>
         </w:rPr>
-        <w:lastRenderedPageBreak/>
         <w:t>Improved Threat Detection:</w:t>
       </w:r>
       <w:r>
@@ -17683,6 +17878,7 @@
   <w:style w:type="character" w:default="1" w:styleId="DefaultParagraphFont">
     <w:name w:val="Default Paragraph Font"/>
     <w:uiPriority w:val="1"/>
+    <w:semiHidden/>
     <w:unhideWhenUsed/>
   </w:style>
   <w:style w:type="table" w:default="1" w:styleId="TableNormal">
